--- a/rediseno_2026/4.5 Itinerarios formateados y corregidos/CPA-501 Auditoría Operativa.docx
+++ b/rediseno_2026/4.5 Itinerarios formateados y corregidos/CPA-501 Auditoría Operativa.docx
@@ -85,8 +85,10 @@
         </w:tblBorders>
         <w:tblLayout w:type="fixed"/>
         <w:tblCellMar>
-          <w:left w:w="10" w:type="dxa"/>
-          <w:right w:w="10" w:type="dxa"/>
+          <w:top w:w="40" w:type="dxa"/>
+          <w:left w:w="90" w:type="dxa"/>
+          <w:bottom w:w="40" w:type="dxa"/>
+          <w:right w:w="90" w:type="dxa"/>
         </w:tblCellMar>
         <w:tblLook w:val="04A0" w:firstRow="1" w:lastRow="0" w:firstColumn="1" w:lastColumn="0" w:noHBand="0" w:noVBand="1"/>
       </w:tblPr>
@@ -120,12 +122,6 @@
               <w:right w:val="single" w:sz="6" w:space="0" w:color="1F3864"/>
             </w:tcBorders>
             <w:shd w:val="clear" w:color="auto" w:fill="4472C4"/>
-            <w:tcMar>
-              <w:top w:w="50" w:type="dxa"/>
-              <w:left w:w="90" w:type="dxa"/>
-              <w:bottom w:w="50" w:type="dxa"/>
-              <w:right w:w="90" w:type="dxa"/>
-            </w:tcMar>
             <w:vAlign w:val="center"/>
           </w:tcPr>
           <w:p>
@@ -166,12 +162,6 @@
               <w:right w:val="single" w:sz="6" w:space="0" w:color="1F3864"/>
             </w:tcBorders>
             <w:shd w:val="clear" w:color="auto" w:fill="4472C4"/>
-            <w:tcMar>
-              <w:top w:w="50" w:type="dxa"/>
-              <w:left w:w="90" w:type="dxa"/>
-              <w:bottom w:w="50" w:type="dxa"/>
-              <w:right w:w="90" w:type="dxa"/>
-            </w:tcMar>
             <w:vAlign w:val="center"/>
           </w:tcPr>
           <w:p>
@@ -212,12 +202,6 @@
               <w:right w:val="single" w:sz="6" w:space="0" w:color="1F3864"/>
             </w:tcBorders>
             <w:shd w:val="clear" w:color="auto" w:fill="4472C4"/>
-            <w:tcMar>
-              <w:top w:w="50" w:type="dxa"/>
-              <w:left w:w="90" w:type="dxa"/>
-              <w:bottom w:w="50" w:type="dxa"/>
-              <w:right w:w="90" w:type="dxa"/>
-            </w:tcMar>
             <w:vAlign w:val="center"/>
           </w:tcPr>
           <w:p>
@@ -258,12 +242,6 @@
               <w:right w:val="single" w:sz="6" w:space="0" w:color="1F3864"/>
             </w:tcBorders>
             <w:shd w:val="clear" w:color="auto" w:fill="4472C4"/>
-            <w:tcMar>
-              <w:top w:w="50" w:type="dxa"/>
-              <w:left w:w="90" w:type="dxa"/>
-              <w:bottom w:w="50" w:type="dxa"/>
-              <w:right w:w="90" w:type="dxa"/>
-            </w:tcMar>
             <w:vAlign w:val="center"/>
           </w:tcPr>
           <w:p>
@@ -306,12 +284,6 @@
               <w:right w:val="single" w:sz="6" w:space="0" w:color="1F3864"/>
             </w:tcBorders>
             <w:shd w:val="clear" w:color="auto" w:fill="4472C4"/>
-            <w:tcMar>
-              <w:top w:w="50" w:type="dxa"/>
-              <w:left w:w="90" w:type="dxa"/>
-              <w:bottom w:w="50" w:type="dxa"/>
-              <w:right w:w="90" w:type="dxa"/>
-            </w:tcMar>
             <w:vAlign w:val="center"/>
           </w:tcPr>
           <w:p>
@@ -352,12 +324,6 @@
               <w:right w:val="single" w:sz="6" w:space="0" w:color="1F3864"/>
             </w:tcBorders>
             <w:shd w:val="clear" w:color="auto" w:fill="4472C4"/>
-            <w:tcMar>
-              <w:top w:w="50" w:type="dxa"/>
-              <w:left w:w="90" w:type="dxa"/>
-              <w:bottom w:w="50" w:type="dxa"/>
-              <w:right w:w="90" w:type="dxa"/>
-            </w:tcMar>
             <w:vAlign w:val="center"/>
           </w:tcPr>
           <w:p>
@@ -398,12 +364,6 @@
               <w:right w:val="single" w:sz="6" w:space="0" w:color="1F3864"/>
             </w:tcBorders>
             <w:shd w:val="clear" w:color="auto" w:fill="4472C4"/>
-            <w:tcMar>
-              <w:top w:w="50" w:type="dxa"/>
-              <w:left w:w="90" w:type="dxa"/>
-              <w:bottom w:w="50" w:type="dxa"/>
-              <w:right w:w="90" w:type="dxa"/>
-            </w:tcMar>
             <w:vAlign w:val="center"/>
           </w:tcPr>
           <w:p>
@@ -444,12 +404,6 @@
               <w:right w:val="single" w:sz="6" w:space="0" w:color="1F3864"/>
             </w:tcBorders>
             <w:shd w:val="clear" w:color="auto" w:fill="4472C4"/>
-            <w:tcMar>
-              <w:top w:w="50" w:type="dxa"/>
-              <w:left w:w="90" w:type="dxa"/>
-              <w:bottom w:w="50" w:type="dxa"/>
-              <w:right w:w="90" w:type="dxa"/>
-            </w:tcMar>
             <w:vAlign w:val="center"/>
           </w:tcPr>
           <w:p>
@@ -492,12 +446,6 @@
               <w:right w:val="single" w:sz="6" w:space="0" w:color="1F3864"/>
             </w:tcBorders>
             <w:shd w:val="clear" w:color="auto" w:fill="4472C4"/>
-            <w:tcMar>
-              <w:top w:w="50" w:type="dxa"/>
-              <w:left w:w="90" w:type="dxa"/>
-              <w:bottom w:w="50" w:type="dxa"/>
-              <w:right w:w="90" w:type="dxa"/>
-            </w:tcMar>
             <w:vAlign w:val="center"/>
           </w:tcPr>
           <w:p>
@@ -538,12 +486,6 @@
               <w:right w:val="single" w:sz="6" w:space="0" w:color="1F3864"/>
             </w:tcBorders>
             <w:shd w:val="clear" w:color="auto" w:fill="4472C4"/>
-            <w:tcMar>
-              <w:top w:w="50" w:type="dxa"/>
-              <w:left w:w="90" w:type="dxa"/>
-              <w:bottom w:w="50" w:type="dxa"/>
-              <w:right w:w="90" w:type="dxa"/>
-            </w:tcMar>
             <w:vAlign w:val="center"/>
           </w:tcPr>
           <w:p>
@@ -585,12 +527,6 @@
               <w:right w:val="single" w:sz="6" w:space="0" w:color="1F3864"/>
             </w:tcBorders>
             <w:shd w:val="clear" w:color="auto" w:fill="4472C4"/>
-            <w:tcMar>
-              <w:top w:w="50" w:type="dxa"/>
-              <w:left w:w="90" w:type="dxa"/>
-              <w:bottom w:w="50" w:type="dxa"/>
-              <w:right w:w="90" w:type="dxa"/>
-            </w:tcMar>
             <w:vAlign w:val="center"/>
           </w:tcPr>
           <w:p>
@@ -630,12 +566,6 @@
               <w:right w:val="single" w:sz="6" w:space="0" w:color="1F3864"/>
             </w:tcBorders>
             <w:shd w:val="clear" w:color="auto" w:fill="4472C4"/>
-            <w:tcMar>
-              <w:top w:w="50" w:type="dxa"/>
-              <w:left w:w="90" w:type="dxa"/>
-              <w:bottom w:w="50" w:type="dxa"/>
-              <w:right w:w="90" w:type="dxa"/>
-            </w:tcMar>
             <w:vAlign w:val="center"/>
           </w:tcPr>
           <w:p>
@@ -675,12 +605,6 @@
               <w:right w:val="single" w:sz="6" w:space="0" w:color="1F3864"/>
             </w:tcBorders>
             <w:shd w:val="clear" w:color="auto" w:fill="4472C4"/>
-            <w:tcMar>
-              <w:top w:w="50" w:type="dxa"/>
-              <w:left w:w="90" w:type="dxa"/>
-              <w:bottom w:w="50" w:type="dxa"/>
-              <w:right w:w="90" w:type="dxa"/>
-            </w:tcMar>
             <w:vAlign w:val="center"/>
           </w:tcPr>
           <w:p>
@@ -720,12 +644,6 @@
               <w:right w:val="single" w:sz="6" w:space="0" w:color="1F3864"/>
             </w:tcBorders>
             <w:shd w:val="clear" w:color="auto" w:fill="4472C4"/>
-            <w:tcMar>
-              <w:top w:w="50" w:type="dxa"/>
-              <w:left w:w="90" w:type="dxa"/>
-              <w:bottom w:w="50" w:type="dxa"/>
-              <w:right w:w="90" w:type="dxa"/>
-            </w:tcMar>
             <w:vAlign w:val="center"/>
           </w:tcPr>
           <w:p>
@@ -765,12 +683,6 @@
               <w:right w:val="single" w:sz="6" w:space="0" w:color="1F3864"/>
             </w:tcBorders>
             <w:shd w:val="clear" w:color="auto" w:fill="4472C4"/>
-            <w:tcMar>
-              <w:top w:w="50" w:type="dxa"/>
-              <w:left w:w="90" w:type="dxa"/>
-              <w:bottom w:w="50" w:type="dxa"/>
-              <w:right w:w="90" w:type="dxa"/>
-            </w:tcMar>
             <w:vAlign w:val="center"/>
           </w:tcPr>
           <w:p>
@@ -810,12 +722,6 @@
               <w:right w:val="single" w:sz="6" w:space="0" w:color="1F3864"/>
             </w:tcBorders>
             <w:shd w:val="clear" w:color="auto" w:fill="4472C4"/>
-            <w:tcMar>
-              <w:top w:w="50" w:type="dxa"/>
-              <w:left w:w="90" w:type="dxa"/>
-              <w:bottom w:w="50" w:type="dxa"/>
-              <w:right w:w="90" w:type="dxa"/>
-            </w:tcMar>
             <w:vAlign w:val="center"/>
           </w:tcPr>
           <w:p>
@@ -856,12 +762,6 @@
               <w:right w:val="single" w:sz="6" w:space="0" w:color="1F3864"/>
             </w:tcBorders>
             <w:shd w:val="clear" w:color="auto" w:fill="D9E2F3"/>
-            <w:tcMar>
-              <w:top w:w="50" w:type="dxa"/>
-              <w:left w:w="90" w:type="dxa"/>
-              <w:bottom w:w="50" w:type="dxa"/>
-              <w:right w:w="90" w:type="dxa"/>
-            </w:tcMar>
             <w:vAlign w:val="center"/>
           </w:tcPr>
           <w:p>
@@ -896,12 +796,6 @@
               <w:right w:val="single" w:sz="6" w:space="0" w:color="1F3864"/>
             </w:tcBorders>
             <w:shd w:val="clear" w:color="auto" w:fill="D9E2F3"/>
-            <w:tcMar>
-              <w:top w:w="50" w:type="dxa"/>
-              <w:left w:w="90" w:type="dxa"/>
-              <w:bottom w:w="50" w:type="dxa"/>
-              <w:right w:w="90" w:type="dxa"/>
-            </w:tcMar>
             <w:vAlign w:val="center"/>
           </w:tcPr>
           <w:p>
@@ -935,12 +829,6 @@
               <w:right w:val="single" w:sz="6" w:space="0" w:color="1F3864"/>
             </w:tcBorders>
             <w:shd w:val="clear" w:color="auto" w:fill="D9E2F3"/>
-            <w:tcMar>
-              <w:top w:w="50" w:type="dxa"/>
-              <w:left w:w="90" w:type="dxa"/>
-              <w:bottom w:w="50" w:type="dxa"/>
-              <w:right w:w="90" w:type="dxa"/>
-            </w:tcMar>
             <w:vAlign w:val="center"/>
           </w:tcPr>
           <w:p>
@@ -974,12 +862,6 @@
               <w:right w:val="single" w:sz="6" w:space="0" w:color="1F3864"/>
             </w:tcBorders>
             <w:shd w:val="clear" w:color="auto" w:fill="D9E2F3"/>
-            <w:tcMar>
-              <w:top w:w="50" w:type="dxa"/>
-              <w:left w:w="90" w:type="dxa"/>
-              <w:bottom w:w="50" w:type="dxa"/>
-              <w:right w:w="90" w:type="dxa"/>
-            </w:tcMar>
             <w:vAlign w:val="center"/>
           </w:tcPr>
           <w:p>
@@ -1013,12 +895,6 @@
               <w:right w:val="single" w:sz="6" w:space="0" w:color="1F3864"/>
             </w:tcBorders>
             <w:shd w:val="clear" w:color="auto" w:fill="D9E2F3"/>
-            <w:tcMar>
-              <w:top w:w="50" w:type="dxa"/>
-              <w:left w:w="90" w:type="dxa"/>
-              <w:bottom w:w="50" w:type="dxa"/>
-              <w:right w:w="90" w:type="dxa"/>
-            </w:tcMar>
             <w:vAlign w:val="center"/>
           </w:tcPr>
           <w:p>
@@ -1052,12 +928,6 @@
               <w:right w:val="single" w:sz="6" w:space="0" w:color="1F3864"/>
             </w:tcBorders>
             <w:shd w:val="clear" w:color="auto" w:fill="D9E2F3"/>
-            <w:tcMar>
-              <w:top w:w="50" w:type="dxa"/>
-              <w:left w:w="90" w:type="dxa"/>
-              <w:bottom w:w="50" w:type="dxa"/>
-              <w:right w:w="90" w:type="dxa"/>
-            </w:tcMar>
             <w:vAlign w:val="center"/>
           </w:tcPr>
           <w:p>
@@ -1091,12 +961,6 @@
               <w:right w:val="single" w:sz="6" w:space="0" w:color="1F3864"/>
             </w:tcBorders>
             <w:shd w:val="clear" w:color="auto" w:fill="D9E2F3"/>
-            <w:tcMar>
-              <w:top w:w="50" w:type="dxa"/>
-              <w:left w:w="90" w:type="dxa"/>
-              <w:bottom w:w="50" w:type="dxa"/>
-              <w:right w:w="90" w:type="dxa"/>
-            </w:tcMar>
             <w:vAlign w:val="center"/>
           </w:tcPr>
           <w:p>
@@ -1156,12 +1020,6 @@
               <w:right w:val="single" w:sz="6" w:space="0" w:color="1F3864"/>
             </w:tcBorders>
             <w:shd w:val="clear" w:color="auto" w:fill="4472C4"/>
-            <w:tcMar>
-              <w:top w:w="50" w:type="dxa"/>
-              <w:left w:w="90" w:type="dxa"/>
-              <w:bottom w:w="50" w:type="dxa"/>
-              <w:right w:w="90" w:type="dxa"/>
-            </w:tcMar>
             <w:vAlign w:val="center"/>
           </w:tcPr>
           <w:p>
@@ -1204,12 +1062,6 @@
               <w:right w:val="single" w:sz="6" w:space="0" w:color="1F3864"/>
             </w:tcBorders>
             <w:shd w:val="clear" w:color="auto" w:fill="D9E2F3"/>
-            <w:tcMar>
-              <w:top w:w="50" w:type="dxa"/>
-              <w:left w:w="90" w:type="dxa"/>
-              <w:bottom w:w="50" w:type="dxa"/>
-              <w:right w:w="90" w:type="dxa"/>
-            </w:tcMar>
             <w:vAlign w:val="center"/>
           </w:tcPr>
           <w:p>
@@ -1438,12 +1290,6 @@
               <w:right w:val="single" w:sz="6" w:space="0" w:color="1F3864"/>
             </w:tcBorders>
             <w:shd w:val="clear" w:color="auto" w:fill="D9E2F3"/>
-            <w:tcMar>
-              <w:top w:w="50" w:type="dxa"/>
-              <w:left w:w="90" w:type="dxa"/>
-              <w:bottom w:w="50" w:type="dxa"/>
-              <w:right w:w="90" w:type="dxa"/>
-            </w:tcMar>
             <w:vAlign w:val="center"/>
           </w:tcPr>
           <w:p>
@@ -1491,12 +1337,6 @@
               <w:right w:val="single" w:sz="6" w:space="0" w:color="1F3864"/>
             </w:tcBorders>
             <w:shd w:val="clear" w:color="auto" w:fill="4472C4"/>
-            <w:tcMar>
-              <w:top w:w="50" w:type="dxa"/>
-              <w:left w:w="90" w:type="dxa"/>
-              <w:bottom w:w="50" w:type="dxa"/>
-              <w:right w:w="90" w:type="dxa"/>
-            </w:tcMar>
             <w:vAlign w:val="center"/>
           </w:tcPr>
           <w:p>
@@ -1537,12 +1377,6 @@
               <w:right w:val="single" w:sz="6" w:space="0" w:color="1F3864"/>
             </w:tcBorders>
             <w:shd w:val="clear" w:color="auto" w:fill="4472C4"/>
-            <w:tcMar>
-              <w:top w:w="50" w:type="dxa"/>
-              <w:left w:w="90" w:type="dxa"/>
-              <w:bottom w:w="50" w:type="dxa"/>
-              <w:right w:w="90" w:type="dxa"/>
-            </w:tcMar>
             <w:vAlign w:val="center"/>
           </w:tcPr>
           <w:p>
@@ -1583,12 +1417,6 @@
               <w:right w:val="single" w:sz="6" w:space="0" w:color="1F3864"/>
             </w:tcBorders>
             <w:shd w:val="clear" w:color="auto" w:fill="4472C4"/>
-            <w:tcMar>
-              <w:top w:w="50" w:type="dxa"/>
-              <w:left w:w="90" w:type="dxa"/>
-              <w:bottom w:w="50" w:type="dxa"/>
-              <w:right w:w="90" w:type="dxa"/>
-            </w:tcMar>
             <w:vAlign w:val="center"/>
           </w:tcPr>
           <w:p>
@@ -1633,12 +1461,6 @@
               <w:right w:val="single" w:sz="6" w:space="0" w:color="1F3864"/>
             </w:tcBorders>
             <w:shd w:val="clear" w:color="auto" w:fill="D9E2F3"/>
-            <w:tcMar>
-              <w:top w:w="50" w:type="dxa"/>
-              <w:left w:w="90" w:type="dxa"/>
-              <w:bottom w:w="50" w:type="dxa"/>
-              <w:right w:w="90" w:type="dxa"/>
-            </w:tcMar>
             <w:vAlign w:val="center"/>
           </w:tcPr>
           <w:p>
@@ -1671,12 +1493,6 @@
               <w:right w:val="single" w:sz="6" w:space="0" w:color="1F3864"/>
             </w:tcBorders>
             <w:shd w:val="clear" w:color="auto" w:fill="D9E2F3"/>
-            <w:tcMar>
-              <w:top w:w="50" w:type="dxa"/>
-              <w:left w:w="90" w:type="dxa"/>
-              <w:bottom w:w="50" w:type="dxa"/>
-              <w:right w:w="90" w:type="dxa"/>
-            </w:tcMar>
             <w:vAlign w:val="center"/>
           </w:tcPr>
           <w:p>
@@ -1757,12 +1573,6 @@
               <w:right w:val="single" w:sz="6" w:space="0" w:color="1F3864"/>
             </w:tcBorders>
             <w:shd w:val="clear" w:color="auto" w:fill="D9E2F3"/>
-            <w:tcMar>
-              <w:top w:w="50" w:type="dxa"/>
-              <w:left w:w="90" w:type="dxa"/>
-              <w:bottom w:w="50" w:type="dxa"/>
-              <w:right w:w="90" w:type="dxa"/>
-            </w:tcMar>
             <w:vAlign w:val="center"/>
           </w:tcPr>
           <w:p>
@@ -1864,12 +1674,6 @@
               <w:right w:val="single" w:sz="6" w:space="0" w:color="1F3864"/>
             </w:tcBorders>
             <w:shd w:val="clear" w:color="auto" w:fill="D9E2F3"/>
-            <w:tcMar>
-              <w:top w:w="50" w:type="dxa"/>
-              <w:left w:w="90" w:type="dxa"/>
-              <w:bottom w:w="50" w:type="dxa"/>
-              <w:right w:w="90" w:type="dxa"/>
-            </w:tcMar>
             <w:vAlign w:val="center"/>
           </w:tcPr>
           <w:p>
@@ -1902,12 +1706,6 @@
               <w:right w:val="single" w:sz="6" w:space="0" w:color="1F3864"/>
             </w:tcBorders>
             <w:shd w:val="clear" w:color="auto" w:fill="D9E2F3"/>
-            <w:tcMar>
-              <w:top w:w="50" w:type="dxa"/>
-              <w:left w:w="90" w:type="dxa"/>
-              <w:bottom w:w="50" w:type="dxa"/>
-              <w:right w:w="90" w:type="dxa"/>
-            </w:tcMar>
             <w:vAlign w:val="center"/>
           </w:tcPr>
           <w:p>
@@ -1954,12 +1752,6 @@
               <w:right w:val="single" w:sz="6" w:space="0" w:color="1F3864"/>
             </w:tcBorders>
             <w:shd w:val="clear" w:color="auto" w:fill="D9E2F3"/>
-            <w:tcMar>
-              <w:top w:w="50" w:type="dxa"/>
-              <w:left w:w="90" w:type="dxa"/>
-              <w:bottom w:w="50" w:type="dxa"/>
-              <w:right w:w="90" w:type="dxa"/>
-            </w:tcMar>
             <w:vAlign w:val="center"/>
           </w:tcPr>
           <w:p>
@@ -1992,12 +1784,6 @@
               <w:right w:val="single" w:sz="6" w:space="0" w:color="1F3864"/>
             </w:tcBorders>
             <w:shd w:val="clear" w:color="auto" w:fill="D9E2F3"/>
-            <w:tcMar>
-              <w:top w:w="50" w:type="dxa"/>
-              <w:left w:w="90" w:type="dxa"/>
-              <w:bottom w:w="50" w:type="dxa"/>
-              <w:right w:w="90" w:type="dxa"/>
-            </w:tcMar>
             <w:vAlign w:val="center"/>
           </w:tcPr>
           <w:p>
@@ -2046,12 +1832,6 @@
               <w:right w:val="single" w:sz="6" w:space="0" w:color="1F3864"/>
             </w:tcBorders>
             <w:shd w:val="clear" w:color="auto" w:fill="D9E2F3"/>
-            <w:tcMar>
-              <w:top w:w="50" w:type="dxa"/>
-              <w:left w:w="90" w:type="dxa"/>
-              <w:bottom w:w="50" w:type="dxa"/>
-              <w:right w:w="90" w:type="dxa"/>
-            </w:tcMar>
             <w:vAlign w:val="center"/>
           </w:tcPr>
           <w:p>
@@ -2121,12 +1901,6 @@
               <w:right w:val="single" w:sz="6" w:space="0" w:color="1F3864"/>
             </w:tcBorders>
             <w:shd w:val="clear" w:color="auto" w:fill="D9E2F3"/>
-            <w:tcMar>
-              <w:top w:w="50" w:type="dxa"/>
-              <w:left w:w="90" w:type="dxa"/>
-              <w:bottom w:w="50" w:type="dxa"/>
-              <w:right w:w="90" w:type="dxa"/>
-            </w:tcMar>
             <w:vAlign w:val="center"/>
           </w:tcPr>
           <w:p>
@@ -2167,12 +1941,6 @@
               <w:right w:val="single" w:sz="6" w:space="0" w:color="1F3864"/>
             </w:tcBorders>
             <w:shd w:val="clear" w:color="auto" w:fill="D9E2F3"/>
-            <w:tcMar>
-              <w:top w:w="50" w:type="dxa"/>
-              <w:left w:w="90" w:type="dxa"/>
-              <w:bottom w:w="50" w:type="dxa"/>
-              <w:right w:w="90" w:type="dxa"/>
-            </w:tcMar>
             <w:vAlign w:val="center"/>
           </w:tcPr>
           <w:p>
@@ -2241,12 +2009,6 @@
               <w:right w:val="single" w:sz="6" w:space="0" w:color="1F3864"/>
             </w:tcBorders>
             <w:shd w:val="clear" w:color="auto" w:fill="4472C4"/>
-            <w:tcMar>
-              <w:top w:w="50" w:type="dxa"/>
-              <w:left w:w="90" w:type="dxa"/>
-              <w:bottom w:w="50" w:type="dxa"/>
-              <w:right w:w="90" w:type="dxa"/>
-            </w:tcMar>
             <w:vAlign w:val="center"/>
           </w:tcPr>
           <w:p>
@@ -2289,12 +2051,6 @@
               <w:right w:val="single" w:sz="6" w:space="0" w:color="1F3864"/>
             </w:tcBorders>
             <w:shd w:val="clear" w:color="auto" w:fill="4472C4"/>
-            <w:tcMar>
-              <w:top w:w="50" w:type="dxa"/>
-              <w:left w:w="90" w:type="dxa"/>
-              <w:bottom w:w="50" w:type="dxa"/>
-              <w:right w:w="90" w:type="dxa"/>
-            </w:tcMar>
             <w:vAlign w:val="center"/>
           </w:tcPr>
           <w:p>
@@ -2334,12 +2090,6 @@
               <w:right w:val="single" w:sz="6" w:space="0" w:color="1F3864"/>
             </w:tcBorders>
             <w:shd w:val="clear" w:color="auto" w:fill="D9E2F3"/>
-            <w:tcMar>
-              <w:top w:w="50" w:type="dxa"/>
-              <w:left w:w="90" w:type="dxa"/>
-              <w:bottom w:w="50" w:type="dxa"/>
-              <w:right w:w="90" w:type="dxa"/>
-            </w:tcMar>
             <w:vAlign w:val="center"/>
           </w:tcPr>
           <w:p>
@@ -2398,12 +2148,6 @@
               <w:right w:val="single" w:sz="6" w:space="0" w:color="1F3864"/>
             </w:tcBorders>
             <w:shd w:val="clear" w:color="auto" w:fill="4472C4"/>
-            <w:tcMar>
-              <w:top w:w="50" w:type="dxa"/>
-              <w:left w:w="90" w:type="dxa"/>
-              <w:bottom w:w="50" w:type="dxa"/>
-              <w:right w:w="90" w:type="dxa"/>
-            </w:tcMar>
             <w:vAlign w:val="center"/>
           </w:tcPr>
           <w:p>
@@ -2445,12 +2189,6 @@
               <w:right w:val="single" w:sz="6" w:space="0" w:color="1F3864"/>
             </w:tcBorders>
             <w:shd w:val="clear" w:color="auto" w:fill="D9E2F3"/>
-            <w:tcMar>
-              <w:top w:w="50" w:type="dxa"/>
-              <w:left w:w="90" w:type="dxa"/>
-              <w:bottom w:w="50" w:type="dxa"/>
-              <w:right w:w="90" w:type="dxa"/>
-            </w:tcMar>
             <w:vAlign w:val="center"/>
           </w:tcPr>
           <w:p>
@@ -2537,12 +2275,6 @@
               <w:right w:val="single" w:sz="6" w:space="0" w:color="1F3864"/>
             </w:tcBorders>
             <w:shd w:val="clear" w:color="auto" w:fill="D9E2F3"/>
-            <w:tcMar>
-              <w:top w:w="50" w:type="dxa"/>
-              <w:left w:w="90" w:type="dxa"/>
-              <w:bottom w:w="50" w:type="dxa"/>
-              <w:right w:w="90" w:type="dxa"/>
-            </w:tcMar>
             <w:vAlign w:val="center"/>
           </w:tcPr>
           <w:p>
@@ -3036,12 +2768,6 @@
               <w:right w:val="single" w:sz="6" w:space="0" w:color="1F3864"/>
             </w:tcBorders>
             <w:shd w:val="clear" w:color="auto" w:fill="D9E2F3"/>
-            <w:tcMar>
-              <w:top w:w="50" w:type="dxa"/>
-              <w:left w:w="90" w:type="dxa"/>
-              <w:bottom w:w="50" w:type="dxa"/>
-              <w:right w:w="90" w:type="dxa"/>
-            </w:tcMar>
             <w:vAlign w:val="center"/>
           </w:tcPr>
           <w:p>
@@ -3083,12 +2809,6 @@
               <w:right w:val="single" w:sz="6" w:space="0" w:color="1F3864"/>
             </w:tcBorders>
             <w:shd w:val="clear" w:color="auto" w:fill="D9E2F3"/>
-            <w:tcMar>
-              <w:top w:w="50" w:type="dxa"/>
-              <w:left w:w="90" w:type="dxa"/>
-              <w:bottom w:w="50" w:type="dxa"/>
-              <w:right w:w="90" w:type="dxa"/>
-            </w:tcMar>
             <w:vAlign w:val="center"/>
           </w:tcPr>
           <w:p>
@@ -3153,12 +2873,6 @@
               <w:right w:val="single" w:sz="6" w:space="0" w:color="1F3864"/>
             </w:tcBorders>
             <w:shd w:val="clear" w:color="auto" w:fill="4472C4"/>
-            <w:tcMar>
-              <w:top w:w="50" w:type="dxa"/>
-              <w:left w:w="90" w:type="dxa"/>
-              <w:bottom w:w="50" w:type="dxa"/>
-              <w:right w:w="90" w:type="dxa"/>
-            </w:tcMar>
             <w:vAlign w:val="center"/>
           </w:tcPr>
           <w:p>
@@ -3199,12 +2913,6 @@
               <w:right w:val="single" w:sz="6" w:space="0" w:color="1F3864"/>
             </w:tcBorders>
             <w:shd w:val="clear" w:color="auto" w:fill="4472C4"/>
-            <w:tcMar>
-              <w:top w:w="50" w:type="dxa"/>
-              <w:left w:w="90" w:type="dxa"/>
-              <w:bottom w:w="50" w:type="dxa"/>
-              <w:right w:w="90" w:type="dxa"/>
-            </w:tcMar>
             <w:vAlign w:val="center"/>
           </w:tcPr>
           <w:p>
@@ -3245,12 +2953,6 @@
               <w:right w:val="single" w:sz="6" w:space="0" w:color="1F3864"/>
             </w:tcBorders>
             <w:shd w:val="clear" w:color="auto" w:fill="4472C4"/>
-            <w:tcMar>
-              <w:top w:w="50" w:type="dxa"/>
-              <w:left w:w="90" w:type="dxa"/>
-              <w:bottom w:w="50" w:type="dxa"/>
-              <w:right w:w="90" w:type="dxa"/>
-            </w:tcMar>
             <w:vAlign w:val="center"/>
           </w:tcPr>
           <w:p>
@@ -3295,12 +2997,6 @@
               <w:right w:val="single" w:sz="6" w:space="0" w:color="1F3864"/>
             </w:tcBorders>
             <w:shd w:val="clear" w:color="auto" w:fill="D9E2F3"/>
-            <w:tcMar>
-              <w:top w:w="50" w:type="dxa"/>
-              <w:left w:w="90" w:type="dxa"/>
-              <w:bottom w:w="50" w:type="dxa"/>
-              <w:right w:w="90" w:type="dxa"/>
-            </w:tcMar>
             <w:vAlign w:val="center"/>
           </w:tcPr>
           <w:p>
@@ -3333,12 +3029,6 @@
               <w:right w:val="single" w:sz="6" w:space="0" w:color="1F3864"/>
             </w:tcBorders>
             <w:shd w:val="clear" w:color="auto" w:fill="D9E2F3"/>
-            <w:tcMar>
-              <w:top w:w="50" w:type="dxa"/>
-              <w:left w:w="90" w:type="dxa"/>
-              <w:bottom w:w="50" w:type="dxa"/>
-              <w:right w:w="90" w:type="dxa"/>
-            </w:tcMar>
             <w:vAlign w:val="center"/>
           </w:tcPr>
           <w:p>
@@ -3371,12 +3061,6 @@
               <w:right w:val="single" w:sz="6" w:space="0" w:color="1F3864"/>
             </w:tcBorders>
             <w:shd w:val="clear" w:color="auto" w:fill="D9E2F3"/>
-            <w:tcMar>
-              <w:top w:w="50" w:type="dxa"/>
-              <w:left w:w="90" w:type="dxa"/>
-              <w:bottom w:w="50" w:type="dxa"/>
-              <w:right w:w="90" w:type="dxa"/>
-            </w:tcMar>
             <w:vAlign w:val="center"/>
           </w:tcPr>
           <w:p>
@@ -3446,12 +3130,6 @@
               <w:right w:val="single" w:sz="6" w:space="0" w:color="1F3864"/>
             </w:tcBorders>
             <w:shd w:val="clear" w:color="auto" w:fill="D9E2F3"/>
-            <w:tcMar>
-              <w:top w:w="50" w:type="dxa"/>
-              <w:left w:w="90" w:type="dxa"/>
-              <w:bottom w:w="50" w:type="dxa"/>
-              <w:right w:w="90" w:type="dxa"/>
-            </w:tcMar>
             <w:vAlign w:val="center"/>
           </w:tcPr>
           <w:p>
@@ -3484,12 +3162,6 @@
               <w:right w:val="single" w:sz="6" w:space="0" w:color="1F3864"/>
             </w:tcBorders>
             <w:shd w:val="clear" w:color="auto" w:fill="D9E2F3"/>
-            <w:tcMar>
-              <w:top w:w="50" w:type="dxa"/>
-              <w:left w:w="90" w:type="dxa"/>
-              <w:bottom w:w="50" w:type="dxa"/>
-              <w:right w:w="90" w:type="dxa"/>
-            </w:tcMar>
             <w:vAlign w:val="center"/>
           </w:tcPr>
           <w:p>
@@ -3536,12 +3208,6 @@
               <w:right w:val="single" w:sz="6" w:space="0" w:color="1F3864"/>
             </w:tcBorders>
             <w:shd w:val="clear" w:color="auto" w:fill="D9E2F3"/>
-            <w:tcMar>
-              <w:top w:w="50" w:type="dxa"/>
-              <w:left w:w="90" w:type="dxa"/>
-              <w:bottom w:w="50" w:type="dxa"/>
-              <w:right w:w="90" w:type="dxa"/>
-            </w:tcMar>
             <w:vAlign w:val="center"/>
           </w:tcPr>
           <w:p>
@@ -3574,12 +3240,6 @@
               <w:right w:val="single" w:sz="6" w:space="0" w:color="1F3864"/>
             </w:tcBorders>
             <w:shd w:val="clear" w:color="auto" w:fill="D9E2F3"/>
-            <w:tcMar>
-              <w:top w:w="50" w:type="dxa"/>
-              <w:left w:w="90" w:type="dxa"/>
-              <w:bottom w:w="50" w:type="dxa"/>
-              <w:right w:w="90" w:type="dxa"/>
-            </w:tcMar>
             <w:vAlign w:val="center"/>
           </w:tcPr>
           <w:p>
@@ -3612,12 +3272,6 @@
               <w:right w:val="single" w:sz="6" w:space="0" w:color="1F3864"/>
             </w:tcBorders>
             <w:shd w:val="clear" w:color="auto" w:fill="D9E2F3"/>
-            <w:tcMar>
-              <w:top w:w="50" w:type="dxa"/>
-              <w:left w:w="90" w:type="dxa"/>
-              <w:bottom w:w="50" w:type="dxa"/>
-              <w:right w:w="90" w:type="dxa"/>
-            </w:tcMar>
             <w:vAlign w:val="center"/>
           </w:tcPr>
           <w:p>
@@ -3687,12 +3341,6 @@
               <w:right w:val="single" w:sz="6" w:space="0" w:color="1F3864"/>
             </w:tcBorders>
             <w:shd w:val="clear" w:color="auto" w:fill="D9E2F3"/>
-            <w:tcMar>
-              <w:top w:w="50" w:type="dxa"/>
-              <w:left w:w="90" w:type="dxa"/>
-              <w:bottom w:w="50" w:type="dxa"/>
-              <w:right w:w="90" w:type="dxa"/>
-            </w:tcMar>
             <w:vAlign w:val="center"/>
           </w:tcPr>
           <w:p>
@@ -3741,12 +3389,6 @@
               <w:right w:val="single" w:sz="6" w:space="0" w:color="1F3864"/>
             </w:tcBorders>
             <w:shd w:val="clear" w:color="auto" w:fill="D9E2F3"/>
-            <w:tcMar>
-              <w:top w:w="50" w:type="dxa"/>
-              <w:left w:w="90" w:type="dxa"/>
-              <w:bottom w:w="50" w:type="dxa"/>
-              <w:right w:w="90" w:type="dxa"/>
-            </w:tcMar>
             <w:vAlign w:val="center"/>
           </w:tcPr>
           <w:p>
@@ -3791,12 +3433,6 @@
               <w:right w:val="single" w:sz="6" w:space="0" w:color="1F3864"/>
             </w:tcBorders>
             <w:shd w:val="clear" w:color="auto" w:fill="4472C4"/>
-            <w:tcMar>
-              <w:top w:w="50" w:type="dxa"/>
-              <w:left w:w="90" w:type="dxa"/>
-              <w:bottom w:w="50" w:type="dxa"/>
-              <w:right w:w="90" w:type="dxa"/>
-            </w:tcMar>
             <w:vAlign w:val="center"/>
           </w:tcPr>
           <w:p>
@@ -3839,12 +3475,6 @@
               <w:right w:val="single" w:sz="6" w:space="0" w:color="1F3864"/>
             </w:tcBorders>
             <w:shd w:val="clear" w:color="auto" w:fill="4472C4"/>
-            <w:tcMar>
-              <w:top w:w="50" w:type="dxa"/>
-              <w:left w:w="90" w:type="dxa"/>
-              <w:bottom w:w="50" w:type="dxa"/>
-              <w:right w:w="90" w:type="dxa"/>
-            </w:tcMar>
             <w:vAlign w:val="center"/>
           </w:tcPr>
           <w:p>
@@ -3884,12 +3514,6 @@
               <w:right w:val="single" w:sz="6" w:space="0" w:color="1F3864"/>
             </w:tcBorders>
             <w:shd w:val="clear" w:color="auto" w:fill="D9E2F3"/>
-            <w:tcMar>
-              <w:top w:w="50" w:type="dxa"/>
-              <w:left w:w="90" w:type="dxa"/>
-              <w:bottom w:w="50" w:type="dxa"/>
-              <w:right w:w="90" w:type="dxa"/>
-            </w:tcMar>
             <w:vAlign w:val="center"/>
           </w:tcPr>
           <w:p>
@@ -3948,12 +3572,6 @@
               <w:right w:val="single" w:sz="6" w:space="0" w:color="1F3864"/>
             </w:tcBorders>
             <w:shd w:val="clear" w:color="auto" w:fill="4472C4"/>
-            <w:tcMar>
-              <w:top w:w="50" w:type="dxa"/>
-              <w:left w:w="90" w:type="dxa"/>
-              <w:bottom w:w="50" w:type="dxa"/>
-              <w:right w:w="90" w:type="dxa"/>
-            </w:tcMar>
             <w:vAlign w:val="center"/>
           </w:tcPr>
           <w:p>
@@ -3995,12 +3613,6 @@
               <w:right w:val="single" w:sz="6" w:space="0" w:color="1F3864"/>
             </w:tcBorders>
             <w:shd w:val="clear" w:color="auto" w:fill="D9E2F3"/>
-            <w:tcMar>
-              <w:top w:w="50" w:type="dxa"/>
-              <w:left w:w="90" w:type="dxa"/>
-              <w:bottom w:w="50" w:type="dxa"/>
-              <w:right w:w="90" w:type="dxa"/>
-            </w:tcMar>
             <w:vAlign w:val="center"/>
           </w:tcPr>
           <w:p>
@@ -4051,12 +3663,6 @@
               <w:right w:val="single" w:sz="6" w:space="0" w:color="1F3864"/>
             </w:tcBorders>
             <w:shd w:val="clear" w:color="auto" w:fill="D9E2F3"/>
-            <w:tcMar>
-              <w:top w:w="50" w:type="dxa"/>
-              <w:left w:w="90" w:type="dxa"/>
-              <w:bottom w:w="50" w:type="dxa"/>
-              <w:right w:w="90" w:type="dxa"/>
-            </w:tcMar>
             <w:vAlign w:val="center"/>
           </w:tcPr>
           <w:p>
@@ -4382,12 +3988,6 @@
               <w:right w:val="single" w:sz="6" w:space="0" w:color="1F3864"/>
             </w:tcBorders>
             <w:shd w:val="clear" w:color="auto" w:fill="D9E2F3"/>
-            <w:tcMar>
-              <w:top w:w="50" w:type="dxa"/>
-              <w:left w:w="90" w:type="dxa"/>
-              <w:bottom w:w="50" w:type="dxa"/>
-              <w:right w:w="90" w:type="dxa"/>
-            </w:tcMar>
             <w:vAlign w:val="center"/>
           </w:tcPr>
           <w:p>
@@ -4429,12 +4029,6 @@
               <w:right w:val="single" w:sz="6" w:space="0" w:color="1F3864"/>
             </w:tcBorders>
             <w:shd w:val="clear" w:color="auto" w:fill="D9E2F3"/>
-            <w:tcMar>
-              <w:top w:w="50" w:type="dxa"/>
-              <w:left w:w="90" w:type="dxa"/>
-              <w:bottom w:w="50" w:type="dxa"/>
-              <w:right w:w="90" w:type="dxa"/>
-            </w:tcMar>
             <w:vAlign w:val="center"/>
           </w:tcPr>
           <w:p>
@@ -4482,12 +4076,6 @@
               <w:right w:val="single" w:sz="6" w:space="0" w:color="1F3864"/>
             </w:tcBorders>
             <w:shd w:val="clear" w:color="auto" w:fill="4472C4"/>
-            <w:tcMar>
-              <w:top w:w="50" w:type="dxa"/>
-              <w:left w:w="90" w:type="dxa"/>
-              <w:bottom w:w="50" w:type="dxa"/>
-              <w:right w:w="90" w:type="dxa"/>
-            </w:tcMar>
             <w:vAlign w:val="center"/>
           </w:tcPr>
           <w:p>
@@ -4528,12 +4116,6 @@
               <w:right w:val="single" w:sz="6" w:space="0" w:color="1F3864"/>
             </w:tcBorders>
             <w:shd w:val="clear" w:color="auto" w:fill="4472C4"/>
-            <w:tcMar>
-              <w:top w:w="50" w:type="dxa"/>
-              <w:left w:w="90" w:type="dxa"/>
-              <w:bottom w:w="50" w:type="dxa"/>
-              <w:right w:w="90" w:type="dxa"/>
-            </w:tcMar>
             <w:vAlign w:val="center"/>
           </w:tcPr>
           <w:p>
@@ -4574,12 +4156,6 @@
               <w:right w:val="single" w:sz="6" w:space="0" w:color="1F3864"/>
             </w:tcBorders>
             <w:shd w:val="clear" w:color="auto" w:fill="4472C4"/>
-            <w:tcMar>
-              <w:top w:w="50" w:type="dxa"/>
-              <w:left w:w="90" w:type="dxa"/>
-              <w:bottom w:w="50" w:type="dxa"/>
-              <w:right w:w="90" w:type="dxa"/>
-            </w:tcMar>
             <w:vAlign w:val="center"/>
           </w:tcPr>
           <w:p>
@@ -4624,12 +4200,6 @@
               <w:right w:val="single" w:sz="6" w:space="0" w:color="1F3864"/>
             </w:tcBorders>
             <w:shd w:val="clear" w:color="auto" w:fill="D9E2F3"/>
-            <w:tcMar>
-              <w:top w:w="50" w:type="dxa"/>
-              <w:left w:w="90" w:type="dxa"/>
-              <w:bottom w:w="50" w:type="dxa"/>
-              <w:right w:w="90" w:type="dxa"/>
-            </w:tcMar>
             <w:vAlign w:val="center"/>
           </w:tcPr>
           <w:p>
@@ -4662,12 +4232,6 @@
               <w:right w:val="single" w:sz="6" w:space="0" w:color="1F3864"/>
             </w:tcBorders>
             <w:shd w:val="clear" w:color="auto" w:fill="D9E2F3"/>
-            <w:tcMar>
-              <w:top w:w="50" w:type="dxa"/>
-              <w:left w:w="90" w:type="dxa"/>
-              <w:bottom w:w="50" w:type="dxa"/>
-              <w:right w:w="90" w:type="dxa"/>
-            </w:tcMar>
             <w:vAlign w:val="center"/>
           </w:tcPr>
           <w:p>
@@ -4700,12 +4264,6 @@
               <w:right w:val="single" w:sz="6" w:space="0" w:color="1F3864"/>
             </w:tcBorders>
             <w:shd w:val="clear" w:color="auto" w:fill="D9E2F3"/>
-            <w:tcMar>
-              <w:top w:w="50" w:type="dxa"/>
-              <w:left w:w="90" w:type="dxa"/>
-              <w:bottom w:w="50" w:type="dxa"/>
-              <w:right w:w="90" w:type="dxa"/>
-            </w:tcMar>
             <w:vAlign w:val="center"/>
           </w:tcPr>
           <w:p>
@@ -4775,12 +4333,6 @@
               <w:right w:val="single" w:sz="6" w:space="0" w:color="1F3864"/>
             </w:tcBorders>
             <w:shd w:val="clear" w:color="auto" w:fill="D9E2F3"/>
-            <w:tcMar>
-              <w:top w:w="50" w:type="dxa"/>
-              <w:left w:w="90" w:type="dxa"/>
-              <w:bottom w:w="50" w:type="dxa"/>
-              <w:right w:w="90" w:type="dxa"/>
-            </w:tcMar>
             <w:vAlign w:val="center"/>
           </w:tcPr>
           <w:p>
@@ -4813,12 +4365,6 @@
               <w:right w:val="single" w:sz="6" w:space="0" w:color="1F3864"/>
             </w:tcBorders>
             <w:shd w:val="clear" w:color="auto" w:fill="D9E2F3"/>
-            <w:tcMar>
-              <w:top w:w="50" w:type="dxa"/>
-              <w:left w:w="90" w:type="dxa"/>
-              <w:bottom w:w="50" w:type="dxa"/>
-              <w:right w:w="90" w:type="dxa"/>
-            </w:tcMar>
             <w:vAlign w:val="center"/>
           </w:tcPr>
           <w:p>
@@ -4865,12 +4411,6 @@
               <w:right w:val="single" w:sz="6" w:space="0" w:color="1F3864"/>
             </w:tcBorders>
             <w:shd w:val="clear" w:color="auto" w:fill="D9E2F3"/>
-            <w:tcMar>
-              <w:top w:w="50" w:type="dxa"/>
-              <w:left w:w="90" w:type="dxa"/>
-              <w:bottom w:w="50" w:type="dxa"/>
-              <w:right w:w="90" w:type="dxa"/>
-            </w:tcMar>
             <w:vAlign w:val="center"/>
           </w:tcPr>
           <w:p>
@@ -4903,12 +4443,6 @@
               <w:right w:val="single" w:sz="6" w:space="0" w:color="1F3864"/>
             </w:tcBorders>
             <w:shd w:val="clear" w:color="auto" w:fill="D9E2F3"/>
-            <w:tcMar>
-              <w:top w:w="50" w:type="dxa"/>
-              <w:left w:w="90" w:type="dxa"/>
-              <w:bottom w:w="50" w:type="dxa"/>
-              <w:right w:w="90" w:type="dxa"/>
-            </w:tcMar>
             <w:vAlign w:val="center"/>
           </w:tcPr>
           <w:p>
@@ -4941,12 +4475,6 @@
               <w:right w:val="single" w:sz="6" w:space="0" w:color="1F3864"/>
             </w:tcBorders>
             <w:shd w:val="clear" w:color="auto" w:fill="D9E2F3"/>
-            <w:tcMar>
-              <w:top w:w="50" w:type="dxa"/>
-              <w:left w:w="90" w:type="dxa"/>
-              <w:bottom w:w="50" w:type="dxa"/>
-              <w:right w:w="90" w:type="dxa"/>
-            </w:tcMar>
             <w:vAlign w:val="center"/>
           </w:tcPr>
           <w:p>
@@ -5016,12 +4544,6 @@
               <w:right w:val="single" w:sz="6" w:space="0" w:color="1F3864"/>
             </w:tcBorders>
             <w:shd w:val="clear" w:color="auto" w:fill="D9E2F3"/>
-            <w:tcMar>
-              <w:top w:w="50" w:type="dxa"/>
-              <w:left w:w="90" w:type="dxa"/>
-              <w:bottom w:w="50" w:type="dxa"/>
-              <w:right w:w="90" w:type="dxa"/>
-            </w:tcMar>
             <w:vAlign w:val="center"/>
           </w:tcPr>
           <w:p>
@@ -5054,12 +4576,6 @@
               <w:right w:val="single" w:sz="6" w:space="0" w:color="1F3864"/>
             </w:tcBorders>
             <w:shd w:val="clear" w:color="auto" w:fill="D9E2F3"/>
-            <w:tcMar>
-              <w:top w:w="50" w:type="dxa"/>
-              <w:left w:w="90" w:type="dxa"/>
-              <w:bottom w:w="50" w:type="dxa"/>
-              <w:right w:w="90" w:type="dxa"/>
-            </w:tcMar>
             <w:vAlign w:val="center"/>
           </w:tcPr>
           <w:p>
@@ -5104,12 +4620,6 @@
               <w:right w:val="single" w:sz="6" w:space="0" w:color="1F3864"/>
             </w:tcBorders>
             <w:shd w:val="clear" w:color="auto" w:fill="4472C4"/>
-            <w:tcMar>
-              <w:top w:w="50" w:type="dxa"/>
-              <w:left w:w="90" w:type="dxa"/>
-              <w:bottom w:w="50" w:type="dxa"/>
-              <w:right w:w="90" w:type="dxa"/>
-            </w:tcMar>
             <w:vAlign w:val="center"/>
           </w:tcPr>
           <w:p>
@@ -5152,12 +4662,6 @@
               <w:right w:val="single" w:sz="6" w:space="0" w:color="1F3864"/>
             </w:tcBorders>
             <w:shd w:val="clear" w:color="auto" w:fill="4472C4"/>
-            <w:tcMar>
-              <w:top w:w="50" w:type="dxa"/>
-              <w:left w:w="90" w:type="dxa"/>
-              <w:bottom w:w="50" w:type="dxa"/>
-              <w:right w:w="90" w:type="dxa"/>
-            </w:tcMar>
             <w:vAlign w:val="center"/>
           </w:tcPr>
           <w:p>
@@ -5197,12 +4701,6 @@
               <w:right w:val="single" w:sz="6" w:space="0" w:color="1F3864"/>
             </w:tcBorders>
             <w:shd w:val="clear" w:color="auto" w:fill="D9E2F3"/>
-            <w:tcMar>
-              <w:top w:w="50" w:type="dxa"/>
-              <w:left w:w="90" w:type="dxa"/>
-              <w:bottom w:w="50" w:type="dxa"/>
-              <w:right w:w="90" w:type="dxa"/>
-            </w:tcMar>
             <w:vAlign w:val="center"/>
           </w:tcPr>
           <w:p>
@@ -5261,12 +4759,6 @@
               <w:right w:val="single" w:sz="6" w:space="0" w:color="1F3864"/>
             </w:tcBorders>
             <w:shd w:val="clear" w:color="auto" w:fill="4472C4"/>
-            <w:tcMar>
-              <w:top w:w="50" w:type="dxa"/>
-              <w:left w:w="90" w:type="dxa"/>
-              <w:bottom w:w="50" w:type="dxa"/>
-              <w:right w:w="90" w:type="dxa"/>
-            </w:tcMar>
             <w:vAlign w:val="center"/>
           </w:tcPr>
           <w:p>
@@ -5308,12 +4800,6 @@
               <w:right w:val="single" w:sz="6" w:space="0" w:color="1F3864"/>
             </w:tcBorders>
             <w:shd w:val="clear" w:color="auto" w:fill="D9E2F3"/>
-            <w:tcMar>
-              <w:top w:w="50" w:type="dxa"/>
-              <w:left w:w="90" w:type="dxa"/>
-              <w:bottom w:w="50" w:type="dxa"/>
-              <w:right w:w="90" w:type="dxa"/>
-            </w:tcMar>
             <w:vAlign w:val="center"/>
           </w:tcPr>
           <w:p>
@@ -5437,12 +4923,6 @@
               <w:right w:val="single" w:sz="6" w:space="0" w:color="1F3864"/>
             </w:tcBorders>
             <w:shd w:val="clear" w:color="auto" w:fill="D9E2F3"/>
-            <w:tcMar>
-              <w:top w:w="50" w:type="dxa"/>
-              <w:left w:w="90" w:type="dxa"/>
-              <w:bottom w:w="50" w:type="dxa"/>
-              <w:right w:w="90" w:type="dxa"/>
-            </w:tcMar>
             <w:vAlign w:val="center"/>
           </w:tcPr>
           <w:p>
@@ -5865,12 +5345,6 @@
               <w:right w:val="single" w:sz="6" w:space="0" w:color="1F3864"/>
             </w:tcBorders>
             <w:shd w:val="clear" w:color="auto" w:fill="D9E2F3"/>
-            <w:tcMar>
-              <w:top w:w="50" w:type="dxa"/>
-              <w:left w:w="90" w:type="dxa"/>
-              <w:bottom w:w="50" w:type="dxa"/>
-              <w:right w:w="90" w:type="dxa"/>
-            </w:tcMar>
             <w:vAlign w:val="center"/>
           </w:tcPr>
           <w:p>
@@ -5912,12 +5386,6 @@
               <w:right w:val="single" w:sz="6" w:space="0" w:color="1F3864"/>
             </w:tcBorders>
             <w:shd w:val="clear" w:color="auto" w:fill="D9E2F3"/>
-            <w:tcMar>
-              <w:top w:w="50" w:type="dxa"/>
-              <w:left w:w="90" w:type="dxa"/>
-              <w:bottom w:w="50" w:type="dxa"/>
-              <w:right w:w="90" w:type="dxa"/>
-            </w:tcMar>
             <w:vAlign w:val="center"/>
           </w:tcPr>
           <w:p>
@@ -5967,12 +5435,6 @@
               <w:right w:val="single" w:sz="6" w:space="0" w:color="1F3864"/>
             </w:tcBorders>
             <w:shd w:val="clear" w:color="auto" w:fill="4472C4"/>
-            <w:tcMar>
-              <w:top w:w="50" w:type="dxa"/>
-              <w:left w:w="90" w:type="dxa"/>
-              <w:bottom w:w="50" w:type="dxa"/>
-              <w:right w:w="90" w:type="dxa"/>
-            </w:tcMar>
             <w:vAlign w:val="center"/>
           </w:tcPr>
           <w:p>
@@ -6013,12 +5475,6 @@
               <w:right w:val="single" w:sz="6" w:space="0" w:color="1F3864"/>
             </w:tcBorders>
             <w:shd w:val="clear" w:color="auto" w:fill="4472C4"/>
-            <w:tcMar>
-              <w:top w:w="50" w:type="dxa"/>
-              <w:left w:w="90" w:type="dxa"/>
-              <w:bottom w:w="50" w:type="dxa"/>
-              <w:right w:w="90" w:type="dxa"/>
-            </w:tcMar>
             <w:vAlign w:val="center"/>
           </w:tcPr>
           <w:p>
@@ -6059,12 +5515,6 @@
               <w:right w:val="single" w:sz="6" w:space="0" w:color="1F3864"/>
             </w:tcBorders>
             <w:shd w:val="clear" w:color="auto" w:fill="4472C4"/>
-            <w:tcMar>
-              <w:top w:w="50" w:type="dxa"/>
-              <w:left w:w="90" w:type="dxa"/>
-              <w:bottom w:w="50" w:type="dxa"/>
-              <w:right w:w="90" w:type="dxa"/>
-            </w:tcMar>
             <w:vAlign w:val="center"/>
           </w:tcPr>
           <w:p>
@@ -6109,12 +5559,6 @@
               <w:right w:val="single" w:sz="6" w:space="0" w:color="1F3864"/>
             </w:tcBorders>
             <w:shd w:val="clear" w:color="auto" w:fill="D9E2F3"/>
-            <w:tcMar>
-              <w:top w:w="50" w:type="dxa"/>
-              <w:left w:w="90" w:type="dxa"/>
-              <w:bottom w:w="50" w:type="dxa"/>
-              <w:right w:w="90" w:type="dxa"/>
-            </w:tcMar>
             <w:vAlign w:val="center"/>
           </w:tcPr>
           <w:p>
@@ -6147,12 +5591,6 @@
               <w:right w:val="single" w:sz="6" w:space="0" w:color="1F3864"/>
             </w:tcBorders>
             <w:shd w:val="clear" w:color="auto" w:fill="D9E2F3"/>
-            <w:tcMar>
-              <w:top w:w="50" w:type="dxa"/>
-              <w:left w:w="90" w:type="dxa"/>
-              <w:bottom w:w="50" w:type="dxa"/>
-              <w:right w:w="90" w:type="dxa"/>
-            </w:tcMar>
             <w:vAlign w:val="center"/>
           </w:tcPr>
           <w:p>
@@ -6185,12 +5623,6 @@
               <w:right w:val="single" w:sz="6" w:space="0" w:color="1F3864"/>
             </w:tcBorders>
             <w:shd w:val="clear" w:color="auto" w:fill="D9E2F3"/>
-            <w:tcMar>
-              <w:top w:w="50" w:type="dxa"/>
-              <w:left w:w="90" w:type="dxa"/>
-              <w:bottom w:w="50" w:type="dxa"/>
-              <w:right w:w="90" w:type="dxa"/>
-            </w:tcMar>
             <w:vAlign w:val="center"/>
           </w:tcPr>
           <w:p>
@@ -6260,12 +5692,6 @@
               <w:right w:val="single" w:sz="6" w:space="0" w:color="1F3864"/>
             </w:tcBorders>
             <w:shd w:val="clear" w:color="auto" w:fill="D9E2F3"/>
-            <w:tcMar>
-              <w:top w:w="50" w:type="dxa"/>
-              <w:left w:w="90" w:type="dxa"/>
-              <w:bottom w:w="50" w:type="dxa"/>
-              <w:right w:w="90" w:type="dxa"/>
-            </w:tcMar>
             <w:vAlign w:val="center"/>
           </w:tcPr>
           <w:p>
@@ -6298,12 +5724,6 @@
               <w:right w:val="single" w:sz="6" w:space="0" w:color="1F3864"/>
             </w:tcBorders>
             <w:shd w:val="clear" w:color="auto" w:fill="D9E2F3"/>
-            <w:tcMar>
-              <w:top w:w="50" w:type="dxa"/>
-              <w:left w:w="90" w:type="dxa"/>
-              <w:bottom w:w="50" w:type="dxa"/>
-              <w:right w:w="90" w:type="dxa"/>
-            </w:tcMar>
             <w:vAlign w:val="center"/>
           </w:tcPr>
           <w:p>
@@ -6350,12 +5770,6 @@
               <w:right w:val="single" w:sz="6" w:space="0" w:color="1F3864"/>
             </w:tcBorders>
             <w:shd w:val="clear" w:color="auto" w:fill="D9E2F3"/>
-            <w:tcMar>
-              <w:top w:w="50" w:type="dxa"/>
-              <w:left w:w="90" w:type="dxa"/>
-              <w:bottom w:w="50" w:type="dxa"/>
-              <w:right w:w="90" w:type="dxa"/>
-            </w:tcMar>
             <w:vAlign w:val="center"/>
           </w:tcPr>
           <w:p>
@@ -6388,12 +5802,6 @@
               <w:right w:val="single" w:sz="6" w:space="0" w:color="1F3864"/>
             </w:tcBorders>
             <w:shd w:val="clear" w:color="auto" w:fill="D9E2F3"/>
-            <w:tcMar>
-              <w:top w:w="50" w:type="dxa"/>
-              <w:left w:w="90" w:type="dxa"/>
-              <w:bottom w:w="50" w:type="dxa"/>
-              <w:right w:w="90" w:type="dxa"/>
-            </w:tcMar>
             <w:vAlign w:val="center"/>
           </w:tcPr>
           <w:p>
@@ -6426,12 +5834,6 @@
               <w:right w:val="single" w:sz="6" w:space="0" w:color="1F3864"/>
             </w:tcBorders>
             <w:shd w:val="clear" w:color="auto" w:fill="D9E2F3"/>
-            <w:tcMar>
-              <w:top w:w="50" w:type="dxa"/>
-              <w:left w:w="90" w:type="dxa"/>
-              <w:bottom w:w="50" w:type="dxa"/>
-              <w:right w:w="90" w:type="dxa"/>
-            </w:tcMar>
             <w:vAlign w:val="center"/>
           </w:tcPr>
           <w:p>
@@ -6501,12 +5903,6 @@
               <w:right w:val="single" w:sz="6" w:space="0" w:color="1F3864"/>
             </w:tcBorders>
             <w:shd w:val="clear" w:color="auto" w:fill="D9E2F3"/>
-            <w:tcMar>
-              <w:top w:w="50" w:type="dxa"/>
-              <w:left w:w="90" w:type="dxa"/>
-              <w:bottom w:w="50" w:type="dxa"/>
-              <w:right w:w="90" w:type="dxa"/>
-            </w:tcMar>
             <w:vAlign w:val="center"/>
           </w:tcPr>
           <w:p>
@@ -6539,12 +5935,6 @@
               <w:right w:val="single" w:sz="6" w:space="0" w:color="1F3864"/>
             </w:tcBorders>
             <w:shd w:val="clear" w:color="auto" w:fill="D9E2F3"/>
-            <w:tcMar>
-              <w:top w:w="50" w:type="dxa"/>
-              <w:left w:w="90" w:type="dxa"/>
-              <w:bottom w:w="50" w:type="dxa"/>
-              <w:right w:w="90" w:type="dxa"/>
-            </w:tcMar>
             <w:vAlign w:val="center"/>
           </w:tcPr>
           <w:p>
@@ -6589,12 +5979,6 @@
               <w:right w:val="single" w:sz="6" w:space="0" w:color="1F3864"/>
             </w:tcBorders>
             <w:shd w:val="clear" w:color="auto" w:fill="4472C4"/>
-            <w:tcMar>
-              <w:top w:w="50" w:type="dxa"/>
-              <w:left w:w="90" w:type="dxa"/>
-              <w:bottom w:w="50" w:type="dxa"/>
-              <w:right w:w="90" w:type="dxa"/>
-            </w:tcMar>
             <w:vAlign w:val="center"/>
           </w:tcPr>
           <w:p>
@@ -6637,12 +6021,6 @@
               <w:right w:val="single" w:sz="6" w:space="0" w:color="1F3864"/>
             </w:tcBorders>
             <w:shd w:val="clear" w:color="auto" w:fill="4472C4"/>
-            <w:tcMar>
-              <w:top w:w="50" w:type="dxa"/>
-              <w:left w:w="90" w:type="dxa"/>
-              <w:bottom w:w="50" w:type="dxa"/>
-              <w:right w:w="90" w:type="dxa"/>
-            </w:tcMar>
             <w:vAlign w:val="center"/>
           </w:tcPr>
           <w:p>
@@ -6682,12 +6060,6 @@
               <w:right w:val="single" w:sz="6" w:space="0" w:color="1F3864"/>
             </w:tcBorders>
             <w:shd w:val="clear" w:color="auto" w:fill="D9E2F3"/>
-            <w:tcMar>
-              <w:top w:w="50" w:type="dxa"/>
-              <w:left w:w="90" w:type="dxa"/>
-              <w:bottom w:w="50" w:type="dxa"/>
-              <w:right w:w="90" w:type="dxa"/>
-            </w:tcMar>
             <w:vAlign w:val="center"/>
           </w:tcPr>
           <w:p>
@@ -6746,12 +6118,6 @@
               <w:right w:val="single" w:sz="6" w:space="0" w:color="1F3864"/>
             </w:tcBorders>
             <w:shd w:val="clear" w:color="auto" w:fill="4472C4"/>
-            <w:tcMar>
-              <w:top w:w="50" w:type="dxa"/>
-              <w:left w:w="90" w:type="dxa"/>
-              <w:bottom w:w="50" w:type="dxa"/>
-              <w:right w:w="90" w:type="dxa"/>
-            </w:tcMar>
             <w:vAlign w:val="center"/>
           </w:tcPr>
           <w:p>
@@ -6793,12 +6159,6 @@
               <w:right w:val="single" w:sz="6" w:space="0" w:color="1F3864"/>
             </w:tcBorders>
             <w:shd w:val="clear" w:color="auto" w:fill="D9E2F3"/>
-            <w:tcMar>
-              <w:top w:w="50" w:type="dxa"/>
-              <w:left w:w="90" w:type="dxa"/>
-              <w:bottom w:w="50" w:type="dxa"/>
-              <w:right w:w="90" w:type="dxa"/>
-            </w:tcMar>
             <w:vAlign w:val="center"/>
           </w:tcPr>
           <w:p>
@@ -6975,12 +6335,6 @@
               <w:right w:val="single" w:sz="6" w:space="0" w:color="1F3864"/>
             </w:tcBorders>
             <w:shd w:val="clear" w:color="auto" w:fill="D9E2F3"/>
-            <w:tcMar>
-              <w:top w:w="50" w:type="dxa"/>
-              <w:left w:w="90" w:type="dxa"/>
-              <w:bottom w:w="50" w:type="dxa"/>
-              <w:right w:w="90" w:type="dxa"/>
-            </w:tcMar>
             <w:vAlign w:val="center"/>
           </w:tcPr>
           <w:p>
@@ -7362,12 +6716,6 @@
               <w:right w:val="single" w:sz="6" w:space="0" w:color="1F3864"/>
             </w:tcBorders>
             <w:shd w:val="clear" w:color="auto" w:fill="D9E2F3"/>
-            <w:tcMar>
-              <w:top w:w="50" w:type="dxa"/>
-              <w:left w:w="90" w:type="dxa"/>
-              <w:bottom w:w="50" w:type="dxa"/>
-              <w:right w:w="90" w:type="dxa"/>
-            </w:tcMar>
             <w:vAlign w:val="center"/>
           </w:tcPr>
           <w:p>
@@ -7420,6 +6768,55 @@
         </w:tc>
       </w:tr>
       <w:bookmarkEnd w:id="0"/>
+    </w:tbl>
+    <w:p>
+      <w:pPr>
+        <w:spacing w:before="0" w:after="0" w:line="240" w:lineRule="auto"/>
+        <w:rPr>
+          <w:sz w:val="18"/>
+          <w:szCs w:val="18"/>
+        </w:rPr>
+      </w:pPr>
+    </w:p>
+    <w:tbl>
+      <w:tblPr>
+        <w:tblW w:w="9405" w:type="dxa"/>
+        <w:jc w:val="center"/>
+        <w:tblBorders>
+          <w:top w:val="single" w:sz="6" w:space="0" w:color="1F3864"/>
+          <w:left w:val="single" w:sz="6" w:space="0" w:color="1F3864"/>
+          <w:bottom w:val="single" w:sz="6" w:space="0" w:color="1F3864"/>
+          <w:right w:val="single" w:sz="6" w:space="0" w:color="1F3864"/>
+          <w:insideH w:val="single" w:sz="6" w:space="0" w:color="1F3864"/>
+          <w:insideV w:val="single" w:sz="6" w:space="0" w:color="1F3864"/>
+        </w:tblBorders>
+        <w:tblLayout w:type="fixed"/>
+        <w:tblCellMar>
+          <w:top w:w="40" w:type="dxa"/>
+          <w:left w:w="90" w:type="dxa"/>
+          <w:bottom w:w="40" w:type="dxa"/>
+          <w:right w:w="90" w:type="dxa"/>
+        </w:tblCellMar>
+        <w:tblLook w:val="04A0" w:firstRow="1" w:lastRow="0" w:firstColumn="1" w:lastColumn="0" w:noHBand="0" w:noVBand="1"/>
+      </w:tblPr>
+      <w:tblGrid>
+        <w:gridCol w:w="1175"/>
+        <w:gridCol w:w="391"/>
+        <w:gridCol w:w="391"/>
+        <w:gridCol w:w="391"/>
+        <w:gridCol w:w="783"/>
+        <w:gridCol w:w="391"/>
+        <w:gridCol w:w="391"/>
+        <w:gridCol w:w="783"/>
+        <w:gridCol w:w="783"/>
+        <w:gridCol w:w="391"/>
+        <w:gridCol w:w="391"/>
+        <w:gridCol w:w="391"/>
+        <w:gridCol w:w="391"/>
+        <w:gridCol w:w="391"/>
+        <w:gridCol w:w="391"/>
+        <w:gridCol w:w="1567"/>
+      </w:tblGrid>
       <w:tr>
         <w:tc>
           <w:tcPr>
@@ -7432,12 +6829,6 @@
               <w:right w:val="single" w:sz="6" w:space="0" w:color="1F3864"/>
             </w:tcBorders>
             <w:shd w:val="clear" w:color="auto" w:fill="4472C4"/>
-            <w:tcMar>
-              <w:top w:w="50" w:type="dxa"/>
-              <w:left w:w="90" w:type="dxa"/>
-              <w:bottom w:w="50" w:type="dxa"/>
-              <w:right w:w="90" w:type="dxa"/>
-            </w:tcMar>
             <w:vAlign w:val="center"/>
           </w:tcPr>
           <w:p>
@@ -7480,12 +6871,6 @@
               <w:right w:val="single" w:sz="6" w:space="0" w:color="1F3864"/>
             </w:tcBorders>
             <w:shd w:val="clear" w:color="auto" w:fill="4472C4"/>
-            <w:tcMar>
-              <w:top w:w="50" w:type="dxa"/>
-              <w:left w:w="90" w:type="dxa"/>
-              <w:bottom w:w="50" w:type="dxa"/>
-              <w:right w:w="90" w:type="dxa"/>
-            </w:tcMar>
             <w:vAlign w:val="center"/>
           </w:tcPr>
           <w:p>
@@ -7526,12 +6911,6 @@
               <w:right w:val="single" w:sz="6" w:space="0" w:color="1F3864"/>
             </w:tcBorders>
             <w:shd w:val="clear" w:color="auto" w:fill="4472C4"/>
-            <w:tcMar>
-              <w:top w:w="50" w:type="dxa"/>
-              <w:left w:w="90" w:type="dxa"/>
-              <w:bottom w:w="50" w:type="dxa"/>
-              <w:right w:w="90" w:type="dxa"/>
-            </w:tcMar>
             <w:vAlign w:val="center"/>
           </w:tcPr>
           <w:p>
@@ -7572,12 +6951,6 @@
               <w:right w:val="single" w:sz="6" w:space="0" w:color="1F3864"/>
             </w:tcBorders>
             <w:shd w:val="clear" w:color="auto" w:fill="4472C4"/>
-            <w:tcMar>
-              <w:top w:w="50" w:type="dxa"/>
-              <w:left w:w="90" w:type="dxa"/>
-              <w:bottom w:w="50" w:type="dxa"/>
-              <w:right w:w="90" w:type="dxa"/>
-            </w:tcMar>
             <w:vAlign w:val="center"/>
           </w:tcPr>
           <w:p>
@@ -7633,12 +7006,6 @@
               <w:right w:val="single" w:sz="6" w:space="0" w:color="1F3864"/>
             </w:tcBorders>
             <w:shd w:val="clear" w:color="auto" w:fill="4472C4"/>
-            <w:tcMar>
-              <w:top w:w="50" w:type="dxa"/>
-              <w:left w:w="90" w:type="dxa"/>
-              <w:bottom w:w="50" w:type="dxa"/>
-              <w:right w:w="90" w:type="dxa"/>
-            </w:tcMar>
             <w:vAlign w:val="center"/>
           </w:tcPr>
           <w:p>
@@ -7679,12 +7046,6 @@
               <w:right w:val="single" w:sz="6" w:space="0" w:color="1F3864"/>
             </w:tcBorders>
             <w:shd w:val="clear" w:color="auto" w:fill="4472C4"/>
-            <w:tcMar>
-              <w:top w:w="50" w:type="dxa"/>
-              <w:left w:w="90" w:type="dxa"/>
-              <w:bottom w:w="50" w:type="dxa"/>
-              <w:right w:w="90" w:type="dxa"/>
-            </w:tcMar>
             <w:vAlign w:val="center"/>
           </w:tcPr>
           <w:p>
@@ -7727,12 +7088,6 @@
               <w:right w:val="single" w:sz="6" w:space="0" w:color="1F3864"/>
             </w:tcBorders>
             <w:shd w:val="clear" w:color="auto" w:fill="D9E2F3"/>
-            <w:tcMar>
-              <w:top w:w="50" w:type="dxa"/>
-              <w:left w:w="90" w:type="dxa"/>
-              <w:bottom w:w="50" w:type="dxa"/>
-              <w:right w:w="90" w:type="dxa"/>
-            </w:tcMar>
             <w:vAlign w:val="center"/>
           </w:tcPr>
           <w:p>
@@ -7851,12 +7206,6 @@
               <w:right w:val="single" w:sz="6" w:space="0" w:color="1F3864"/>
             </w:tcBorders>
             <w:shd w:val="clear" w:color="auto" w:fill="D9E2F3"/>
-            <w:tcMar>
-              <w:top w:w="50" w:type="dxa"/>
-              <w:left w:w="90" w:type="dxa"/>
-              <w:bottom w:w="50" w:type="dxa"/>
-              <w:right w:w="90" w:type="dxa"/>
-            </w:tcMar>
             <w:vAlign w:val="center"/>
           </w:tcPr>
           <w:p>
@@ -7938,12 +7287,6 @@
               <w:right w:val="single" w:sz="6" w:space="0" w:color="1F3864"/>
             </w:tcBorders>
             <w:shd w:val="clear" w:color="auto" w:fill="D9E2F3"/>
-            <w:tcMar>
-              <w:top w:w="50" w:type="dxa"/>
-              <w:left w:w="90" w:type="dxa"/>
-              <w:bottom w:w="50" w:type="dxa"/>
-              <w:right w:w="90" w:type="dxa"/>
-            </w:tcMar>
             <w:vAlign w:val="center"/>
           </w:tcPr>
           <w:p>
@@ -8060,12 +7403,6 @@
               <w:right w:val="single" w:sz="6" w:space="0" w:color="1F3864"/>
             </w:tcBorders>
             <w:shd w:val="clear" w:color="auto" w:fill="D9E2F3"/>
-            <w:tcMar>
-              <w:top w:w="50" w:type="dxa"/>
-              <w:left w:w="90" w:type="dxa"/>
-              <w:bottom w:w="50" w:type="dxa"/>
-              <w:right w:w="90" w:type="dxa"/>
-            </w:tcMar>
             <w:vAlign w:val="center"/>
           </w:tcPr>
           <w:p>
@@ -8166,12 +7503,6 @@
               <w:right w:val="single" w:sz="6" w:space="0" w:color="1F3864"/>
             </w:tcBorders>
             <w:shd w:val="clear" w:color="auto" w:fill="D9E2F3"/>
-            <w:tcMar>
-              <w:top w:w="50" w:type="dxa"/>
-              <w:left w:w="90" w:type="dxa"/>
-              <w:bottom w:w="50" w:type="dxa"/>
-              <w:right w:w="90" w:type="dxa"/>
-            </w:tcMar>
             <w:vAlign w:val="center"/>
           </w:tcPr>
           <w:p>
@@ -8254,6 +7585,55 @@
           </w:p>
         </w:tc>
       </w:tr>
+    </w:tbl>
+    <w:p>
+      <w:pPr>
+        <w:spacing w:before="0" w:after="0" w:line="240" w:lineRule="auto"/>
+        <w:rPr>
+          <w:sz w:val="18"/>
+          <w:szCs w:val="18"/>
+        </w:rPr>
+      </w:pPr>
+    </w:p>
+    <w:tbl>
+      <w:tblPr>
+        <w:tblW w:w="9405" w:type="dxa"/>
+        <w:jc w:val="center"/>
+        <w:tblBorders>
+          <w:top w:val="single" w:sz="6" w:space="0" w:color="1F3864"/>
+          <w:left w:val="single" w:sz="6" w:space="0" w:color="1F3864"/>
+          <w:bottom w:val="single" w:sz="6" w:space="0" w:color="1F3864"/>
+          <w:right w:val="single" w:sz="6" w:space="0" w:color="1F3864"/>
+          <w:insideH w:val="single" w:sz="6" w:space="0" w:color="1F3864"/>
+          <w:insideV w:val="single" w:sz="6" w:space="0" w:color="1F3864"/>
+        </w:tblBorders>
+        <w:tblLayout w:type="fixed"/>
+        <w:tblCellMar>
+          <w:top w:w="40" w:type="dxa"/>
+          <w:left w:w="90" w:type="dxa"/>
+          <w:bottom w:w="40" w:type="dxa"/>
+          <w:right w:w="90" w:type="dxa"/>
+        </w:tblCellMar>
+        <w:tblLook w:val="04A0" w:firstRow="1" w:lastRow="0" w:firstColumn="1" w:lastColumn="0" w:noHBand="0" w:noVBand="1"/>
+      </w:tblPr>
+      <w:tblGrid>
+        <w:gridCol w:w="1175"/>
+        <w:gridCol w:w="391"/>
+        <w:gridCol w:w="391"/>
+        <w:gridCol w:w="391"/>
+        <w:gridCol w:w="783"/>
+        <w:gridCol w:w="391"/>
+        <w:gridCol w:w="391"/>
+        <w:gridCol w:w="783"/>
+        <w:gridCol w:w="783"/>
+        <w:gridCol w:w="391"/>
+        <w:gridCol w:w="391"/>
+        <w:gridCol w:w="391"/>
+        <w:gridCol w:w="391"/>
+        <w:gridCol w:w="391"/>
+        <w:gridCol w:w="391"/>
+        <w:gridCol w:w="1567"/>
+      </w:tblGrid>
       <w:tr>
         <w:tc>
           <w:tcPr>
@@ -8266,12 +7646,6 @@
               <w:right w:val="single" w:sz="6" w:space="0" w:color="1F3864"/>
             </w:tcBorders>
             <w:shd w:val="clear" w:color="auto" w:fill="4472C4"/>
-            <w:tcMar>
-              <w:top w:w="50" w:type="dxa"/>
-              <w:left w:w="90" w:type="dxa"/>
-              <w:bottom w:w="50" w:type="dxa"/>
-              <w:right w:w="90" w:type="dxa"/>
-            </w:tcMar>
             <w:vAlign w:val="center"/>
           </w:tcPr>
           <w:p>
@@ -8312,12 +7686,6 @@
               <w:right w:val="single" w:sz="6" w:space="0" w:color="1F3864"/>
             </w:tcBorders>
             <w:shd w:val="clear" w:color="auto" w:fill="D9E2F3"/>
-            <w:tcMar>
-              <w:top w:w="50" w:type="dxa"/>
-              <w:left w:w="90" w:type="dxa"/>
-              <w:bottom w:w="50" w:type="dxa"/>
-              <w:right w:w="90" w:type="dxa"/>
-            </w:tcMar>
             <w:vAlign w:val="center"/>
           </w:tcPr>
           <w:p>
@@ -8495,12 +7863,6 @@
               <w:right w:val="single" w:sz="6" w:space="0" w:color="1F3864"/>
             </w:tcBorders>
             <w:shd w:val="clear" w:color="auto" w:fill="4472C4"/>
-            <w:tcMar>
-              <w:top w:w="50" w:type="dxa"/>
-              <w:left w:w="90" w:type="dxa"/>
-              <w:bottom w:w="50" w:type="dxa"/>
-              <w:right w:w="90" w:type="dxa"/>
-            </w:tcMar>
             <w:vAlign w:val="center"/>
           </w:tcPr>
           <w:p>
@@ -8540,12 +7902,6 @@
               <w:right w:val="single" w:sz="6" w:space="0" w:color="1F3864"/>
             </w:tcBorders>
             <w:shd w:val="clear" w:color="auto" w:fill="D9E2F3"/>
-            <w:tcMar>
-              <w:top w:w="50" w:type="dxa"/>
-              <w:left w:w="90" w:type="dxa"/>
-              <w:bottom w:w="50" w:type="dxa"/>
-              <w:right w:w="90" w:type="dxa"/>
-            </w:tcMar>
             <w:vAlign w:val="center"/>
           </w:tcPr>
           <w:p>
@@ -8739,12 +8095,6 @@
               <w:right w:val="single" w:sz="6" w:space="0" w:color="1F3864"/>
             </w:tcBorders>
             <w:shd w:val="clear" w:color="auto" w:fill="4472C4"/>
-            <w:tcMar>
-              <w:top w:w="50" w:type="dxa"/>
-              <w:left w:w="90" w:type="dxa"/>
-              <w:bottom w:w="50" w:type="dxa"/>
-              <w:right w:w="90" w:type="dxa"/>
-            </w:tcMar>
             <w:vAlign w:val="center"/>
           </w:tcPr>
           <w:p>
@@ -8784,12 +8134,6 @@
               <w:right w:val="single" w:sz="6" w:space="0" w:color="1F3864"/>
             </w:tcBorders>
             <w:shd w:val="clear" w:color="auto" w:fill="D9E2F3"/>
-            <w:tcMar>
-              <w:top w:w="50" w:type="dxa"/>
-              <w:left w:w="90" w:type="dxa"/>
-              <w:bottom w:w="50" w:type="dxa"/>
-              <w:right w:w="90" w:type="dxa"/>
-            </w:tcMar>
             <w:vAlign w:val="center"/>
           </w:tcPr>
           <w:p>
@@ -8875,12 +8219,6 @@
               <w:right w:val="single" w:sz="6" w:space="0" w:color="1F3864"/>
             </w:tcBorders>
             <w:shd w:val="clear" w:color="auto" w:fill="4472C4"/>
-            <w:tcMar>
-              <w:top w:w="50" w:type="dxa"/>
-              <w:left w:w="90" w:type="dxa"/>
-              <w:bottom w:w="50" w:type="dxa"/>
-              <w:right w:w="90" w:type="dxa"/>
-            </w:tcMar>
             <w:vAlign w:val="center"/>
           </w:tcPr>
           <w:p>
@@ -8920,12 +8258,6 @@
               <w:right w:val="single" w:sz="6" w:space="0" w:color="1F3864"/>
             </w:tcBorders>
             <w:shd w:val="clear" w:color="auto" w:fill="D9E2F3"/>
-            <w:tcMar>
-              <w:top w:w="50" w:type="dxa"/>
-              <w:left w:w="90" w:type="dxa"/>
-              <w:bottom w:w="50" w:type="dxa"/>
-              <w:right w:w="90" w:type="dxa"/>
-            </w:tcMar>
             <w:vAlign w:val="center"/>
           </w:tcPr>
           <w:p>
@@ -9037,12 +8369,6 @@
               <w:right w:val="single" w:sz="6" w:space="0" w:color="1F3864"/>
             </w:tcBorders>
             <w:shd w:val="clear" w:color="auto" w:fill="4472C4"/>
-            <w:tcMar>
-              <w:top w:w="50" w:type="dxa"/>
-              <w:left w:w="90" w:type="dxa"/>
-              <w:bottom w:w="50" w:type="dxa"/>
-              <w:right w:w="90" w:type="dxa"/>
-            </w:tcMar>
             <w:vAlign w:val="center"/>
           </w:tcPr>
           <w:p>
@@ -9083,12 +8409,6 @@
               <w:right w:val="single" w:sz="6" w:space="0" w:color="1F3864"/>
             </w:tcBorders>
             <w:shd w:val="clear" w:color="auto" w:fill="D9E2F3"/>
-            <w:tcMar>
-              <w:top w:w="50" w:type="dxa"/>
-              <w:left w:w="90" w:type="dxa"/>
-              <w:bottom w:w="50" w:type="dxa"/>
-              <w:right w:w="90" w:type="dxa"/>
-            </w:tcMar>
             <w:vAlign w:val="center"/>
           </w:tcPr>
           <w:p>
@@ -9157,12 +8477,6 @@
               <w:right w:val="single" w:sz="6" w:space="0" w:color="1F3864"/>
             </w:tcBorders>
             <w:shd w:val="clear" w:color="auto" w:fill="4472C4"/>
-            <w:tcMar>
-              <w:top w:w="50" w:type="dxa"/>
-              <w:left w:w="90" w:type="dxa"/>
-              <w:bottom w:w="50" w:type="dxa"/>
-              <w:right w:w="90" w:type="dxa"/>
-            </w:tcMar>
             <w:vAlign w:val="center"/>
           </w:tcPr>
           <w:p>
@@ -9229,12 +8543,6 @@
               <w:right w:val="single" w:sz="6" w:space="0" w:color="1F3864"/>
             </w:tcBorders>
             <w:shd w:val="clear" w:color="auto" w:fill="4472C4"/>
-            <w:tcMar>
-              <w:top w:w="50" w:type="dxa"/>
-              <w:left w:w="90" w:type="dxa"/>
-              <w:bottom w:w="50" w:type="dxa"/>
-              <w:right w:w="90" w:type="dxa"/>
-            </w:tcMar>
             <w:vAlign w:val="center"/>
           </w:tcPr>
           <w:p>
@@ -9274,12 +8582,6 @@
               <w:right w:val="single" w:sz="6" w:space="0" w:color="1F3864"/>
             </w:tcBorders>
             <w:shd w:val="clear" w:color="auto" w:fill="4472C4"/>
-            <w:tcMar>
-              <w:top w:w="50" w:type="dxa"/>
-              <w:left w:w="90" w:type="dxa"/>
-              <w:bottom w:w="50" w:type="dxa"/>
-              <w:right w:w="90" w:type="dxa"/>
-            </w:tcMar>
             <w:vAlign w:val="center"/>
           </w:tcPr>
           <w:p>
@@ -9319,12 +8621,6 @@
               <w:right w:val="single" w:sz="6" w:space="0" w:color="1F3864"/>
             </w:tcBorders>
             <w:shd w:val="clear" w:color="auto" w:fill="4472C4"/>
-            <w:tcMar>
-              <w:top w:w="50" w:type="dxa"/>
-              <w:left w:w="90" w:type="dxa"/>
-              <w:bottom w:w="50" w:type="dxa"/>
-              <w:right w:w="90" w:type="dxa"/>
-            </w:tcMar>
             <w:vAlign w:val="center"/>
           </w:tcPr>
           <w:p>
@@ -9364,12 +8660,6 @@
               <w:right w:val="single" w:sz="6" w:space="0" w:color="1F3864"/>
             </w:tcBorders>
             <w:shd w:val="clear" w:color="auto" w:fill="4472C4"/>
-            <w:tcMar>
-              <w:top w:w="50" w:type="dxa"/>
-              <w:left w:w="90" w:type="dxa"/>
-              <w:bottom w:w="50" w:type="dxa"/>
-              <w:right w:w="90" w:type="dxa"/>
-            </w:tcMar>
             <w:vAlign w:val="center"/>
           </w:tcPr>
           <w:p>
@@ -9436,12 +8726,6 @@
               <w:right w:val="single" w:sz="6" w:space="0" w:color="1F3864"/>
             </w:tcBorders>
             <w:shd w:val="clear" w:color="auto" w:fill="D9E2F3"/>
-            <w:tcMar>
-              <w:top w:w="50" w:type="dxa"/>
-              <w:left w:w="90" w:type="dxa"/>
-              <w:bottom w:w="50" w:type="dxa"/>
-              <w:right w:w="90" w:type="dxa"/>
-            </w:tcMar>
             <w:vAlign w:val="center"/>
           </w:tcPr>
           <w:p>
@@ -9474,12 +8758,6 @@
               <w:right w:val="single" w:sz="6" w:space="0" w:color="1F3864"/>
             </w:tcBorders>
             <w:shd w:val="clear" w:color="auto" w:fill="D9E2F3"/>
-            <w:tcMar>
-              <w:top w:w="50" w:type="dxa"/>
-              <w:left w:w="90" w:type="dxa"/>
-              <w:bottom w:w="50" w:type="dxa"/>
-              <w:right w:w="90" w:type="dxa"/>
-            </w:tcMar>
             <w:vAlign w:val="center"/>
           </w:tcPr>
           <w:p>
@@ -9512,12 +8790,6 @@
               <w:right w:val="single" w:sz="6" w:space="0" w:color="1F3864"/>
             </w:tcBorders>
             <w:shd w:val="clear" w:color="auto" w:fill="D9E2F3"/>
-            <w:tcMar>
-              <w:top w:w="50" w:type="dxa"/>
-              <w:left w:w="90" w:type="dxa"/>
-              <w:bottom w:w="50" w:type="dxa"/>
-              <w:right w:w="90" w:type="dxa"/>
-            </w:tcMar>
             <w:vAlign w:val="center"/>
           </w:tcPr>
           <w:p>
@@ -9550,12 +8822,6 @@
               <w:right w:val="single" w:sz="6" w:space="0" w:color="1F3864"/>
             </w:tcBorders>
             <w:shd w:val="clear" w:color="auto" w:fill="D9E2F3"/>
-            <w:tcMar>
-              <w:top w:w="50" w:type="dxa"/>
-              <w:left w:w="90" w:type="dxa"/>
-              <w:bottom w:w="50" w:type="dxa"/>
-              <w:right w:w="90" w:type="dxa"/>
-            </w:tcMar>
             <w:vAlign w:val="center"/>
           </w:tcPr>
           <w:p>
@@ -9615,12 +8881,6 @@
               <w:right w:val="single" w:sz="6" w:space="0" w:color="1F3864"/>
             </w:tcBorders>
             <w:shd w:val="clear" w:color="auto" w:fill="D9E2F3"/>
-            <w:tcMar>
-              <w:top w:w="50" w:type="dxa"/>
-              <w:left w:w="90" w:type="dxa"/>
-              <w:bottom w:w="50" w:type="dxa"/>
-              <w:right w:w="90" w:type="dxa"/>
-            </w:tcMar>
             <w:vAlign w:val="center"/>
           </w:tcPr>
           <w:p>
@@ -9653,12 +8913,6 @@
               <w:right w:val="single" w:sz="6" w:space="0" w:color="1F3864"/>
             </w:tcBorders>
             <w:shd w:val="clear" w:color="auto" w:fill="D9E2F3"/>
-            <w:tcMar>
-              <w:top w:w="50" w:type="dxa"/>
-              <w:left w:w="90" w:type="dxa"/>
-              <w:bottom w:w="50" w:type="dxa"/>
-              <w:right w:w="90" w:type="dxa"/>
-            </w:tcMar>
             <w:vAlign w:val="center"/>
           </w:tcPr>
           <w:p>
@@ -9691,12 +8945,6 @@
               <w:right w:val="single" w:sz="6" w:space="0" w:color="1F3864"/>
             </w:tcBorders>
             <w:shd w:val="clear" w:color="auto" w:fill="D9E2F3"/>
-            <w:tcMar>
-              <w:top w:w="50" w:type="dxa"/>
-              <w:left w:w="90" w:type="dxa"/>
-              <w:bottom w:w="50" w:type="dxa"/>
-              <w:right w:w="90" w:type="dxa"/>
-            </w:tcMar>
             <w:vAlign w:val="center"/>
           </w:tcPr>
           <w:p>
@@ -9729,12 +8977,6 @@
               <w:right w:val="single" w:sz="6" w:space="0" w:color="1F3864"/>
             </w:tcBorders>
             <w:shd w:val="clear" w:color="auto" w:fill="D9E2F3"/>
-            <w:tcMar>
-              <w:top w:w="50" w:type="dxa"/>
-              <w:left w:w="90" w:type="dxa"/>
-              <w:bottom w:w="50" w:type="dxa"/>
-              <w:right w:w="90" w:type="dxa"/>
-            </w:tcMar>
             <w:vAlign w:val="center"/>
           </w:tcPr>
           <w:p>
@@ -9794,12 +9036,6 @@
               <w:right w:val="single" w:sz="6" w:space="0" w:color="1F3864"/>
             </w:tcBorders>
             <w:shd w:val="clear" w:color="auto" w:fill="D9E2F3"/>
-            <w:tcMar>
-              <w:top w:w="50" w:type="dxa"/>
-              <w:left w:w="90" w:type="dxa"/>
-              <w:bottom w:w="50" w:type="dxa"/>
-              <w:right w:w="90" w:type="dxa"/>
-            </w:tcMar>
             <w:vAlign w:val="center"/>
           </w:tcPr>
           <w:p>
@@ -9832,12 +9068,6 @@
               <w:right w:val="single" w:sz="6" w:space="0" w:color="1F3864"/>
             </w:tcBorders>
             <w:shd w:val="clear" w:color="auto" w:fill="D9E2F3"/>
-            <w:tcMar>
-              <w:top w:w="50" w:type="dxa"/>
-              <w:left w:w="90" w:type="dxa"/>
-              <w:bottom w:w="50" w:type="dxa"/>
-              <w:right w:w="90" w:type="dxa"/>
-            </w:tcMar>
             <w:vAlign w:val="center"/>
           </w:tcPr>
           <w:p>
@@ -9870,12 +9100,6 @@
               <w:right w:val="single" w:sz="6" w:space="0" w:color="1F3864"/>
             </w:tcBorders>
             <w:shd w:val="clear" w:color="auto" w:fill="D9E2F3"/>
-            <w:tcMar>
-              <w:top w:w="50" w:type="dxa"/>
-              <w:left w:w="90" w:type="dxa"/>
-              <w:bottom w:w="50" w:type="dxa"/>
-              <w:right w:w="90" w:type="dxa"/>
-            </w:tcMar>
             <w:vAlign w:val="center"/>
           </w:tcPr>
           <w:p>
@@ -9908,12 +9132,6 @@
               <w:right w:val="single" w:sz="6" w:space="0" w:color="1F3864"/>
             </w:tcBorders>
             <w:shd w:val="clear" w:color="auto" w:fill="D9E2F3"/>
-            <w:tcMar>
-              <w:top w:w="50" w:type="dxa"/>
-              <w:left w:w="90" w:type="dxa"/>
-              <w:bottom w:w="50" w:type="dxa"/>
-              <w:right w:w="90" w:type="dxa"/>
-            </w:tcMar>
             <w:vAlign w:val="center"/>
           </w:tcPr>
           <w:p>
@@ -9973,12 +9191,6 @@
               <w:right w:val="single" w:sz="6" w:space="0" w:color="1F3864"/>
             </w:tcBorders>
             <w:shd w:val="clear" w:color="auto" w:fill="D9E2F3"/>
-            <w:tcMar>
-              <w:top w:w="50" w:type="dxa"/>
-              <w:left w:w="90" w:type="dxa"/>
-              <w:bottom w:w="50" w:type="dxa"/>
-              <w:right w:w="90" w:type="dxa"/>
-            </w:tcMar>
             <w:vAlign w:val="center"/>
           </w:tcPr>
           <w:p>
@@ -10023,12 +9235,6 @@
               <w:right w:val="single" w:sz="6" w:space="0" w:color="1F3864"/>
             </w:tcBorders>
             <w:shd w:val="clear" w:color="auto" w:fill="4472C4"/>
-            <w:tcMar>
-              <w:top w:w="50" w:type="dxa"/>
-              <w:left w:w="90" w:type="dxa"/>
-              <w:bottom w:w="50" w:type="dxa"/>
-              <w:right w:w="90" w:type="dxa"/>
-            </w:tcMar>
             <w:vAlign w:val="center"/>
           </w:tcPr>
           <w:p>
@@ -10095,12 +9301,6 @@
               <w:right w:val="single" w:sz="6" w:space="0" w:color="1F3864"/>
             </w:tcBorders>
             <w:shd w:val="clear" w:color="auto" w:fill="4472C4"/>
-            <w:tcMar>
-              <w:top w:w="50" w:type="dxa"/>
-              <w:left w:w="90" w:type="dxa"/>
-              <w:bottom w:w="50" w:type="dxa"/>
-              <w:right w:w="90" w:type="dxa"/>
-            </w:tcMar>
             <w:vAlign w:val="center"/>
           </w:tcPr>
           <w:p>
@@ -10140,12 +9340,6 @@
               <w:right w:val="single" w:sz="6" w:space="0" w:color="1F3864"/>
             </w:tcBorders>
             <w:shd w:val="clear" w:color="auto" w:fill="4472C4"/>
-            <w:tcMar>
-              <w:top w:w="50" w:type="dxa"/>
-              <w:left w:w="90" w:type="dxa"/>
-              <w:bottom w:w="50" w:type="dxa"/>
-              <w:right w:w="90" w:type="dxa"/>
-            </w:tcMar>
             <w:vAlign w:val="center"/>
           </w:tcPr>
           <w:p>
@@ -10185,12 +9379,6 @@
               <w:right w:val="single" w:sz="6" w:space="0" w:color="1F3864"/>
             </w:tcBorders>
             <w:shd w:val="clear" w:color="auto" w:fill="4472C4"/>
-            <w:tcMar>
-              <w:top w:w="50" w:type="dxa"/>
-              <w:left w:w="90" w:type="dxa"/>
-              <w:bottom w:w="50" w:type="dxa"/>
-              <w:right w:w="90" w:type="dxa"/>
-            </w:tcMar>
             <w:vAlign w:val="center"/>
           </w:tcPr>
           <w:p>
@@ -10230,12 +9418,6 @@
               <w:right w:val="single" w:sz="6" w:space="0" w:color="1F3864"/>
             </w:tcBorders>
             <w:shd w:val="clear" w:color="auto" w:fill="4472C4"/>
-            <w:tcMar>
-              <w:top w:w="50" w:type="dxa"/>
-              <w:left w:w="90" w:type="dxa"/>
-              <w:bottom w:w="50" w:type="dxa"/>
-              <w:right w:w="90" w:type="dxa"/>
-            </w:tcMar>
             <w:vAlign w:val="center"/>
           </w:tcPr>
           <w:p>
@@ -10302,12 +9484,6 @@
               <w:right w:val="single" w:sz="6" w:space="0" w:color="1F3864"/>
             </w:tcBorders>
             <w:shd w:val="clear" w:color="auto" w:fill="D9E2F3"/>
-            <w:tcMar>
-              <w:top w:w="50" w:type="dxa"/>
-              <w:left w:w="90" w:type="dxa"/>
-              <w:bottom w:w="50" w:type="dxa"/>
-              <w:right w:w="90" w:type="dxa"/>
-            </w:tcMar>
             <w:vAlign w:val="center"/>
           </w:tcPr>
           <w:p>
@@ -10340,12 +9516,6 @@
               <w:right w:val="single" w:sz="6" w:space="0" w:color="1F3864"/>
             </w:tcBorders>
             <w:shd w:val="clear" w:color="auto" w:fill="D9E2F3"/>
-            <w:tcMar>
-              <w:top w:w="50" w:type="dxa"/>
-              <w:left w:w="90" w:type="dxa"/>
-              <w:bottom w:w="50" w:type="dxa"/>
-              <w:right w:w="90" w:type="dxa"/>
-            </w:tcMar>
             <w:vAlign w:val="center"/>
           </w:tcPr>
           <w:p>
@@ -10378,12 +9548,6 @@
               <w:right w:val="single" w:sz="6" w:space="0" w:color="1F3864"/>
             </w:tcBorders>
             <w:shd w:val="clear" w:color="auto" w:fill="D9E2F3"/>
-            <w:tcMar>
-              <w:top w:w="50" w:type="dxa"/>
-              <w:left w:w="90" w:type="dxa"/>
-              <w:bottom w:w="50" w:type="dxa"/>
-              <w:right w:w="90" w:type="dxa"/>
-            </w:tcMar>
             <w:vAlign w:val="center"/>
           </w:tcPr>
           <w:p>
@@ -10416,12 +9580,6 @@
               <w:right w:val="single" w:sz="6" w:space="0" w:color="1F3864"/>
             </w:tcBorders>
             <w:shd w:val="clear" w:color="auto" w:fill="D9E2F3"/>
-            <w:tcMar>
-              <w:top w:w="50" w:type="dxa"/>
-              <w:left w:w="90" w:type="dxa"/>
-              <w:bottom w:w="50" w:type="dxa"/>
-              <w:right w:w="90" w:type="dxa"/>
-            </w:tcMar>
             <w:vAlign w:val="center"/>
           </w:tcPr>
           <w:p>
@@ -10481,12 +9639,6 @@
               <w:right w:val="single" w:sz="6" w:space="0" w:color="1F3864"/>
             </w:tcBorders>
             <w:shd w:val="clear" w:color="auto" w:fill="D9E2F3"/>
-            <w:tcMar>
-              <w:top w:w="50" w:type="dxa"/>
-              <w:left w:w="90" w:type="dxa"/>
-              <w:bottom w:w="50" w:type="dxa"/>
-              <w:right w:w="90" w:type="dxa"/>
-            </w:tcMar>
             <w:vAlign w:val="center"/>
           </w:tcPr>
           <w:p>
@@ -10519,12 +9671,6 @@
               <w:right w:val="single" w:sz="6" w:space="0" w:color="1F3864"/>
             </w:tcBorders>
             <w:shd w:val="clear" w:color="auto" w:fill="D9E2F3"/>
-            <w:tcMar>
-              <w:top w:w="50" w:type="dxa"/>
-              <w:left w:w="90" w:type="dxa"/>
-              <w:bottom w:w="50" w:type="dxa"/>
-              <w:right w:w="90" w:type="dxa"/>
-            </w:tcMar>
             <w:vAlign w:val="center"/>
           </w:tcPr>
           <w:p>
@@ -10557,12 +9703,6 @@
               <w:right w:val="single" w:sz="6" w:space="0" w:color="1F3864"/>
             </w:tcBorders>
             <w:shd w:val="clear" w:color="auto" w:fill="D9E2F3"/>
-            <w:tcMar>
-              <w:top w:w="50" w:type="dxa"/>
-              <w:left w:w="90" w:type="dxa"/>
-              <w:bottom w:w="50" w:type="dxa"/>
-              <w:right w:w="90" w:type="dxa"/>
-            </w:tcMar>
             <w:vAlign w:val="center"/>
           </w:tcPr>
           <w:p>
@@ -10613,12 +9753,6 @@
               <w:right w:val="single" w:sz="6" w:space="0" w:color="1F3864"/>
             </w:tcBorders>
             <w:shd w:val="clear" w:color="auto" w:fill="D9E2F3"/>
-            <w:tcMar>
-              <w:top w:w="50" w:type="dxa"/>
-              <w:left w:w="90" w:type="dxa"/>
-              <w:bottom w:w="50" w:type="dxa"/>
-              <w:right w:w="90" w:type="dxa"/>
-            </w:tcMar>
             <w:vAlign w:val="center"/>
           </w:tcPr>
           <w:p>
@@ -10678,12 +9812,6 @@
               <w:right w:val="single" w:sz="6" w:space="0" w:color="1F3864"/>
             </w:tcBorders>
             <w:shd w:val="clear" w:color="auto" w:fill="D9E2F3"/>
-            <w:tcMar>
-              <w:top w:w="50" w:type="dxa"/>
-              <w:left w:w="90" w:type="dxa"/>
-              <w:bottom w:w="50" w:type="dxa"/>
-              <w:right w:w="90" w:type="dxa"/>
-            </w:tcMar>
             <w:vAlign w:val="center"/>
           </w:tcPr>
           <w:p>
@@ -10716,12 +9844,6 @@
               <w:right w:val="single" w:sz="6" w:space="0" w:color="1F3864"/>
             </w:tcBorders>
             <w:shd w:val="clear" w:color="auto" w:fill="D9E2F3"/>
-            <w:tcMar>
-              <w:top w:w="50" w:type="dxa"/>
-              <w:left w:w="90" w:type="dxa"/>
-              <w:bottom w:w="50" w:type="dxa"/>
-              <w:right w:w="90" w:type="dxa"/>
-            </w:tcMar>
             <w:vAlign w:val="center"/>
           </w:tcPr>
           <w:p>
@@ -10754,12 +9876,6 @@
               <w:right w:val="single" w:sz="6" w:space="0" w:color="1F3864"/>
             </w:tcBorders>
             <w:shd w:val="clear" w:color="auto" w:fill="D9E2F3"/>
-            <w:tcMar>
-              <w:top w:w="50" w:type="dxa"/>
-              <w:left w:w="90" w:type="dxa"/>
-              <w:bottom w:w="50" w:type="dxa"/>
-              <w:right w:w="90" w:type="dxa"/>
-            </w:tcMar>
             <w:vAlign w:val="center"/>
           </w:tcPr>
           <w:p>
@@ -10792,12 +9908,6 @@
               <w:right w:val="single" w:sz="6" w:space="0" w:color="1F3864"/>
             </w:tcBorders>
             <w:shd w:val="clear" w:color="auto" w:fill="D9E2F3"/>
-            <w:tcMar>
-              <w:top w:w="50" w:type="dxa"/>
-              <w:left w:w="90" w:type="dxa"/>
-              <w:bottom w:w="50" w:type="dxa"/>
-              <w:right w:w="90" w:type="dxa"/>
-            </w:tcMar>
             <w:vAlign w:val="center"/>
           </w:tcPr>
           <w:p>
@@ -10857,12 +9967,6 @@
               <w:right w:val="single" w:sz="6" w:space="0" w:color="1F3864"/>
             </w:tcBorders>
             <w:shd w:val="clear" w:color="auto" w:fill="D9E2F3"/>
-            <w:tcMar>
-              <w:top w:w="50" w:type="dxa"/>
-              <w:left w:w="90" w:type="dxa"/>
-              <w:bottom w:w="50" w:type="dxa"/>
-              <w:right w:w="90" w:type="dxa"/>
-            </w:tcMar>
             <w:vAlign w:val="center"/>
           </w:tcPr>
           <w:p>
@@ -10907,12 +10011,6 @@
               <w:right w:val="single" w:sz="6" w:space="0" w:color="1F3864"/>
             </w:tcBorders>
             <w:shd w:val="clear" w:color="auto" w:fill="4472C4"/>
-            <w:tcMar>
-              <w:top w:w="50" w:type="dxa"/>
-              <w:left w:w="90" w:type="dxa"/>
-              <w:bottom w:w="50" w:type="dxa"/>
-              <w:right w:w="90" w:type="dxa"/>
-            </w:tcMar>
             <w:vAlign w:val="center"/>
           </w:tcPr>
           <w:p>
@@ -10979,12 +10077,6 @@
               <w:right w:val="single" w:sz="6" w:space="0" w:color="1F3864"/>
             </w:tcBorders>
             <w:shd w:val="clear" w:color="auto" w:fill="4472C4"/>
-            <w:tcMar>
-              <w:top w:w="50" w:type="dxa"/>
-              <w:left w:w="90" w:type="dxa"/>
-              <w:bottom w:w="50" w:type="dxa"/>
-              <w:right w:w="90" w:type="dxa"/>
-            </w:tcMar>
             <w:vAlign w:val="center"/>
           </w:tcPr>
           <w:p>
@@ -11024,12 +10116,6 @@
               <w:right w:val="single" w:sz="6" w:space="0" w:color="1F3864"/>
             </w:tcBorders>
             <w:shd w:val="clear" w:color="auto" w:fill="4472C4"/>
-            <w:tcMar>
-              <w:top w:w="50" w:type="dxa"/>
-              <w:left w:w="90" w:type="dxa"/>
-              <w:bottom w:w="50" w:type="dxa"/>
-              <w:right w:w="90" w:type="dxa"/>
-            </w:tcMar>
             <w:vAlign w:val="center"/>
           </w:tcPr>
           <w:p>
@@ -11069,12 +10155,6 @@
               <w:right w:val="single" w:sz="6" w:space="0" w:color="1F3864"/>
             </w:tcBorders>
             <w:shd w:val="clear" w:color="auto" w:fill="4472C4"/>
-            <w:tcMar>
-              <w:top w:w="50" w:type="dxa"/>
-              <w:left w:w="90" w:type="dxa"/>
-              <w:bottom w:w="50" w:type="dxa"/>
-              <w:right w:w="90" w:type="dxa"/>
-            </w:tcMar>
             <w:vAlign w:val="center"/>
           </w:tcPr>
           <w:p>
@@ -11114,12 +10194,6 @@
               <w:right w:val="single" w:sz="6" w:space="0" w:color="1F3864"/>
             </w:tcBorders>
             <w:shd w:val="clear" w:color="auto" w:fill="4472C4"/>
-            <w:tcMar>
-              <w:top w:w="50" w:type="dxa"/>
-              <w:left w:w="90" w:type="dxa"/>
-              <w:bottom w:w="50" w:type="dxa"/>
-              <w:right w:w="90" w:type="dxa"/>
-            </w:tcMar>
             <w:vAlign w:val="center"/>
           </w:tcPr>
           <w:p>
@@ -11186,12 +10260,6 @@
               <w:right w:val="single" w:sz="6" w:space="0" w:color="1F3864"/>
             </w:tcBorders>
             <w:shd w:val="clear" w:color="auto" w:fill="D9E2F3"/>
-            <w:tcMar>
-              <w:top w:w="50" w:type="dxa"/>
-              <w:left w:w="90" w:type="dxa"/>
-              <w:bottom w:w="50" w:type="dxa"/>
-              <w:right w:w="90" w:type="dxa"/>
-            </w:tcMar>
             <w:vAlign w:val="center"/>
           </w:tcPr>
           <w:p>
@@ -11224,12 +10292,6 @@
               <w:right w:val="single" w:sz="6" w:space="0" w:color="1F3864"/>
             </w:tcBorders>
             <w:shd w:val="clear" w:color="auto" w:fill="D9E2F3"/>
-            <w:tcMar>
-              <w:top w:w="50" w:type="dxa"/>
-              <w:left w:w="90" w:type="dxa"/>
-              <w:bottom w:w="50" w:type="dxa"/>
-              <w:right w:w="90" w:type="dxa"/>
-            </w:tcMar>
             <w:vAlign w:val="center"/>
           </w:tcPr>
           <w:p>
@@ -11262,12 +10324,6 @@
               <w:right w:val="single" w:sz="6" w:space="0" w:color="1F3864"/>
             </w:tcBorders>
             <w:shd w:val="clear" w:color="auto" w:fill="D9E2F3"/>
-            <w:tcMar>
-              <w:top w:w="50" w:type="dxa"/>
-              <w:left w:w="90" w:type="dxa"/>
-              <w:bottom w:w="50" w:type="dxa"/>
-              <w:right w:w="90" w:type="dxa"/>
-            </w:tcMar>
             <w:vAlign w:val="center"/>
           </w:tcPr>
           <w:p>
@@ -11300,12 +10356,6 @@
               <w:right w:val="single" w:sz="6" w:space="0" w:color="1F3864"/>
             </w:tcBorders>
             <w:shd w:val="clear" w:color="auto" w:fill="D9E2F3"/>
-            <w:tcMar>
-              <w:top w:w="50" w:type="dxa"/>
-              <w:left w:w="90" w:type="dxa"/>
-              <w:bottom w:w="50" w:type="dxa"/>
-              <w:right w:w="90" w:type="dxa"/>
-            </w:tcMar>
             <w:vAlign w:val="center"/>
           </w:tcPr>
           <w:p>
@@ -11365,12 +10415,6 @@
               <w:right w:val="single" w:sz="6" w:space="0" w:color="1F3864"/>
             </w:tcBorders>
             <w:shd w:val="clear" w:color="auto" w:fill="D9E2F3"/>
-            <w:tcMar>
-              <w:top w:w="50" w:type="dxa"/>
-              <w:left w:w="90" w:type="dxa"/>
-              <w:bottom w:w="50" w:type="dxa"/>
-              <w:right w:w="90" w:type="dxa"/>
-            </w:tcMar>
             <w:vAlign w:val="center"/>
           </w:tcPr>
           <w:p>
@@ -11403,12 +10447,6 @@
               <w:right w:val="single" w:sz="6" w:space="0" w:color="1F3864"/>
             </w:tcBorders>
             <w:shd w:val="clear" w:color="auto" w:fill="D9E2F3"/>
-            <w:tcMar>
-              <w:top w:w="50" w:type="dxa"/>
-              <w:left w:w="90" w:type="dxa"/>
-              <w:bottom w:w="50" w:type="dxa"/>
-              <w:right w:w="90" w:type="dxa"/>
-            </w:tcMar>
             <w:vAlign w:val="center"/>
           </w:tcPr>
           <w:p>
@@ -11441,12 +10479,6 @@
               <w:right w:val="single" w:sz="6" w:space="0" w:color="1F3864"/>
             </w:tcBorders>
             <w:shd w:val="clear" w:color="auto" w:fill="D9E2F3"/>
-            <w:tcMar>
-              <w:top w:w="50" w:type="dxa"/>
-              <w:left w:w="90" w:type="dxa"/>
-              <w:bottom w:w="50" w:type="dxa"/>
-              <w:right w:w="90" w:type="dxa"/>
-            </w:tcMar>
             <w:vAlign w:val="center"/>
           </w:tcPr>
           <w:p>
@@ -11479,12 +10511,6 @@
               <w:right w:val="single" w:sz="6" w:space="0" w:color="1F3864"/>
             </w:tcBorders>
             <w:shd w:val="clear" w:color="auto" w:fill="D9E2F3"/>
-            <w:tcMar>
-              <w:top w:w="50" w:type="dxa"/>
-              <w:left w:w="90" w:type="dxa"/>
-              <w:bottom w:w="50" w:type="dxa"/>
-              <w:right w:w="90" w:type="dxa"/>
-            </w:tcMar>
             <w:vAlign w:val="center"/>
           </w:tcPr>
           <w:p>
@@ -11544,12 +10570,6 @@
               <w:right w:val="single" w:sz="6" w:space="0" w:color="1F3864"/>
             </w:tcBorders>
             <w:shd w:val="clear" w:color="auto" w:fill="D9E2F3"/>
-            <w:tcMar>
-              <w:top w:w="50" w:type="dxa"/>
-              <w:left w:w="90" w:type="dxa"/>
-              <w:bottom w:w="50" w:type="dxa"/>
-              <w:right w:w="90" w:type="dxa"/>
-            </w:tcMar>
             <w:vAlign w:val="center"/>
           </w:tcPr>
           <w:p>
@@ -11582,12 +10602,6 @@
               <w:right w:val="single" w:sz="6" w:space="0" w:color="1F3864"/>
             </w:tcBorders>
             <w:shd w:val="clear" w:color="auto" w:fill="D9E2F3"/>
-            <w:tcMar>
-              <w:top w:w="50" w:type="dxa"/>
-              <w:left w:w="90" w:type="dxa"/>
-              <w:bottom w:w="50" w:type="dxa"/>
-              <w:right w:w="90" w:type="dxa"/>
-            </w:tcMar>
             <w:vAlign w:val="center"/>
           </w:tcPr>
           <w:p>
@@ -11620,12 +10634,6 @@
               <w:right w:val="single" w:sz="6" w:space="0" w:color="1F3864"/>
             </w:tcBorders>
             <w:shd w:val="clear" w:color="auto" w:fill="D9E2F3"/>
-            <w:tcMar>
-              <w:top w:w="50" w:type="dxa"/>
-              <w:left w:w="90" w:type="dxa"/>
-              <w:bottom w:w="50" w:type="dxa"/>
-              <w:right w:w="90" w:type="dxa"/>
-            </w:tcMar>
             <w:vAlign w:val="center"/>
           </w:tcPr>
           <w:p>
@@ -11658,12 +10666,6 @@
               <w:right w:val="single" w:sz="6" w:space="0" w:color="1F3864"/>
             </w:tcBorders>
             <w:shd w:val="clear" w:color="auto" w:fill="D9E2F3"/>
-            <w:tcMar>
-              <w:top w:w="50" w:type="dxa"/>
-              <w:left w:w="90" w:type="dxa"/>
-              <w:bottom w:w="50" w:type="dxa"/>
-              <w:right w:w="90" w:type="dxa"/>
-            </w:tcMar>
             <w:vAlign w:val="center"/>
           </w:tcPr>
           <w:p>
@@ -11723,12 +10725,6 @@
               <w:right w:val="single" w:sz="6" w:space="0" w:color="1F3864"/>
             </w:tcBorders>
             <w:shd w:val="clear" w:color="auto" w:fill="D9E2F3"/>
-            <w:tcMar>
-              <w:top w:w="50" w:type="dxa"/>
-              <w:left w:w="90" w:type="dxa"/>
-              <w:bottom w:w="50" w:type="dxa"/>
-              <w:right w:w="90" w:type="dxa"/>
-            </w:tcMar>
             <w:vAlign w:val="center"/>
           </w:tcPr>
           <w:p>
@@ -11773,12 +10769,6 @@
               <w:right w:val="single" w:sz="6" w:space="0" w:color="1F3864"/>
             </w:tcBorders>
             <w:shd w:val="clear" w:color="auto" w:fill="4472C4"/>
-            <w:tcMar>
-              <w:top w:w="50" w:type="dxa"/>
-              <w:left w:w="90" w:type="dxa"/>
-              <w:bottom w:w="50" w:type="dxa"/>
-              <w:right w:w="90" w:type="dxa"/>
-            </w:tcMar>
             <w:vAlign w:val="center"/>
           </w:tcPr>
           <w:p>
@@ -11845,12 +10835,6 @@
               <w:right w:val="single" w:sz="6" w:space="0" w:color="1F3864"/>
             </w:tcBorders>
             <w:shd w:val="clear" w:color="auto" w:fill="4472C4"/>
-            <w:tcMar>
-              <w:top w:w="50" w:type="dxa"/>
-              <w:left w:w="90" w:type="dxa"/>
-              <w:bottom w:w="50" w:type="dxa"/>
-              <w:right w:w="90" w:type="dxa"/>
-            </w:tcMar>
             <w:vAlign w:val="center"/>
           </w:tcPr>
           <w:p>
@@ -11890,12 +10874,6 @@
               <w:right w:val="single" w:sz="6" w:space="0" w:color="1F3864"/>
             </w:tcBorders>
             <w:shd w:val="clear" w:color="auto" w:fill="4472C4"/>
-            <w:tcMar>
-              <w:top w:w="50" w:type="dxa"/>
-              <w:left w:w="90" w:type="dxa"/>
-              <w:bottom w:w="50" w:type="dxa"/>
-              <w:right w:w="90" w:type="dxa"/>
-            </w:tcMar>
             <w:vAlign w:val="center"/>
           </w:tcPr>
           <w:p>
@@ -11935,12 +10913,6 @@
               <w:right w:val="single" w:sz="6" w:space="0" w:color="1F3864"/>
             </w:tcBorders>
             <w:shd w:val="clear" w:color="auto" w:fill="4472C4"/>
-            <w:tcMar>
-              <w:top w:w="50" w:type="dxa"/>
-              <w:left w:w="90" w:type="dxa"/>
-              <w:bottom w:w="50" w:type="dxa"/>
-              <w:right w:w="90" w:type="dxa"/>
-            </w:tcMar>
             <w:vAlign w:val="center"/>
           </w:tcPr>
           <w:p>
@@ -11980,12 +10952,6 @@
               <w:right w:val="single" w:sz="6" w:space="0" w:color="1F3864"/>
             </w:tcBorders>
             <w:shd w:val="clear" w:color="auto" w:fill="4472C4"/>
-            <w:tcMar>
-              <w:top w:w="50" w:type="dxa"/>
-              <w:left w:w="90" w:type="dxa"/>
-              <w:bottom w:w="50" w:type="dxa"/>
-              <w:right w:w="90" w:type="dxa"/>
-            </w:tcMar>
             <w:vAlign w:val="center"/>
           </w:tcPr>
           <w:p>
@@ -12052,12 +11018,6 @@
               <w:right w:val="single" w:sz="6" w:space="0" w:color="1F3864"/>
             </w:tcBorders>
             <w:shd w:val="clear" w:color="auto" w:fill="D9E2F3"/>
-            <w:tcMar>
-              <w:top w:w="50" w:type="dxa"/>
-              <w:left w:w="90" w:type="dxa"/>
-              <w:bottom w:w="50" w:type="dxa"/>
-              <w:right w:w="90" w:type="dxa"/>
-            </w:tcMar>
             <w:vAlign w:val="center"/>
           </w:tcPr>
           <w:p>
@@ -12090,12 +11050,6 @@
               <w:right w:val="single" w:sz="6" w:space="0" w:color="1F3864"/>
             </w:tcBorders>
             <w:shd w:val="clear" w:color="auto" w:fill="D9E2F3"/>
-            <w:tcMar>
-              <w:top w:w="50" w:type="dxa"/>
-              <w:left w:w="90" w:type="dxa"/>
-              <w:bottom w:w="50" w:type="dxa"/>
-              <w:right w:w="90" w:type="dxa"/>
-            </w:tcMar>
             <w:vAlign w:val="center"/>
           </w:tcPr>
           <w:p>
@@ -12128,12 +11082,6 @@
               <w:right w:val="single" w:sz="6" w:space="0" w:color="1F3864"/>
             </w:tcBorders>
             <w:shd w:val="clear" w:color="auto" w:fill="D9E2F3"/>
-            <w:tcMar>
-              <w:top w:w="50" w:type="dxa"/>
-              <w:left w:w="90" w:type="dxa"/>
-              <w:bottom w:w="50" w:type="dxa"/>
-              <w:right w:w="90" w:type="dxa"/>
-            </w:tcMar>
             <w:vAlign w:val="center"/>
           </w:tcPr>
           <w:p>
@@ -12166,12 +11114,6 @@
               <w:right w:val="single" w:sz="6" w:space="0" w:color="1F3864"/>
             </w:tcBorders>
             <w:shd w:val="clear" w:color="auto" w:fill="D9E2F3"/>
-            <w:tcMar>
-              <w:top w:w="50" w:type="dxa"/>
-              <w:left w:w="90" w:type="dxa"/>
-              <w:bottom w:w="50" w:type="dxa"/>
-              <w:right w:w="90" w:type="dxa"/>
-            </w:tcMar>
             <w:vAlign w:val="center"/>
           </w:tcPr>
           <w:p>
@@ -12231,12 +11173,6 @@
               <w:right w:val="single" w:sz="6" w:space="0" w:color="1F3864"/>
             </w:tcBorders>
             <w:shd w:val="clear" w:color="auto" w:fill="D9E2F3"/>
-            <w:tcMar>
-              <w:top w:w="50" w:type="dxa"/>
-              <w:left w:w="90" w:type="dxa"/>
-              <w:bottom w:w="50" w:type="dxa"/>
-              <w:right w:w="90" w:type="dxa"/>
-            </w:tcMar>
             <w:vAlign w:val="center"/>
           </w:tcPr>
           <w:p>
@@ -12269,12 +11205,6 @@
               <w:right w:val="single" w:sz="6" w:space="0" w:color="1F3864"/>
             </w:tcBorders>
             <w:shd w:val="clear" w:color="auto" w:fill="D9E2F3"/>
-            <w:tcMar>
-              <w:top w:w="50" w:type="dxa"/>
-              <w:left w:w="90" w:type="dxa"/>
-              <w:bottom w:w="50" w:type="dxa"/>
-              <w:right w:w="90" w:type="dxa"/>
-            </w:tcMar>
             <w:vAlign w:val="center"/>
           </w:tcPr>
           <w:p>
@@ -12307,12 +11237,6 @@
               <w:right w:val="single" w:sz="6" w:space="0" w:color="1F3864"/>
             </w:tcBorders>
             <w:shd w:val="clear" w:color="auto" w:fill="D9E2F3"/>
-            <w:tcMar>
-              <w:top w:w="50" w:type="dxa"/>
-              <w:left w:w="90" w:type="dxa"/>
-              <w:bottom w:w="50" w:type="dxa"/>
-              <w:right w:w="90" w:type="dxa"/>
-            </w:tcMar>
             <w:vAlign w:val="center"/>
           </w:tcPr>
           <w:p>
@@ -12345,12 +11269,6 @@
               <w:right w:val="single" w:sz="6" w:space="0" w:color="1F3864"/>
             </w:tcBorders>
             <w:shd w:val="clear" w:color="auto" w:fill="D9E2F3"/>
-            <w:tcMar>
-              <w:top w:w="50" w:type="dxa"/>
-              <w:left w:w="90" w:type="dxa"/>
-              <w:bottom w:w="50" w:type="dxa"/>
-              <w:right w:w="90" w:type="dxa"/>
-            </w:tcMar>
             <w:vAlign w:val="center"/>
           </w:tcPr>
           <w:p>
@@ -12410,12 +11328,6 @@
               <w:right w:val="single" w:sz="6" w:space="0" w:color="1F3864"/>
             </w:tcBorders>
             <w:shd w:val="clear" w:color="auto" w:fill="D9E2F3"/>
-            <w:tcMar>
-              <w:top w:w="50" w:type="dxa"/>
-              <w:left w:w="90" w:type="dxa"/>
-              <w:bottom w:w="50" w:type="dxa"/>
-              <w:right w:w="90" w:type="dxa"/>
-            </w:tcMar>
             <w:vAlign w:val="center"/>
           </w:tcPr>
           <w:p>
@@ -12448,12 +11360,6 @@
               <w:right w:val="single" w:sz="6" w:space="0" w:color="1F3864"/>
             </w:tcBorders>
             <w:shd w:val="clear" w:color="auto" w:fill="D9E2F3"/>
-            <w:tcMar>
-              <w:top w:w="50" w:type="dxa"/>
-              <w:left w:w="90" w:type="dxa"/>
-              <w:bottom w:w="50" w:type="dxa"/>
-              <w:right w:w="90" w:type="dxa"/>
-            </w:tcMar>
             <w:vAlign w:val="center"/>
           </w:tcPr>
           <w:p>
@@ -12486,12 +11392,6 @@
               <w:right w:val="single" w:sz="6" w:space="0" w:color="1F3864"/>
             </w:tcBorders>
             <w:shd w:val="clear" w:color="auto" w:fill="D9E2F3"/>
-            <w:tcMar>
-              <w:top w:w="50" w:type="dxa"/>
-              <w:left w:w="90" w:type="dxa"/>
-              <w:bottom w:w="50" w:type="dxa"/>
-              <w:right w:w="90" w:type="dxa"/>
-            </w:tcMar>
             <w:vAlign w:val="center"/>
           </w:tcPr>
           <w:p>
@@ -12524,12 +11424,6 @@
               <w:right w:val="single" w:sz="6" w:space="0" w:color="1F3864"/>
             </w:tcBorders>
             <w:shd w:val="clear" w:color="auto" w:fill="D9E2F3"/>
-            <w:tcMar>
-              <w:top w:w="50" w:type="dxa"/>
-              <w:left w:w="90" w:type="dxa"/>
-              <w:bottom w:w="50" w:type="dxa"/>
-              <w:right w:w="90" w:type="dxa"/>
-            </w:tcMar>
             <w:vAlign w:val="center"/>
           </w:tcPr>
           <w:p>
@@ -12589,12 +11483,6 @@
               <w:right w:val="single" w:sz="6" w:space="0" w:color="1F3864"/>
             </w:tcBorders>
             <w:shd w:val="clear" w:color="auto" w:fill="D9E2F3"/>
-            <w:tcMar>
-              <w:top w:w="50" w:type="dxa"/>
-              <w:left w:w="90" w:type="dxa"/>
-              <w:bottom w:w="50" w:type="dxa"/>
-              <w:right w:w="90" w:type="dxa"/>
-            </w:tcMar>
             <w:vAlign w:val="center"/>
           </w:tcPr>
           <w:p>
@@ -12639,12 +11527,6 @@
               <w:right w:val="single" w:sz="6" w:space="0" w:color="1F3864"/>
             </w:tcBorders>
             <w:shd w:val="clear" w:color="auto" w:fill="4472C4"/>
-            <w:tcMar>
-              <w:top w:w="50" w:type="dxa"/>
-              <w:left w:w="90" w:type="dxa"/>
-              <w:bottom w:w="50" w:type="dxa"/>
-              <w:right w:w="90" w:type="dxa"/>
-            </w:tcMar>
             <w:vAlign w:val="center"/>
           </w:tcPr>
           <w:p>
@@ -12711,12 +11593,6 @@
               <w:right w:val="single" w:sz="6" w:space="0" w:color="1F3864"/>
             </w:tcBorders>
             <w:shd w:val="clear" w:color="auto" w:fill="4472C4"/>
-            <w:tcMar>
-              <w:top w:w="50" w:type="dxa"/>
-              <w:left w:w="90" w:type="dxa"/>
-              <w:bottom w:w="50" w:type="dxa"/>
-              <w:right w:w="90" w:type="dxa"/>
-            </w:tcMar>
             <w:vAlign w:val="center"/>
           </w:tcPr>
           <w:p>
@@ -12756,12 +11632,6 @@
               <w:right w:val="single" w:sz="6" w:space="0" w:color="1F3864"/>
             </w:tcBorders>
             <w:shd w:val="clear" w:color="auto" w:fill="4472C4"/>
-            <w:tcMar>
-              <w:top w:w="50" w:type="dxa"/>
-              <w:left w:w="90" w:type="dxa"/>
-              <w:bottom w:w="50" w:type="dxa"/>
-              <w:right w:w="90" w:type="dxa"/>
-            </w:tcMar>
             <w:vAlign w:val="center"/>
           </w:tcPr>
           <w:p>
@@ -12801,12 +11671,6 @@
               <w:right w:val="single" w:sz="6" w:space="0" w:color="1F3864"/>
             </w:tcBorders>
             <w:shd w:val="clear" w:color="auto" w:fill="4472C4"/>
-            <w:tcMar>
-              <w:top w:w="50" w:type="dxa"/>
-              <w:left w:w="90" w:type="dxa"/>
-              <w:bottom w:w="50" w:type="dxa"/>
-              <w:right w:w="90" w:type="dxa"/>
-            </w:tcMar>
             <w:vAlign w:val="center"/>
           </w:tcPr>
           <w:p>
@@ -12846,12 +11710,6 @@
               <w:right w:val="single" w:sz="6" w:space="0" w:color="1F3864"/>
             </w:tcBorders>
             <w:shd w:val="clear" w:color="auto" w:fill="4472C4"/>
-            <w:tcMar>
-              <w:top w:w="50" w:type="dxa"/>
-              <w:left w:w="90" w:type="dxa"/>
-              <w:bottom w:w="50" w:type="dxa"/>
-              <w:right w:w="90" w:type="dxa"/>
-            </w:tcMar>
             <w:vAlign w:val="center"/>
           </w:tcPr>
           <w:p>
@@ -12918,12 +11776,6 @@
               <w:right w:val="single" w:sz="6" w:space="0" w:color="1F3864"/>
             </w:tcBorders>
             <w:shd w:val="clear" w:color="auto" w:fill="D9E2F3"/>
-            <w:tcMar>
-              <w:top w:w="50" w:type="dxa"/>
-              <w:left w:w="90" w:type="dxa"/>
-              <w:bottom w:w="50" w:type="dxa"/>
-              <w:right w:w="90" w:type="dxa"/>
-            </w:tcMar>
             <w:vAlign w:val="center"/>
           </w:tcPr>
           <w:p>
@@ -12956,12 +11808,6 @@
               <w:right w:val="single" w:sz="6" w:space="0" w:color="1F3864"/>
             </w:tcBorders>
             <w:shd w:val="clear" w:color="auto" w:fill="D9E2F3"/>
-            <w:tcMar>
-              <w:top w:w="50" w:type="dxa"/>
-              <w:left w:w="90" w:type="dxa"/>
-              <w:bottom w:w="50" w:type="dxa"/>
-              <w:right w:w="90" w:type="dxa"/>
-            </w:tcMar>
             <w:vAlign w:val="center"/>
           </w:tcPr>
           <w:p>
@@ -12994,12 +11840,6 @@
               <w:right w:val="single" w:sz="6" w:space="0" w:color="1F3864"/>
             </w:tcBorders>
             <w:shd w:val="clear" w:color="auto" w:fill="D9E2F3"/>
-            <w:tcMar>
-              <w:top w:w="50" w:type="dxa"/>
-              <w:left w:w="90" w:type="dxa"/>
-              <w:bottom w:w="50" w:type="dxa"/>
-              <w:right w:w="90" w:type="dxa"/>
-            </w:tcMar>
             <w:vAlign w:val="center"/>
           </w:tcPr>
           <w:p>
@@ -13032,12 +11872,6 @@
               <w:right w:val="single" w:sz="6" w:space="0" w:color="1F3864"/>
             </w:tcBorders>
             <w:shd w:val="clear" w:color="auto" w:fill="D9E2F3"/>
-            <w:tcMar>
-              <w:top w:w="50" w:type="dxa"/>
-              <w:left w:w="90" w:type="dxa"/>
-              <w:bottom w:w="50" w:type="dxa"/>
-              <w:right w:w="90" w:type="dxa"/>
-            </w:tcMar>
             <w:vAlign w:val="center"/>
           </w:tcPr>
           <w:p>
@@ -13097,12 +11931,6 @@
               <w:right w:val="single" w:sz="6" w:space="0" w:color="1F3864"/>
             </w:tcBorders>
             <w:shd w:val="clear" w:color="auto" w:fill="D9E2F3"/>
-            <w:tcMar>
-              <w:top w:w="50" w:type="dxa"/>
-              <w:left w:w="90" w:type="dxa"/>
-              <w:bottom w:w="50" w:type="dxa"/>
-              <w:right w:w="90" w:type="dxa"/>
-            </w:tcMar>
             <w:vAlign w:val="center"/>
           </w:tcPr>
           <w:p>
@@ -13135,12 +11963,6 @@
               <w:right w:val="single" w:sz="6" w:space="0" w:color="1F3864"/>
             </w:tcBorders>
             <w:shd w:val="clear" w:color="auto" w:fill="D9E2F3"/>
-            <w:tcMar>
-              <w:top w:w="50" w:type="dxa"/>
-              <w:left w:w="90" w:type="dxa"/>
-              <w:bottom w:w="50" w:type="dxa"/>
-              <w:right w:w="90" w:type="dxa"/>
-            </w:tcMar>
             <w:vAlign w:val="center"/>
           </w:tcPr>
           <w:p>
@@ -13173,12 +11995,6 @@
               <w:right w:val="single" w:sz="6" w:space="0" w:color="1F3864"/>
             </w:tcBorders>
             <w:shd w:val="clear" w:color="auto" w:fill="D9E2F3"/>
-            <w:tcMar>
-              <w:top w:w="50" w:type="dxa"/>
-              <w:left w:w="90" w:type="dxa"/>
-              <w:bottom w:w="50" w:type="dxa"/>
-              <w:right w:w="90" w:type="dxa"/>
-            </w:tcMar>
             <w:vAlign w:val="center"/>
           </w:tcPr>
           <w:p>
@@ -13211,12 +12027,6 @@
               <w:right w:val="single" w:sz="6" w:space="0" w:color="1F3864"/>
             </w:tcBorders>
             <w:shd w:val="clear" w:color="auto" w:fill="D9E2F3"/>
-            <w:tcMar>
-              <w:top w:w="50" w:type="dxa"/>
-              <w:left w:w="90" w:type="dxa"/>
-              <w:bottom w:w="50" w:type="dxa"/>
-              <w:right w:w="90" w:type="dxa"/>
-            </w:tcMar>
             <w:vAlign w:val="center"/>
           </w:tcPr>
           <w:p>
@@ -13276,12 +12086,6 @@
               <w:right w:val="single" w:sz="6" w:space="0" w:color="1F3864"/>
             </w:tcBorders>
             <w:shd w:val="clear" w:color="auto" w:fill="D9E2F3"/>
-            <w:tcMar>
-              <w:top w:w="50" w:type="dxa"/>
-              <w:left w:w="90" w:type="dxa"/>
-              <w:bottom w:w="50" w:type="dxa"/>
-              <w:right w:w="90" w:type="dxa"/>
-            </w:tcMar>
             <w:vAlign w:val="center"/>
           </w:tcPr>
           <w:p>
@@ -13314,12 +12118,6 @@
               <w:right w:val="single" w:sz="6" w:space="0" w:color="1F3864"/>
             </w:tcBorders>
             <w:shd w:val="clear" w:color="auto" w:fill="D9E2F3"/>
-            <w:tcMar>
-              <w:top w:w="50" w:type="dxa"/>
-              <w:left w:w="90" w:type="dxa"/>
-              <w:bottom w:w="50" w:type="dxa"/>
-              <w:right w:w="90" w:type="dxa"/>
-            </w:tcMar>
             <w:vAlign w:val="center"/>
           </w:tcPr>
           <w:p>
@@ -13352,12 +12150,6 @@
               <w:right w:val="single" w:sz="6" w:space="0" w:color="1F3864"/>
             </w:tcBorders>
             <w:shd w:val="clear" w:color="auto" w:fill="D9E2F3"/>
-            <w:tcMar>
-              <w:top w:w="50" w:type="dxa"/>
-              <w:left w:w="90" w:type="dxa"/>
-              <w:bottom w:w="50" w:type="dxa"/>
-              <w:right w:w="90" w:type="dxa"/>
-            </w:tcMar>
             <w:vAlign w:val="center"/>
           </w:tcPr>
           <w:p>
@@ -13390,12 +12182,6 @@
               <w:right w:val="single" w:sz="6" w:space="0" w:color="1F3864"/>
             </w:tcBorders>
             <w:shd w:val="clear" w:color="auto" w:fill="D9E2F3"/>
-            <w:tcMar>
-              <w:top w:w="50" w:type="dxa"/>
-              <w:left w:w="90" w:type="dxa"/>
-              <w:bottom w:w="50" w:type="dxa"/>
-              <w:right w:w="90" w:type="dxa"/>
-            </w:tcMar>
             <w:vAlign w:val="center"/>
           </w:tcPr>
           <w:p>
@@ -13455,12 +12241,6 @@
               <w:right w:val="single" w:sz="6" w:space="0" w:color="1F3864"/>
             </w:tcBorders>
             <w:shd w:val="clear" w:color="auto" w:fill="D9E2F3"/>
-            <w:tcMar>
-              <w:top w:w="50" w:type="dxa"/>
-              <w:left w:w="90" w:type="dxa"/>
-              <w:bottom w:w="50" w:type="dxa"/>
-              <w:right w:w="90" w:type="dxa"/>
-            </w:tcMar>
             <w:vAlign w:val="center"/>
           </w:tcPr>
           <w:p>
@@ -13505,12 +12285,6 @@
               <w:right w:val="single" w:sz="6" w:space="0" w:color="1F3864"/>
             </w:tcBorders>
             <w:shd w:val="clear" w:color="auto" w:fill="4472C4"/>
-            <w:tcMar>
-              <w:top w:w="50" w:type="dxa"/>
-              <w:left w:w="90" w:type="dxa"/>
-              <w:bottom w:w="50" w:type="dxa"/>
-              <w:right w:w="90" w:type="dxa"/>
-            </w:tcMar>
             <w:vAlign w:val="center"/>
           </w:tcPr>
           <w:p>
@@ -13577,12 +12351,6 @@
               <w:right w:val="single" w:sz="6" w:space="0" w:color="1F3864"/>
             </w:tcBorders>
             <w:shd w:val="clear" w:color="auto" w:fill="4472C4"/>
-            <w:tcMar>
-              <w:top w:w="50" w:type="dxa"/>
-              <w:left w:w="90" w:type="dxa"/>
-              <w:bottom w:w="50" w:type="dxa"/>
-              <w:right w:w="90" w:type="dxa"/>
-            </w:tcMar>
             <w:vAlign w:val="center"/>
           </w:tcPr>
           <w:p>
@@ -13622,12 +12390,6 @@
               <w:right w:val="single" w:sz="6" w:space="0" w:color="1F3864"/>
             </w:tcBorders>
             <w:shd w:val="clear" w:color="auto" w:fill="4472C4"/>
-            <w:tcMar>
-              <w:top w:w="50" w:type="dxa"/>
-              <w:left w:w="90" w:type="dxa"/>
-              <w:bottom w:w="50" w:type="dxa"/>
-              <w:right w:w="90" w:type="dxa"/>
-            </w:tcMar>
             <w:vAlign w:val="center"/>
           </w:tcPr>
           <w:p>
@@ -13667,12 +12429,6 @@
               <w:right w:val="single" w:sz="6" w:space="0" w:color="1F3864"/>
             </w:tcBorders>
             <w:shd w:val="clear" w:color="auto" w:fill="4472C4"/>
-            <w:tcMar>
-              <w:top w:w="50" w:type="dxa"/>
-              <w:left w:w="90" w:type="dxa"/>
-              <w:bottom w:w="50" w:type="dxa"/>
-              <w:right w:w="90" w:type="dxa"/>
-            </w:tcMar>
             <w:vAlign w:val="center"/>
           </w:tcPr>
           <w:p>
@@ -13712,12 +12468,6 @@
               <w:right w:val="single" w:sz="6" w:space="0" w:color="1F3864"/>
             </w:tcBorders>
             <w:shd w:val="clear" w:color="auto" w:fill="4472C4"/>
-            <w:tcMar>
-              <w:top w:w="50" w:type="dxa"/>
-              <w:left w:w="90" w:type="dxa"/>
-              <w:bottom w:w="50" w:type="dxa"/>
-              <w:right w:w="90" w:type="dxa"/>
-            </w:tcMar>
             <w:vAlign w:val="center"/>
           </w:tcPr>
           <w:p>
@@ -13784,12 +12534,6 @@
               <w:right w:val="single" w:sz="6" w:space="0" w:color="1F3864"/>
             </w:tcBorders>
             <w:shd w:val="clear" w:color="auto" w:fill="D9E2F3"/>
-            <w:tcMar>
-              <w:top w:w="50" w:type="dxa"/>
-              <w:left w:w="90" w:type="dxa"/>
-              <w:bottom w:w="50" w:type="dxa"/>
-              <w:right w:w="90" w:type="dxa"/>
-            </w:tcMar>
             <w:vAlign w:val="center"/>
           </w:tcPr>
           <w:p>
@@ -13822,12 +12566,6 @@
               <w:right w:val="single" w:sz="6" w:space="0" w:color="1F3864"/>
             </w:tcBorders>
             <w:shd w:val="clear" w:color="auto" w:fill="D9E2F3"/>
-            <w:tcMar>
-              <w:top w:w="50" w:type="dxa"/>
-              <w:left w:w="90" w:type="dxa"/>
-              <w:bottom w:w="50" w:type="dxa"/>
-              <w:right w:w="90" w:type="dxa"/>
-            </w:tcMar>
             <w:vAlign w:val="center"/>
           </w:tcPr>
           <w:p>
@@ -13860,12 +12598,6 @@
               <w:right w:val="single" w:sz="6" w:space="0" w:color="1F3864"/>
             </w:tcBorders>
             <w:shd w:val="clear" w:color="auto" w:fill="D9E2F3"/>
-            <w:tcMar>
-              <w:top w:w="50" w:type="dxa"/>
-              <w:left w:w="90" w:type="dxa"/>
-              <w:bottom w:w="50" w:type="dxa"/>
-              <w:right w:w="90" w:type="dxa"/>
-            </w:tcMar>
             <w:vAlign w:val="center"/>
           </w:tcPr>
           <w:p>
@@ -13898,12 +12630,6 @@
               <w:right w:val="single" w:sz="6" w:space="0" w:color="1F3864"/>
             </w:tcBorders>
             <w:shd w:val="clear" w:color="auto" w:fill="D9E2F3"/>
-            <w:tcMar>
-              <w:top w:w="50" w:type="dxa"/>
-              <w:left w:w="90" w:type="dxa"/>
-              <w:bottom w:w="50" w:type="dxa"/>
-              <w:right w:w="90" w:type="dxa"/>
-            </w:tcMar>
             <w:vAlign w:val="center"/>
           </w:tcPr>
           <w:p>
@@ -13963,12 +12689,6 @@
               <w:right w:val="single" w:sz="6" w:space="0" w:color="1F3864"/>
             </w:tcBorders>
             <w:shd w:val="clear" w:color="auto" w:fill="D9E2F3"/>
-            <w:tcMar>
-              <w:top w:w="50" w:type="dxa"/>
-              <w:left w:w="90" w:type="dxa"/>
-              <w:bottom w:w="50" w:type="dxa"/>
-              <w:right w:w="90" w:type="dxa"/>
-            </w:tcMar>
             <w:vAlign w:val="center"/>
           </w:tcPr>
           <w:p>
@@ -14001,12 +12721,6 @@
               <w:right w:val="single" w:sz="6" w:space="0" w:color="1F3864"/>
             </w:tcBorders>
             <w:shd w:val="clear" w:color="auto" w:fill="D9E2F3"/>
-            <w:tcMar>
-              <w:top w:w="50" w:type="dxa"/>
-              <w:left w:w="90" w:type="dxa"/>
-              <w:bottom w:w="50" w:type="dxa"/>
-              <w:right w:w="90" w:type="dxa"/>
-            </w:tcMar>
             <w:vAlign w:val="center"/>
           </w:tcPr>
           <w:p>
@@ -14039,12 +12753,6 @@
               <w:right w:val="single" w:sz="6" w:space="0" w:color="1F3864"/>
             </w:tcBorders>
             <w:shd w:val="clear" w:color="auto" w:fill="D9E2F3"/>
-            <w:tcMar>
-              <w:top w:w="50" w:type="dxa"/>
-              <w:left w:w="90" w:type="dxa"/>
-              <w:bottom w:w="50" w:type="dxa"/>
-              <w:right w:w="90" w:type="dxa"/>
-            </w:tcMar>
             <w:vAlign w:val="center"/>
           </w:tcPr>
           <w:p>
@@ -14077,12 +12785,6 @@
               <w:right w:val="single" w:sz="6" w:space="0" w:color="1F3864"/>
             </w:tcBorders>
             <w:shd w:val="clear" w:color="auto" w:fill="D9E2F3"/>
-            <w:tcMar>
-              <w:top w:w="50" w:type="dxa"/>
-              <w:left w:w="90" w:type="dxa"/>
-              <w:bottom w:w="50" w:type="dxa"/>
-              <w:right w:w="90" w:type="dxa"/>
-            </w:tcMar>
             <w:vAlign w:val="center"/>
           </w:tcPr>
           <w:p>
@@ -14142,12 +12844,6 @@
               <w:right w:val="single" w:sz="6" w:space="0" w:color="1F3864"/>
             </w:tcBorders>
             <w:shd w:val="clear" w:color="auto" w:fill="D9E2F3"/>
-            <w:tcMar>
-              <w:top w:w="50" w:type="dxa"/>
-              <w:left w:w="90" w:type="dxa"/>
-              <w:bottom w:w="50" w:type="dxa"/>
-              <w:right w:w="90" w:type="dxa"/>
-            </w:tcMar>
             <w:vAlign w:val="center"/>
           </w:tcPr>
           <w:p>
@@ -14180,12 +12876,6 @@
               <w:right w:val="single" w:sz="6" w:space="0" w:color="1F3864"/>
             </w:tcBorders>
             <w:shd w:val="clear" w:color="auto" w:fill="D9E2F3"/>
-            <w:tcMar>
-              <w:top w:w="50" w:type="dxa"/>
-              <w:left w:w="90" w:type="dxa"/>
-              <w:bottom w:w="50" w:type="dxa"/>
-              <w:right w:w="90" w:type="dxa"/>
-            </w:tcMar>
             <w:vAlign w:val="center"/>
           </w:tcPr>
           <w:p>
@@ -14218,12 +12908,6 @@
               <w:right w:val="single" w:sz="6" w:space="0" w:color="1F3864"/>
             </w:tcBorders>
             <w:shd w:val="clear" w:color="auto" w:fill="D9E2F3"/>
-            <w:tcMar>
-              <w:top w:w="50" w:type="dxa"/>
-              <w:left w:w="90" w:type="dxa"/>
-              <w:bottom w:w="50" w:type="dxa"/>
-              <w:right w:w="90" w:type="dxa"/>
-            </w:tcMar>
             <w:vAlign w:val="center"/>
           </w:tcPr>
           <w:p>
@@ -14256,12 +12940,6 @@
               <w:right w:val="single" w:sz="6" w:space="0" w:color="1F3864"/>
             </w:tcBorders>
             <w:shd w:val="clear" w:color="auto" w:fill="D9E2F3"/>
-            <w:tcMar>
-              <w:top w:w="50" w:type="dxa"/>
-              <w:left w:w="90" w:type="dxa"/>
-              <w:bottom w:w="50" w:type="dxa"/>
-              <w:right w:w="90" w:type="dxa"/>
-            </w:tcMar>
             <w:vAlign w:val="center"/>
           </w:tcPr>
           <w:p>
@@ -14321,12 +12999,6 @@
               <w:right w:val="single" w:sz="6" w:space="0" w:color="1F3864"/>
             </w:tcBorders>
             <w:shd w:val="clear" w:color="auto" w:fill="D9E2F3"/>
-            <w:tcMar>
-              <w:top w:w="50" w:type="dxa"/>
-              <w:left w:w="90" w:type="dxa"/>
-              <w:bottom w:w="50" w:type="dxa"/>
-              <w:right w:w="90" w:type="dxa"/>
-            </w:tcMar>
             <w:vAlign w:val="center"/>
           </w:tcPr>
           <w:p>
@@ -14371,12 +13043,6 @@
               <w:right w:val="single" w:sz="6" w:space="0" w:color="1F3864"/>
             </w:tcBorders>
             <w:shd w:val="clear" w:color="auto" w:fill="4472C4"/>
-            <w:tcMar>
-              <w:top w:w="50" w:type="dxa"/>
-              <w:left w:w="90" w:type="dxa"/>
-              <w:bottom w:w="50" w:type="dxa"/>
-              <w:right w:w="90" w:type="dxa"/>
-            </w:tcMar>
             <w:vAlign w:val="center"/>
           </w:tcPr>
           <w:p>
@@ -14443,12 +13109,6 @@
               <w:right w:val="single" w:sz="6" w:space="0" w:color="1F3864"/>
             </w:tcBorders>
             <w:shd w:val="clear" w:color="auto" w:fill="4472C4"/>
-            <w:tcMar>
-              <w:top w:w="50" w:type="dxa"/>
-              <w:left w:w="90" w:type="dxa"/>
-              <w:bottom w:w="50" w:type="dxa"/>
-              <w:right w:w="90" w:type="dxa"/>
-            </w:tcMar>
             <w:vAlign w:val="center"/>
           </w:tcPr>
           <w:p>
@@ -14488,12 +13148,6 @@
               <w:right w:val="single" w:sz="6" w:space="0" w:color="1F3864"/>
             </w:tcBorders>
             <w:shd w:val="clear" w:color="auto" w:fill="4472C4"/>
-            <w:tcMar>
-              <w:top w:w="50" w:type="dxa"/>
-              <w:left w:w="90" w:type="dxa"/>
-              <w:bottom w:w="50" w:type="dxa"/>
-              <w:right w:w="90" w:type="dxa"/>
-            </w:tcMar>
             <w:vAlign w:val="center"/>
           </w:tcPr>
           <w:p>
@@ -14533,12 +13187,6 @@
               <w:right w:val="single" w:sz="6" w:space="0" w:color="1F3864"/>
             </w:tcBorders>
             <w:shd w:val="clear" w:color="auto" w:fill="4472C4"/>
-            <w:tcMar>
-              <w:top w:w="50" w:type="dxa"/>
-              <w:left w:w="90" w:type="dxa"/>
-              <w:bottom w:w="50" w:type="dxa"/>
-              <w:right w:w="90" w:type="dxa"/>
-            </w:tcMar>
             <w:vAlign w:val="center"/>
           </w:tcPr>
           <w:p>
@@ -14578,12 +13226,6 @@
               <w:right w:val="single" w:sz="6" w:space="0" w:color="1F3864"/>
             </w:tcBorders>
             <w:shd w:val="clear" w:color="auto" w:fill="4472C4"/>
-            <w:tcMar>
-              <w:top w:w="50" w:type="dxa"/>
-              <w:left w:w="90" w:type="dxa"/>
-              <w:bottom w:w="50" w:type="dxa"/>
-              <w:right w:w="90" w:type="dxa"/>
-            </w:tcMar>
             <w:vAlign w:val="center"/>
           </w:tcPr>
           <w:p>
@@ -14650,12 +13292,6 @@
               <w:right w:val="single" w:sz="6" w:space="0" w:color="1F3864"/>
             </w:tcBorders>
             <w:shd w:val="clear" w:color="auto" w:fill="D9E2F3"/>
-            <w:tcMar>
-              <w:top w:w="50" w:type="dxa"/>
-              <w:left w:w="90" w:type="dxa"/>
-              <w:bottom w:w="50" w:type="dxa"/>
-              <w:right w:w="90" w:type="dxa"/>
-            </w:tcMar>
             <w:vAlign w:val="center"/>
           </w:tcPr>
           <w:p>
@@ -14688,12 +13324,6 @@
               <w:right w:val="single" w:sz="6" w:space="0" w:color="1F3864"/>
             </w:tcBorders>
             <w:shd w:val="clear" w:color="auto" w:fill="D9E2F3"/>
-            <w:tcMar>
-              <w:top w:w="50" w:type="dxa"/>
-              <w:left w:w="90" w:type="dxa"/>
-              <w:bottom w:w="50" w:type="dxa"/>
-              <w:right w:w="90" w:type="dxa"/>
-            </w:tcMar>
             <w:vAlign w:val="center"/>
           </w:tcPr>
           <w:p>
@@ -14726,12 +13356,6 @@
               <w:right w:val="single" w:sz="6" w:space="0" w:color="1F3864"/>
             </w:tcBorders>
             <w:shd w:val="clear" w:color="auto" w:fill="D9E2F3"/>
-            <w:tcMar>
-              <w:top w:w="50" w:type="dxa"/>
-              <w:left w:w="90" w:type="dxa"/>
-              <w:bottom w:w="50" w:type="dxa"/>
-              <w:right w:w="90" w:type="dxa"/>
-            </w:tcMar>
             <w:vAlign w:val="center"/>
           </w:tcPr>
           <w:p>
@@ -14764,12 +13388,6 @@
               <w:right w:val="single" w:sz="6" w:space="0" w:color="1F3864"/>
             </w:tcBorders>
             <w:shd w:val="clear" w:color="auto" w:fill="D9E2F3"/>
-            <w:tcMar>
-              <w:top w:w="50" w:type="dxa"/>
-              <w:left w:w="90" w:type="dxa"/>
-              <w:bottom w:w="50" w:type="dxa"/>
-              <w:right w:w="90" w:type="dxa"/>
-            </w:tcMar>
             <w:vAlign w:val="center"/>
           </w:tcPr>
           <w:p>
@@ -14829,12 +13447,6 @@
               <w:right w:val="single" w:sz="6" w:space="0" w:color="1F3864"/>
             </w:tcBorders>
             <w:shd w:val="clear" w:color="auto" w:fill="D9E2F3"/>
-            <w:tcMar>
-              <w:top w:w="50" w:type="dxa"/>
-              <w:left w:w="90" w:type="dxa"/>
-              <w:bottom w:w="50" w:type="dxa"/>
-              <w:right w:w="90" w:type="dxa"/>
-            </w:tcMar>
             <w:vAlign w:val="center"/>
           </w:tcPr>
           <w:p>
@@ -14867,12 +13479,6 @@
               <w:right w:val="single" w:sz="6" w:space="0" w:color="1F3864"/>
             </w:tcBorders>
             <w:shd w:val="clear" w:color="auto" w:fill="D9E2F3"/>
-            <w:tcMar>
-              <w:top w:w="50" w:type="dxa"/>
-              <w:left w:w="90" w:type="dxa"/>
-              <w:bottom w:w="50" w:type="dxa"/>
-              <w:right w:w="90" w:type="dxa"/>
-            </w:tcMar>
             <w:vAlign w:val="center"/>
           </w:tcPr>
           <w:p>
@@ -14905,12 +13511,6 @@
               <w:right w:val="single" w:sz="6" w:space="0" w:color="1F3864"/>
             </w:tcBorders>
             <w:shd w:val="clear" w:color="auto" w:fill="D9E2F3"/>
-            <w:tcMar>
-              <w:top w:w="50" w:type="dxa"/>
-              <w:left w:w="90" w:type="dxa"/>
-              <w:bottom w:w="50" w:type="dxa"/>
-              <w:right w:w="90" w:type="dxa"/>
-            </w:tcMar>
             <w:vAlign w:val="center"/>
           </w:tcPr>
           <w:p>
@@ -14943,12 +13543,6 @@
               <w:right w:val="single" w:sz="6" w:space="0" w:color="1F3864"/>
             </w:tcBorders>
             <w:shd w:val="clear" w:color="auto" w:fill="D9E2F3"/>
-            <w:tcMar>
-              <w:top w:w="50" w:type="dxa"/>
-              <w:left w:w="90" w:type="dxa"/>
-              <w:bottom w:w="50" w:type="dxa"/>
-              <w:right w:w="90" w:type="dxa"/>
-            </w:tcMar>
             <w:vAlign w:val="center"/>
           </w:tcPr>
           <w:p>
@@ -15008,12 +13602,6 @@
               <w:right w:val="single" w:sz="6" w:space="0" w:color="1F3864"/>
             </w:tcBorders>
             <w:shd w:val="clear" w:color="auto" w:fill="D9E2F3"/>
-            <w:tcMar>
-              <w:top w:w="50" w:type="dxa"/>
-              <w:left w:w="90" w:type="dxa"/>
-              <w:bottom w:w="50" w:type="dxa"/>
-              <w:right w:w="90" w:type="dxa"/>
-            </w:tcMar>
             <w:vAlign w:val="center"/>
           </w:tcPr>
           <w:p>
@@ -15046,12 +13634,6 @@
               <w:right w:val="single" w:sz="6" w:space="0" w:color="1F3864"/>
             </w:tcBorders>
             <w:shd w:val="clear" w:color="auto" w:fill="D9E2F3"/>
-            <w:tcMar>
-              <w:top w:w="50" w:type="dxa"/>
-              <w:left w:w="90" w:type="dxa"/>
-              <w:bottom w:w="50" w:type="dxa"/>
-              <w:right w:w="90" w:type="dxa"/>
-            </w:tcMar>
             <w:vAlign w:val="center"/>
           </w:tcPr>
           <w:p>
@@ -15084,12 +13666,6 @@
               <w:right w:val="single" w:sz="6" w:space="0" w:color="1F3864"/>
             </w:tcBorders>
             <w:shd w:val="clear" w:color="auto" w:fill="D9E2F3"/>
-            <w:tcMar>
-              <w:top w:w="50" w:type="dxa"/>
-              <w:left w:w="90" w:type="dxa"/>
-              <w:bottom w:w="50" w:type="dxa"/>
-              <w:right w:w="90" w:type="dxa"/>
-            </w:tcMar>
             <w:vAlign w:val="center"/>
           </w:tcPr>
           <w:p>
@@ -15122,12 +13698,6 @@
               <w:right w:val="single" w:sz="6" w:space="0" w:color="1F3864"/>
             </w:tcBorders>
             <w:shd w:val="clear" w:color="auto" w:fill="D9E2F3"/>
-            <w:tcMar>
-              <w:top w:w="50" w:type="dxa"/>
-              <w:left w:w="90" w:type="dxa"/>
-              <w:bottom w:w="50" w:type="dxa"/>
-              <w:right w:w="90" w:type="dxa"/>
-            </w:tcMar>
             <w:vAlign w:val="center"/>
           </w:tcPr>
           <w:p>
@@ -15187,12 +13757,6 @@
               <w:right w:val="single" w:sz="6" w:space="0" w:color="1F3864"/>
             </w:tcBorders>
             <w:shd w:val="clear" w:color="auto" w:fill="D9E2F3"/>
-            <w:tcMar>
-              <w:top w:w="50" w:type="dxa"/>
-              <w:left w:w="90" w:type="dxa"/>
-              <w:bottom w:w="50" w:type="dxa"/>
-              <w:right w:w="90" w:type="dxa"/>
-            </w:tcMar>
             <w:vAlign w:val="center"/>
           </w:tcPr>
           <w:p>
@@ -15237,12 +13801,6 @@
               <w:right w:val="single" w:sz="6" w:space="0" w:color="1F3864"/>
             </w:tcBorders>
             <w:shd w:val="clear" w:color="auto" w:fill="4472C4"/>
-            <w:tcMar>
-              <w:top w:w="50" w:type="dxa"/>
-              <w:left w:w="90" w:type="dxa"/>
-              <w:bottom w:w="50" w:type="dxa"/>
-              <w:right w:w="90" w:type="dxa"/>
-            </w:tcMar>
             <w:vAlign w:val="center"/>
           </w:tcPr>
           <w:p>
@@ -15309,12 +13867,6 @@
               <w:right w:val="single" w:sz="6" w:space="0" w:color="1F3864"/>
             </w:tcBorders>
             <w:shd w:val="clear" w:color="auto" w:fill="4472C4"/>
-            <w:tcMar>
-              <w:top w:w="50" w:type="dxa"/>
-              <w:left w:w="90" w:type="dxa"/>
-              <w:bottom w:w="50" w:type="dxa"/>
-              <w:right w:w="90" w:type="dxa"/>
-            </w:tcMar>
             <w:vAlign w:val="center"/>
           </w:tcPr>
           <w:p>
@@ -15354,12 +13906,6 @@
               <w:right w:val="single" w:sz="6" w:space="0" w:color="1F3864"/>
             </w:tcBorders>
             <w:shd w:val="clear" w:color="auto" w:fill="4472C4"/>
-            <w:tcMar>
-              <w:top w:w="50" w:type="dxa"/>
-              <w:left w:w="90" w:type="dxa"/>
-              <w:bottom w:w="50" w:type="dxa"/>
-              <w:right w:w="90" w:type="dxa"/>
-            </w:tcMar>
             <w:vAlign w:val="center"/>
           </w:tcPr>
           <w:p>
@@ -15399,12 +13945,6 @@
               <w:right w:val="single" w:sz="6" w:space="0" w:color="1F3864"/>
             </w:tcBorders>
             <w:shd w:val="clear" w:color="auto" w:fill="4472C4"/>
-            <w:tcMar>
-              <w:top w:w="50" w:type="dxa"/>
-              <w:left w:w="90" w:type="dxa"/>
-              <w:bottom w:w="50" w:type="dxa"/>
-              <w:right w:w="90" w:type="dxa"/>
-            </w:tcMar>
             <w:vAlign w:val="center"/>
           </w:tcPr>
           <w:p>
@@ -15444,12 +13984,6 @@
               <w:right w:val="single" w:sz="6" w:space="0" w:color="1F3864"/>
             </w:tcBorders>
             <w:shd w:val="clear" w:color="auto" w:fill="4472C4"/>
-            <w:tcMar>
-              <w:top w:w="50" w:type="dxa"/>
-              <w:left w:w="90" w:type="dxa"/>
-              <w:bottom w:w="50" w:type="dxa"/>
-              <w:right w:w="90" w:type="dxa"/>
-            </w:tcMar>
             <w:vAlign w:val="center"/>
           </w:tcPr>
           <w:p>
@@ -15516,12 +14050,6 @@
               <w:right w:val="single" w:sz="6" w:space="0" w:color="1F3864"/>
             </w:tcBorders>
             <w:shd w:val="clear" w:color="auto" w:fill="D9E2F3"/>
-            <w:tcMar>
-              <w:top w:w="50" w:type="dxa"/>
-              <w:left w:w="90" w:type="dxa"/>
-              <w:bottom w:w="50" w:type="dxa"/>
-              <w:right w:w="90" w:type="dxa"/>
-            </w:tcMar>
             <w:vAlign w:val="center"/>
           </w:tcPr>
           <w:p>
@@ -15554,12 +14082,6 @@
               <w:right w:val="single" w:sz="6" w:space="0" w:color="1F3864"/>
             </w:tcBorders>
             <w:shd w:val="clear" w:color="auto" w:fill="D9E2F3"/>
-            <w:tcMar>
-              <w:top w:w="50" w:type="dxa"/>
-              <w:left w:w="90" w:type="dxa"/>
-              <w:bottom w:w="50" w:type="dxa"/>
-              <w:right w:w="90" w:type="dxa"/>
-            </w:tcMar>
             <w:vAlign w:val="center"/>
           </w:tcPr>
           <w:p>
@@ -15592,12 +14114,6 @@
               <w:right w:val="single" w:sz="6" w:space="0" w:color="1F3864"/>
             </w:tcBorders>
             <w:shd w:val="clear" w:color="auto" w:fill="D9E2F3"/>
-            <w:tcMar>
-              <w:top w:w="50" w:type="dxa"/>
-              <w:left w:w="90" w:type="dxa"/>
-              <w:bottom w:w="50" w:type="dxa"/>
-              <w:right w:w="90" w:type="dxa"/>
-            </w:tcMar>
             <w:vAlign w:val="center"/>
           </w:tcPr>
           <w:p>
@@ -15630,12 +14146,6 @@
               <w:right w:val="single" w:sz="6" w:space="0" w:color="1F3864"/>
             </w:tcBorders>
             <w:shd w:val="clear" w:color="auto" w:fill="D9E2F3"/>
-            <w:tcMar>
-              <w:top w:w="50" w:type="dxa"/>
-              <w:left w:w="90" w:type="dxa"/>
-              <w:bottom w:w="50" w:type="dxa"/>
-              <w:right w:w="90" w:type="dxa"/>
-            </w:tcMar>
             <w:vAlign w:val="center"/>
           </w:tcPr>
           <w:p>
@@ -15695,12 +14205,6 @@
               <w:right w:val="single" w:sz="6" w:space="0" w:color="1F3864"/>
             </w:tcBorders>
             <w:shd w:val="clear" w:color="auto" w:fill="D9E2F3"/>
-            <w:tcMar>
-              <w:top w:w="50" w:type="dxa"/>
-              <w:left w:w="90" w:type="dxa"/>
-              <w:bottom w:w="50" w:type="dxa"/>
-              <w:right w:w="90" w:type="dxa"/>
-            </w:tcMar>
             <w:vAlign w:val="center"/>
           </w:tcPr>
           <w:p>
@@ -15733,12 +14237,6 @@
               <w:right w:val="single" w:sz="6" w:space="0" w:color="1F3864"/>
             </w:tcBorders>
             <w:shd w:val="clear" w:color="auto" w:fill="D9E2F3"/>
-            <w:tcMar>
-              <w:top w:w="50" w:type="dxa"/>
-              <w:left w:w="90" w:type="dxa"/>
-              <w:bottom w:w="50" w:type="dxa"/>
-              <w:right w:w="90" w:type="dxa"/>
-            </w:tcMar>
             <w:vAlign w:val="center"/>
           </w:tcPr>
           <w:p>
@@ -15771,12 +14269,6 @@
               <w:right w:val="single" w:sz="6" w:space="0" w:color="1F3864"/>
             </w:tcBorders>
             <w:shd w:val="clear" w:color="auto" w:fill="D9E2F3"/>
-            <w:tcMar>
-              <w:top w:w="50" w:type="dxa"/>
-              <w:left w:w="90" w:type="dxa"/>
-              <w:bottom w:w="50" w:type="dxa"/>
-              <w:right w:w="90" w:type="dxa"/>
-            </w:tcMar>
             <w:vAlign w:val="center"/>
           </w:tcPr>
           <w:p>
@@ -15809,12 +14301,6 @@
               <w:right w:val="single" w:sz="6" w:space="0" w:color="1F3864"/>
             </w:tcBorders>
             <w:shd w:val="clear" w:color="auto" w:fill="D9E2F3"/>
-            <w:tcMar>
-              <w:top w:w="50" w:type="dxa"/>
-              <w:left w:w="90" w:type="dxa"/>
-              <w:bottom w:w="50" w:type="dxa"/>
-              <w:right w:w="90" w:type="dxa"/>
-            </w:tcMar>
             <w:vAlign w:val="center"/>
           </w:tcPr>
           <w:p>
@@ -15874,12 +14360,6 @@
               <w:right w:val="single" w:sz="6" w:space="0" w:color="1F3864"/>
             </w:tcBorders>
             <w:shd w:val="clear" w:color="auto" w:fill="D9E2F3"/>
-            <w:tcMar>
-              <w:top w:w="50" w:type="dxa"/>
-              <w:left w:w="90" w:type="dxa"/>
-              <w:bottom w:w="50" w:type="dxa"/>
-              <w:right w:w="90" w:type="dxa"/>
-            </w:tcMar>
             <w:vAlign w:val="center"/>
           </w:tcPr>
           <w:p>
@@ -15912,12 +14392,6 @@
               <w:right w:val="single" w:sz="6" w:space="0" w:color="1F3864"/>
             </w:tcBorders>
             <w:shd w:val="clear" w:color="auto" w:fill="D9E2F3"/>
-            <w:tcMar>
-              <w:top w:w="50" w:type="dxa"/>
-              <w:left w:w="90" w:type="dxa"/>
-              <w:bottom w:w="50" w:type="dxa"/>
-              <w:right w:w="90" w:type="dxa"/>
-            </w:tcMar>
             <w:vAlign w:val="center"/>
           </w:tcPr>
           <w:p>
@@ -15950,12 +14424,6 @@
               <w:right w:val="single" w:sz="6" w:space="0" w:color="1F3864"/>
             </w:tcBorders>
             <w:shd w:val="clear" w:color="auto" w:fill="D9E2F3"/>
-            <w:tcMar>
-              <w:top w:w="50" w:type="dxa"/>
-              <w:left w:w="90" w:type="dxa"/>
-              <w:bottom w:w="50" w:type="dxa"/>
-              <w:right w:w="90" w:type="dxa"/>
-            </w:tcMar>
             <w:vAlign w:val="center"/>
           </w:tcPr>
           <w:p>
@@ -15988,12 +14456,6 @@
               <w:right w:val="single" w:sz="6" w:space="0" w:color="1F3864"/>
             </w:tcBorders>
             <w:shd w:val="clear" w:color="auto" w:fill="D9E2F3"/>
-            <w:tcMar>
-              <w:top w:w="50" w:type="dxa"/>
-              <w:left w:w="90" w:type="dxa"/>
-              <w:bottom w:w="50" w:type="dxa"/>
-              <w:right w:w="90" w:type="dxa"/>
-            </w:tcMar>
             <w:vAlign w:val="center"/>
           </w:tcPr>
           <w:p>
@@ -16053,12 +14515,6 @@
               <w:right w:val="single" w:sz="6" w:space="0" w:color="1F3864"/>
             </w:tcBorders>
             <w:shd w:val="clear" w:color="auto" w:fill="D9E2F3"/>
-            <w:tcMar>
-              <w:top w:w="50" w:type="dxa"/>
-              <w:left w:w="90" w:type="dxa"/>
-              <w:bottom w:w="50" w:type="dxa"/>
-              <w:right w:w="90" w:type="dxa"/>
-            </w:tcMar>
             <w:vAlign w:val="center"/>
           </w:tcPr>
           <w:p>
@@ -16103,12 +14559,6 @@
               <w:right w:val="single" w:sz="6" w:space="0" w:color="1F3864"/>
             </w:tcBorders>
             <w:shd w:val="clear" w:color="auto" w:fill="4472C4"/>
-            <w:tcMar>
-              <w:top w:w="50" w:type="dxa"/>
-              <w:left w:w="90" w:type="dxa"/>
-              <w:bottom w:w="50" w:type="dxa"/>
-              <w:right w:w="90" w:type="dxa"/>
-            </w:tcMar>
             <w:vAlign w:val="center"/>
           </w:tcPr>
           <w:p>
@@ -16175,12 +14625,6 @@
               <w:right w:val="single" w:sz="6" w:space="0" w:color="1F3864"/>
             </w:tcBorders>
             <w:shd w:val="clear" w:color="auto" w:fill="4472C4"/>
-            <w:tcMar>
-              <w:top w:w="50" w:type="dxa"/>
-              <w:left w:w="90" w:type="dxa"/>
-              <w:bottom w:w="50" w:type="dxa"/>
-              <w:right w:w="90" w:type="dxa"/>
-            </w:tcMar>
             <w:vAlign w:val="center"/>
           </w:tcPr>
           <w:p>
@@ -16220,12 +14664,6 @@
               <w:right w:val="single" w:sz="6" w:space="0" w:color="1F3864"/>
             </w:tcBorders>
             <w:shd w:val="clear" w:color="auto" w:fill="4472C4"/>
-            <w:tcMar>
-              <w:top w:w="50" w:type="dxa"/>
-              <w:left w:w="90" w:type="dxa"/>
-              <w:bottom w:w="50" w:type="dxa"/>
-              <w:right w:w="90" w:type="dxa"/>
-            </w:tcMar>
             <w:vAlign w:val="center"/>
           </w:tcPr>
           <w:p>
@@ -16265,12 +14703,6 @@
               <w:right w:val="single" w:sz="6" w:space="0" w:color="1F3864"/>
             </w:tcBorders>
             <w:shd w:val="clear" w:color="auto" w:fill="4472C4"/>
-            <w:tcMar>
-              <w:top w:w="50" w:type="dxa"/>
-              <w:left w:w="90" w:type="dxa"/>
-              <w:bottom w:w="50" w:type="dxa"/>
-              <w:right w:w="90" w:type="dxa"/>
-            </w:tcMar>
             <w:vAlign w:val="center"/>
           </w:tcPr>
           <w:p>
@@ -16310,12 +14742,6 @@
               <w:right w:val="single" w:sz="6" w:space="0" w:color="1F3864"/>
             </w:tcBorders>
             <w:shd w:val="clear" w:color="auto" w:fill="4472C4"/>
-            <w:tcMar>
-              <w:top w:w="50" w:type="dxa"/>
-              <w:left w:w="90" w:type="dxa"/>
-              <w:bottom w:w="50" w:type="dxa"/>
-              <w:right w:w="90" w:type="dxa"/>
-            </w:tcMar>
             <w:vAlign w:val="center"/>
           </w:tcPr>
           <w:p>
@@ -16382,12 +14808,6 @@
               <w:right w:val="single" w:sz="6" w:space="0" w:color="1F3864"/>
             </w:tcBorders>
             <w:shd w:val="clear" w:color="auto" w:fill="D9E2F3"/>
-            <w:tcMar>
-              <w:top w:w="50" w:type="dxa"/>
-              <w:left w:w="90" w:type="dxa"/>
-              <w:bottom w:w="50" w:type="dxa"/>
-              <w:right w:w="90" w:type="dxa"/>
-            </w:tcMar>
             <w:vAlign w:val="center"/>
           </w:tcPr>
           <w:p>
@@ -16420,12 +14840,6 @@
               <w:right w:val="single" w:sz="6" w:space="0" w:color="1F3864"/>
             </w:tcBorders>
             <w:shd w:val="clear" w:color="auto" w:fill="D9E2F3"/>
-            <w:tcMar>
-              <w:top w:w="50" w:type="dxa"/>
-              <w:left w:w="90" w:type="dxa"/>
-              <w:bottom w:w="50" w:type="dxa"/>
-              <w:right w:w="90" w:type="dxa"/>
-            </w:tcMar>
             <w:vAlign w:val="center"/>
           </w:tcPr>
           <w:p>
@@ -16458,12 +14872,6 @@
               <w:right w:val="single" w:sz="6" w:space="0" w:color="1F3864"/>
             </w:tcBorders>
             <w:shd w:val="clear" w:color="auto" w:fill="D9E2F3"/>
-            <w:tcMar>
-              <w:top w:w="50" w:type="dxa"/>
-              <w:left w:w="90" w:type="dxa"/>
-              <w:bottom w:w="50" w:type="dxa"/>
-              <w:right w:w="90" w:type="dxa"/>
-            </w:tcMar>
             <w:vAlign w:val="center"/>
           </w:tcPr>
           <w:p>
@@ -16496,12 +14904,6 @@
               <w:right w:val="single" w:sz="6" w:space="0" w:color="1F3864"/>
             </w:tcBorders>
             <w:shd w:val="clear" w:color="auto" w:fill="D9E2F3"/>
-            <w:tcMar>
-              <w:top w:w="50" w:type="dxa"/>
-              <w:left w:w="90" w:type="dxa"/>
-              <w:bottom w:w="50" w:type="dxa"/>
-              <w:right w:w="90" w:type="dxa"/>
-            </w:tcMar>
             <w:vAlign w:val="center"/>
           </w:tcPr>
           <w:p>
@@ -16561,12 +14963,6 @@
               <w:right w:val="single" w:sz="6" w:space="0" w:color="1F3864"/>
             </w:tcBorders>
             <w:shd w:val="clear" w:color="auto" w:fill="D9E2F3"/>
-            <w:tcMar>
-              <w:top w:w="50" w:type="dxa"/>
-              <w:left w:w="90" w:type="dxa"/>
-              <w:bottom w:w="50" w:type="dxa"/>
-              <w:right w:w="90" w:type="dxa"/>
-            </w:tcMar>
             <w:vAlign w:val="center"/>
           </w:tcPr>
           <w:p>
@@ -16599,12 +14995,6 @@
               <w:right w:val="single" w:sz="6" w:space="0" w:color="1F3864"/>
             </w:tcBorders>
             <w:shd w:val="clear" w:color="auto" w:fill="D9E2F3"/>
-            <w:tcMar>
-              <w:top w:w="50" w:type="dxa"/>
-              <w:left w:w="90" w:type="dxa"/>
-              <w:bottom w:w="50" w:type="dxa"/>
-              <w:right w:w="90" w:type="dxa"/>
-            </w:tcMar>
             <w:vAlign w:val="center"/>
           </w:tcPr>
           <w:p>
@@ -16637,12 +15027,6 @@
               <w:right w:val="single" w:sz="6" w:space="0" w:color="1F3864"/>
             </w:tcBorders>
             <w:shd w:val="clear" w:color="auto" w:fill="D9E2F3"/>
-            <w:tcMar>
-              <w:top w:w="50" w:type="dxa"/>
-              <w:left w:w="90" w:type="dxa"/>
-              <w:bottom w:w="50" w:type="dxa"/>
-              <w:right w:w="90" w:type="dxa"/>
-            </w:tcMar>
             <w:vAlign w:val="center"/>
           </w:tcPr>
           <w:p>
@@ -16675,12 +15059,6 @@
               <w:right w:val="single" w:sz="6" w:space="0" w:color="1F3864"/>
             </w:tcBorders>
             <w:shd w:val="clear" w:color="auto" w:fill="D9E2F3"/>
-            <w:tcMar>
-              <w:top w:w="50" w:type="dxa"/>
-              <w:left w:w="90" w:type="dxa"/>
-              <w:bottom w:w="50" w:type="dxa"/>
-              <w:right w:w="90" w:type="dxa"/>
-            </w:tcMar>
             <w:vAlign w:val="center"/>
           </w:tcPr>
           <w:p>
@@ -16740,12 +15118,6 @@
               <w:right w:val="single" w:sz="6" w:space="0" w:color="1F3864"/>
             </w:tcBorders>
             <w:shd w:val="clear" w:color="auto" w:fill="D9E2F3"/>
-            <w:tcMar>
-              <w:top w:w="50" w:type="dxa"/>
-              <w:left w:w="90" w:type="dxa"/>
-              <w:bottom w:w="50" w:type="dxa"/>
-              <w:right w:w="90" w:type="dxa"/>
-            </w:tcMar>
             <w:vAlign w:val="center"/>
           </w:tcPr>
           <w:p>
@@ -16778,12 +15150,6 @@
               <w:right w:val="single" w:sz="6" w:space="0" w:color="1F3864"/>
             </w:tcBorders>
             <w:shd w:val="clear" w:color="auto" w:fill="D9E2F3"/>
-            <w:tcMar>
-              <w:top w:w="50" w:type="dxa"/>
-              <w:left w:w="90" w:type="dxa"/>
-              <w:bottom w:w="50" w:type="dxa"/>
-              <w:right w:w="90" w:type="dxa"/>
-            </w:tcMar>
             <w:vAlign w:val="center"/>
           </w:tcPr>
           <w:p>
@@ -16816,12 +15182,6 @@
               <w:right w:val="single" w:sz="6" w:space="0" w:color="1F3864"/>
             </w:tcBorders>
             <w:shd w:val="clear" w:color="auto" w:fill="D9E2F3"/>
-            <w:tcMar>
-              <w:top w:w="50" w:type="dxa"/>
-              <w:left w:w="90" w:type="dxa"/>
-              <w:bottom w:w="50" w:type="dxa"/>
-              <w:right w:w="90" w:type="dxa"/>
-            </w:tcMar>
             <w:vAlign w:val="center"/>
           </w:tcPr>
           <w:p>
@@ -16854,12 +15214,6 @@
               <w:right w:val="single" w:sz="6" w:space="0" w:color="1F3864"/>
             </w:tcBorders>
             <w:shd w:val="clear" w:color="auto" w:fill="D9E2F3"/>
-            <w:tcMar>
-              <w:top w:w="50" w:type="dxa"/>
-              <w:left w:w="90" w:type="dxa"/>
-              <w:bottom w:w="50" w:type="dxa"/>
-              <w:right w:w="90" w:type="dxa"/>
-            </w:tcMar>
             <w:vAlign w:val="center"/>
           </w:tcPr>
           <w:p>
@@ -16919,12 +15273,6 @@
               <w:right w:val="single" w:sz="6" w:space="0" w:color="1F3864"/>
             </w:tcBorders>
             <w:shd w:val="clear" w:color="auto" w:fill="D9E2F3"/>
-            <w:tcMar>
-              <w:top w:w="50" w:type="dxa"/>
-              <w:left w:w="90" w:type="dxa"/>
-              <w:bottom w:w="50" w:type="dxa"/>
-              <w:right w:w="90" w:type="dxa"/>
-            </w:tcMar>
             <w:vAlign w:val="center"/>
           </w:tcPr>
           <w:p>
@@ -16969,12 +15317,6 @@
               <w:right w:val="single" w:sz="6" w:space="0" w:color="1F3864"/>
             </w:tcBorders>
             <w:shd w:val="clear" w:color="auto" w:fill="4472C4"/>
-            <w:tcMar>
-              <w:top w:w="50" w:type="dxa"/>
-              <w:left w:w="90" w:type="dxa"/>
-              <w:bottom w:w="50" w:type="dxa"/>
-              <w:right w:w="90" w:type="dxa"/>
-            </w:tcMar>
             <w:vAlign w:val="center"/>
           </w:tcPr>
           <w:p>
@@ -17041,12 +15383,6 @@
               <w:right w:val="single" w:sz="6" w:space="0" w:color="1F3864"/>
             </w:tcBorders>
             <w:shd w:val="clear" w:color="auto" w:fill="4472C4"/>
-            <w:tcMar>
-              <w:top w:w="50" w:type="dxa"/>
-              <w:left w:w="90" w:type="dxa"/>
-              <w:bottom w:w="50" w:type="dxa"/>
-              <w:right w:w="90" w:type="dxa"/>
-            </w:tcMar>
             <w:vAlign w:val="center"/>
           </w:tcPr>
           <w:p>
@@ -17086,12 +15422,6 @@
               <w:right w:val="single" w:sz="6" w:space="0" w:color="1F3864"/>
             </w:tcBorders>
             <w:shd w:val="clear" w:color="auto" w:fill="4472C4"/>
-            <w:tcMar>
-              <w:top w:w="50" w:type="dxa"/>
-              <w:left w:w="90" w:type="dxa"/>
-              <w:bottom w:w="50" w:type="dxa"/>
-              <w:right w:w="90" w:type="dxa"/>
-            </w:tcMar>
             <w:vAlign w:val="center"/>
           </w:tcPr>
           <w:p>
@@ -17131,12 +15461,6 @@
               <w:right w:val="single" w:sz="6" w:space="0" w:color="1F3864"/>
             </w:tcBorders>
             <w:shd w:val="clear" w:color="auto" w:fill="4472C4"/>
-            <w:tcMar>
-              <w:top w:w="50" w:type="dxa"/>
-              <w:left w:w="90" w:type="dxa"/>
-              <w:bottom w:w="50" w:type="dxa"/>
-              <w:right w:w="90" w:type="dxa"/>
-            </w:tcMar>
             <w:vAlign w:val="center"/>
           </w:tcPr>
           <w:p>
@@ -17176,12 +15500,6 @@
               <w:right w:val="single" w:sz="6" w:space="0" w:color="1F3864"/>
             </w:tcBorders>
             <w:shd w:val="clear" w:color="auto" w:fill="4472C4"/>
-            <w:tcMar>
-              <w:top w:w="50" w:type="dxa"/>
-              <w:left w:w="90" w:type="dxa"/>
-              <w:bottom w:w="50" w:type="dxa"/>
-              <w:right w:w="90" w:type="dxa"/>
-            </w:tcMar>
             <w:vAlign w:val="center"/>
           </w:tcPr>
           <w:p>
@@ -17248,12 +15566,6 @@
               <w:right w:val="single" w:sz="6" w:space="0" w:color="1F3864"/>
             </w:tcBorders>
             <w:shd w:val="clear" w:color="auto" w:fill="D9E2F3"/>
-            <w:tcMar>
-              <w:top w:w="50" w:type="dxa"/>
-              <w:left w:w="90" w:type="dxa"/>
-              <w:bottom w:w="50" w:type="dxa"/>
-              <w:right w:w="90" w:type="dxa"/>
-            </w:tcMar>
             <w:vAlign w:val="center"/>
           </w:tcPr>
           <w:p>
@@ -17286,12 +15598,6 @@
               <w:right w:val="single" w:sz="6" w:space="0" w:color="1F3864"/>
             </w:tcBorders>
             <w:shd w:val="clear" w:color="auto" w:fill="D9E2F3"/>
-            <w:tcMar>
-              <w:top w:w="50" w:type="dxa"/>
-              <w:left w:w="90" w:type="dxa"/>
-              <w:bottom w:w="50" w:type="dxa"/>
-              <w:right w:w="90" w:type="dxa"/>
-            </w:tcMar>
             <w:vAlign w:val="center"/>
           </w:tcPr>
           <w:p>
@@ -17324,12 +15630,6 @@
               <w:right w:val="single" w:sz="6" w:space="0" w:color="1F3864"/>
             </w:tcBorders>
             <w:shd w:val="clear" w:color="auto" w:fill="D9E2F3"/>
-            <w:tcMar>
-              <w:top w:w="50" w:type="dxa"/>
-              <w:left w:w="90" w:type="dxa"/>
-              <w:bottom w:w="50" w:type="dxa"/>
-              <w:right w:w="90" w:type="dxa"/>
-            </w:tcMar>
             <w:vAlign w:val="center"/>
           </w:tcPr>
           <w:p>
@@ -17362,12 +15662,6 @@
               <w:right w:val="single" w:sz="6" w:space="0" w:color="1F3864"/>
             </w:tcBorders>
             <w:shd w:val="clear" w:color="auto" w:fill="D9E2F3"/>
-            <w:tcMar>
-              <w:top w:w="50" w:type="dxa"/>
-              <w:left w:w="90" w:type="dxa"/>
-              <w:bottom w:w="50" w:type="dxa"/>
-              <w:right w:w="90" w:type="dxa"/>
-            </w:tcMar>
             <w:vAlign w:val="center"/>
           </w:tcPr>
           <w:p>
@@ -17437,12 +15731,6 @@
               <w:right w:val="single" w:sz="6" w:space="0" w:color="1F3864"/>
             </w:tcBorders>
             <w:shd w:val="clear" w:color="auto" w:fill="D9E2F3"/>
-            <w:tcMar>
-              <w:top w:w="50" w:type="dxa"/>
-              <w:left w:w="90" w:type="dxa"/>
-              <w:bottom w:w="50" w:type="dxa"/>
-              <w:right w:w="90" w:type="dxa"/>
-            </w:tcMar>
             <w:vAlign w:val="center"/>
           </w:tcPr>
           <w:p>
@@ -17475,12 +15763,6 @@
               <w:right w:val="single" w:sz="6" w:space="0" w:color="1F3864"/>
             </w:tcBorders>
             <w:shd w:val="clear" w:color="auto" w:fill="D9E2F3"/>
-            <w:tcMar>
-              <w:top w:w="50" w:type="dxa"/>
-              <w:left w:w="90" w:type="dxa"/>
-              <w:bottom w:w="50" w:type="dxa"/>
-              <w:right w:w="90" w:type="dxa"/>
-            </w:tcMar>
             <w:vAlign w:val="center"/>
           </w:tcPr>
           <w:p>
@@ -17513,12 +15795,6 @@
               <w:right w:val="single" w:sz="6" w:space="0" w:color="1F3864"/>
             </w:tcBorders>
             <w:shd w:val="clear" w:color="auto" w:fill="D9E2F3"/>
-            <w:tcMar>
-              <w:top w:w="50" w:type="dxa"/>
-              <w:left w:w="90" w:type="dxa"/>
-              <w:bottom w:w="50" w:type="dxa"/>
-              <w:right w:w="90" w:type="dxa"/>
-            </w:tcMar>
             <w:vAlign w:val="center"/>
           </w:tcPr>
           <w:p>
@@ -17551,12 +15827,6 @@
               <w:right w:val="single" w:sz="6" w:space="0" w:color="1F3864"/>
             </w:tcBorders>
             <w:shd w:val="clear" w:color="auto" w:fill="D9E2F3"/>
-            <w:tcMar>
-              <w:top w:w="50" w:type="dxa"/>
-              <w:left w:w="90" w:type="dxa"/>
-              <w:bottom w:w="50" w:type="dxa"/>
-              <w:right w:w="90" w:type="dxa"/>
-            </w:tcMar>
             <w:vAlign w:val="center"/>
           </w:tcPr>
           <w:p>
@@ -17616,12 +15886,6 @@
               <w:right w:val="single" w:sz="6" w:space="0" w:color="1F3864"/>
             </w:tcBorders>
             <w:shd w:val="clear" w:color="auto" w:fill="D9E2F3"/>
-            <w:tcMar>
-              <w:top w:w="50" w:type="dxa"/>
-              <w:left w:w="90" w:type="dxa"/>
-              <w:bottom w:w="50" w:type="dxa"/>
-              <w:right w:w="90" w:type="dxa"/>
-            </w:tcMar>
             <w:vAlign w:val="center"/>
           </w:tcPr>
           <w:p>
@@ -17654,12 +15918,6 @@
               <w:right w:val="single" w:sz="6" w:space="0" w:color="1F3864"/>
             </w:tcBorders>
             <w:shd w:val="clear" w:color="auto" w:fill="D9E2F3"/>
-            <w:tcMar>
-              <w:top w:w="50" w:type="dxa"/>
-              <w:left w:w="90" w:type="dxa"/>
-              <w:bottom w:w="50" w:type="dxa"/>
-              <w:right w:w="90" w:type="dxa"/>
-            </w:tcMar>
             <w:vAlign w:val="center"/>
           </w:tcPr>
           <w:p>
@@ -17692,12 +15950,6 @@
               <w:right w:val="single" w:sz="6" w:space="0" w:color="1F3864"/>
             </w:tcBorders>
             <w:shd w:val="clear" w:color="auto" w:fill="D9E2F3"/>
-            <w:tcMar>
-              <w:top w:w="50" w:type="dxa"/>
-              <w:left w:w="90" w:type="dxa"/>
-              <w:bottom w:w="50" w:type="dxa"/>
-              <w:right w:w="90" w:type="dxa"/>
-            </w:tcMar>
             <w:vAlign w:val="center"/>
           </w:tcPr>
           <w:p>
@@ -17730,12 +15982,6 @@
               <w:right w:val="single" w:sz="6" w:space="0" w:color="1F3864"/>
             </w:tcBorders>
             <w:shd w:val="clear" w:color="auto" w:fill="D9E2F3"/>
-            <w:tcMar>
-              <w:top w:w="50" w:type="dxa"/>
-              <w:left w:w="90" w:type="dxa"/>
-              <w:bottom w:w="50" w:type="dxa"/>
-              <w:right w:w="90" w:type="dxa"/>
-            </w:tcMar>
             <w:vAlign w:val="center"/>
           </w:tcPr>
           <w:p>
@@ -17795,12 +16041,6 @@
               <w:right w:val="single" w:sz="6" w:space="0" w:color="1F3864"/>
             </w:tcBorders>
             <w:shd w:val="clear" w:color="auto" w:fill="D9E2F3"/>
-            <w:tcMar>
-              <w:top w:w="50" w:type="dxa"/>
-              <w:left w:w="90" w:type="dxa"/>
-              <w:bottom w:w="50" w:type="dxa"/>
-              <w:right w:w="90" w:type="dxa"/>
-            </w:tcMar>
             <w:vAlign w:val="center"/>
           </w:tcPr>
           <w:p>
@@ -17845,12 +16085,6 @@
               <w:right w:val="single" w:sz="6" w:space="0" w:color="1F3864"/>
             </w:tcBorders>
             <w:shd w:val="clear" w:color="auto" w:fill="4472C4"/>
-            <w:tcMar>
-              <w:top w:w="50" w:type="dxa"/>
-              <w:left w:w="90" w:type="dxa"/>
-              <w:bottom w:w="50" w:type="dxa"/>
-              <w:right w:w="90" w:type="dxa"/>
-            </w:tcMar>
             <w:vAlign w:val="center"/>
           </w:tcPr>
           <w:p>
@@ -17917,12 +16151,6 @@
               <w:right w:val="single" w:sz="6" w:space="0" w:color="1F3864"/>
             </w:tcBorders>
             <w:shd w:val="clear" w:color="auto" w:fill="4472C4"/>
-            <w:tcMar>
-              <w:top w:w="50" w:type="dxa"/>
-              <w:left w:w="90" w:type="dxa"/>
-              <w:bottom w:w="50" w:type="dxa"/>
-              <w:right w:w="90" w:type="dxa"/>
-            </w:tcMar>
             <w:vAlign w:val="center"/>
           </w:tcPr>
           <w:p>
@@ -17962,12 +16190,6 @@
               <w:right w:val="single" w:sz="6" w:space="0" w:color="1F3864"/>
             </w:tcBorders>
             <w:shd w:val="clear" w:color="auto" w:fill="4472C4"/>
-            <w:tcMar>
-              <w:top w:w="50" w:type="dxa"/>
-              <w:left w:w="90" w:type="dxa"/>
-              <w:bottom w:w="50" w:type="dxa"/>
-              <w:right w:w="90" w:type="dxa"/>
-            </w:tcMar>
             <w:vAlign w:val="center"/>
           </w:tcPr>
           <w:p>
@@ -18007,12 +16229,6 @@
               <w:right w:val="single" w:sz="6" w:space="0" w:color="1F3864"/>
             </w:tcBorders>
             <w:shd w:val="clear" w:color="auto" w:fill="4472C4"/>
-            <w:tcMar>
-              <w:top w:w="50" w:type="dxa"/>
-              <w:left w:w="90" w:type="dxa"/>
-              <w:bottom w:w="50" w:type="dxa"/>
-              <w:right w:w="90" w:type="dxa"/>
-            </w:tcMar>
             <w:vAlign w:val="center"/>
           </w:tcPr>
           <w:p>
@@ -18052,12 +16268,6 @@
               <w:right w:val="single" w:sz="6" w:space="0" w:color="1F3864"/>
             </w:tcBorders>
             <w:shd w:val="clear" w:color="auto" w:fill="4472C4"/>
-            <w:tcMar>
-              <w:top w:w="50" w:type="dxa"/>
-              <w:left w:w="90" w:type="dxa"/>
-              <w:bottom w:w="50" w:type="dxa"/>
-              <w:right w:w="90" w:type="dxa"/>
-            </w:tcMar>
             <w:vAlign w:val="center"/>
           </w:tcPr>
           <w:p>
@@ -18124,12 +16334,6 @@
               <w:right w:val="single" w:sz="6" w:space="0" w:color="1F3864"/>
             </w:tcBorders>
             <w:shd w:val="clear" w:color="auto" w:fill="D9E2F3"/>
-            <w:tcMar>
-              <w:top w:w="50" w:type="dxa"/>
-              <w:left w:w="90" w:type="dxa"/>
-              <w:bottom w:w="50" w:type="dxa"/>
-              <w:right w:w="90" w:type="dxa"/>
-            </w:tcMar>
             <w:vAlign w:val="center"/>
           </w:tcPr>
           <w:p>
@@ -18162,12 +16366,6 @@
               <w:right w:val="single" w:sz="6" w:space="0" w:color="1F3864"/>
             </w:tcBorders>
             <w:shd w:val="clear" w:color="auto" w:fill="D9E2F3"/>
-            <w:tcMar>
-              <w:top w:w="50" w:type="dxa"/>
-              <w:left w:w="90" w:type="dxa"/>
-              <w:bottom w:w="50" w:type="dxa"/>
-              <w:right w:w="90" w:type="dxa"/>
-            </w:tcMar>
             <w:vAlign w:val="center"/>
           </w:tcPr>
           <w:p>
@@ -18200,12 +16398,6 @@
               <w:right w:val="single" w:sz="6" w:space="0" w:color="1F3864"/>
             </w:tcBorders>
             <w:shd w:val="clear" w:color="auto" w:fill="D9E2F3"/>
-            <w:tcMar>
-              <w:top w:w="50" w:type="dxa"/>
-              <w:left w:w="90" w:type="dxa"/>
-              <w:bottom w:w="50" w:type="dxa"/>
-              <w:right w:w="90" w:type="dxa"/>
-            </w:tcMar>
             <w:vAlign w:val="center"/>
           </w:tcPr>
           <w:p>
@@ -18238,12 +16430,6 @@
               <w:right w:val="single" w:sz="6" w:space="0" w:color="1F3864"/>
             </w:tcBorders>
             <w:shd w:val="clear" w:color="auto" w:fill="D9E2F3"/>
-            <w:tcMar>
-              <w:top w:w="50" w:type="dxa"/>
-              <w:left w:w="90" w:type="dxa"/>
-              <w:bottom w:w="50" w:type="dxa"/>
-              <w:right w:w="90" w:type="dxa"/>
-            </w:tcMar>
             <w:vAlign w:val="center"/>
           </w:tcPr>
           <w:p>
@@ -18303,12 +16489,6 @@
               <w:right w:val="single" w:sz="6" w:space="0" w:color="1F3864"/>
             </w:tcBorders>
             <w:shd w:val="clear" w:color="auto" w:fill="D9E2F3"/>
-            <w:tcMar>
-              <w:top w:w="50" w:type="dxa"/>
-              <w:left w:w="90" w:type="dxa"/>
-              <w:bottom w:w="50" w:type="dxa"/>
-              <w:right w:w="90" w:type="dxa"/>
-            </w:tcMar>
             <w:vAlign w:val="center"/>
           </w:tcPr>
           <w:p>
@@ -18341,12 +16521,6 @@
               <w:right w:val="single" w:sz="6" w:space="0" w:color="1F3864"/>
             </w:tcBorders>
             <w:shd w:val="clear" w:color="auto" w:fill="D9E2F3"/>
-            <w:tcMar>
-              <w:top w:w="50" w:type="dxa"/>
-              <w:left w:w="90" w:type="dxa"/>
-              <w:bottom w:w="50" w:type="dxa"/>
-              <w:right w:w="90" w:type="dxa"/>
-            </w:tcMar>
             <w:vAlign w:val="center"/>
           </w:tcPr>
           <w:p>
@@ -18379,12 +16553,6 @@
               <w:right w:val="single" w:sz="6" w:space="0" w:color="1F3864"/>
             </w:tcBorders>
             <w:shd w:val="clear" w:color="auto" w:fill="D9E2F3"/>
-            <w:tcMar>
-              <w:top w:w="50" w:type="dxa"/>
-              <w:left w:w="90" w:type="dxa"/>
-              <w:bottom w:w="50" w:type="dxa"/>
-              <w:right w:w="90" w:type="dxa"/>
-            </w:tcMar>
             <w:vAlign w:val="center"/>
           </w:tcPr>
           <w:p>
@@ -18417,12 +16585,6 @@
               <w:right w:val="single" w:sz="6" w:space="0" w:color="1F3864"/>
             </w:tcBorders>
             <w:shd w:val="clear" w:color="auto" w:fill="D9E2F3"/>
-            <w:tcMar>
-              <w:top w:w="50" w:type="dxa"/>
-              <w:left w:w="90" w:type="dxa"/>
-              <w:bottom w:w="50" w:type="dxa"/>
-              <w:right w:w="90" w:type="dxa"/>
-            </w:tcMar>
             <w:vAlign w:val="center"/>
           </w:tcPr>
           <w:p>
@@ -18482,12 +16644,6 @@
               <w:right w:val="single" w:sz="6" w:space="0" w:color="1F3864"/>
             </w:tcBorders>
             <w:shd w:val="clear" w:color="auto" w:fill="D9E2F3"/>
-            <w:tcMar>
-              <w:top w:w="50" w:type="dxa"/>
-              <w:left w:w="90" w:type="dxa"/>
-              <w:bottom w:w="50" w:type="dxa"/>
-              <w:right w:w="90" w:type="dxa"/>
-            </w:tcMar>
             <w:vAlign w:val="center"/>
           </w:tcPr>
           <w:p>
@@ -18520,12 +16676,6 @@
               <w:right w:val="single" w:sz="6" w:space="0" w:color="1F3864"/>
             </w:tcBorders>
             <w:shd w:val="clear" w:color="auto" w:fill="D9E2F3"/>
-            <w:tcMar>
-              <w:top w:w="50" w:type="dxa"/>
-              <w:left w:w="90" w:type="dxa"/>
-              <w:bottom w:w="50" w:type="dxa"/>
-              <w:right w:w="90" w:type="dxa"/>
-            </w:tcMar>
             <w:vAlign w:val="center"/>
           </w:tcPr>
           <w:p>
@@ -18558,12 +16708,6 @@
               <w:right w:val="single" w:sz="6" w:space="0" w:color="1F3864"/>
             </w:tcBorders>
             <w:shd w:val="clear" w:color="auto" w:fill="D9E2F3"/>
-            <w:tcMar>
-              <w:top w:w="50" w:type="dxa"/>
-              <w:left w:w="90" w:type="dxa"/>
-              <w:bottom w:w="50" w:type="dxa"/>
-              <w:right w:w="90" w:type="dxa"/>
-            </w:tcMar>
             <w:vAlign w:val="center"/>
           </w:tcPr>
           <w:p>
@@ -18596,12 +16740,6 @@
               <w:right w:val="single" w:sz="6" w:space="0" w:color="1F3864"/>
             </w:tcBorders>
             <w:shd w:val="clear" w:color="auto" w:fill="D9E2F3"/>
-            <w:tcMar>
-              <w:top w:w="50" w:type="dxa"/>
-              <w:left w:w="90" w:type="dxa"/>
-              <w:bottom w:w="50" w:type="dxa"/>
-              <w:right w:w="90" w:type="dxa"/>
-            </w:tcMar>
             <w:vAlign w:val="center"/>
           </w:tcPr>
           <w:p>
@@ -18661,12 +16799,6 @@
               <w:right w:val="single" w:sz="6" w:space="0" w:color="1F3864"/>
             </w:tcBorders>
             <w:shd w:val="clear" w:color="auto" w:fill="D9E2F3"/>
-            <w:tcMar>
-              <w:top w:w="50" w:type="dxa"/>
-              <w:left w:w="90" w:type="dxa"/>
-              <w:bottom w:w="50" w:type="dxa"/>
-              <w:right w:w="90" w:type="dxa"/>
-            </w:tcMar>
             <w:vAlign w:val="center"/>
           </w:tcPr>
           <w:p>
@@ -18711,12 +16843,6 @@
               <w:right w:val="single" w:sz="6" w:space="0" w:color="1F3864"/>
             </w:tcBorders>
             <w:shd w:val="clear" w:color="auto" w:fill="4472C4"/>
-            <w:tcMar>
-              <w:top w:w="50" w:type="dxa"/>
-              <w:left w:w="90" w:type="dxa"/>
-              <w:bottom w:w="50" w:type="dxa"/>
-              <w:right w:w="90" w:type="dxa"/>
-            </w:tcMar>
             <w:vAlign w:val="center"/>
           </w:tcPr>
           <w:p>
@@ -18783,12 +16909,6 @@
               <w:right w:val="single" w:sz="6" w:space="0" w:color="1F3864"/>
             </w:tcBorders>
             <w:shd w:val="clear" w:color="auto" w:fill="4472C4"/>
-            <w:tcMar>
-              <w:top w:w="50" w:type="dxa"/>
-              <w:left w:w="90" w:type="dxa"/>
-              <w:bottom w:w="50" w:type="dxa"/>
-              <w:right w:w="90" w:type="dxa"/>
-            </w:tcMar>
             <w:vAlign w:val="center"/>
           </w:tcPr>
           <w:p>
@@ -18828,12 +16948,6 @@
               <w:right w:val="single" w:sz="6" w:space="0" w:color="1F3864"/>
             </w:tcBorders>
             <w:shd w:val="clear" w:color="auto" w:fill="4472C4"/>
-            <w:tcMar>
-              <w:top w:w="50" w:type="dxa"/>
-              <w:left w:w="90" w:type="dxa"/>
-              <w:bottom w:w="50" w:type="dxa"/>
-              <w:right w:w="90" w:type="dxa"/>
-            </w:tcMar>
             <w:vAlign w:val="center"/>
           </w:tcPr>
           <w:p>
@@ -18873,12 +16987,6 @@
               <w:right w:val="single" w:sz="6" w:space="0" w:color="1F3864"/>
             </w:tcBorders>
             <w:shd w:val="clear" w:color="auto" w:fill="4472C4"/>
-            <w:tcMar>
-              <w:top w:w="50" w:type="dxa"/>
-              <w:left w:w="90" w:type="dxa"/>
-              <w:bottom w:w="50" w:type="dxa"/>
-              <w:right w:w="90" w:type="dxa"/>
-            </w:tcMar>
             <w:vAlign w:val="center"/>
           </w:tcPr>
           <w:p>
@@ -18918,12 +17026,6 @@
               <w:right w:val="single" w:sz="6" w:space="0" w:color="1F3864"/>
             </w:tcBorders>
             <w:shd w:val="clear" w:color="auto" w:fill="4472C4"/>
-            <w:tcMar>
-              <w:top w:w="50" w:type="dxa"/>
-              <w:left w:w="90" w:type="dxa"/>
-              <w:bottom w:w="50" w:type="dxa"/>
-              <w:right w:w="90" w:type="dxa"/>
-            </w:tcMar>
             <w:vAlign w:val="center"/>
           </w:tcPr>
           <w:p>
@@ -18990,12 +17092,6 @@
               <w:right w:val="single" w:sz="6" w:space="0" w:color="1F3864"/>
             </w:tcBorders>
             <w:shd w:val="clear" w:color="auto" w:fill="D9E2F3"/>
-            <w:tcMar>
-              <w:top w:w="50" w:type="dxa"/>
-              <w:left w:w="90" w:type="dxa"/>
-              <w:bottom w:w="50" w:type="dxa"/>
-              <w:right w:w="90" w:type="dxa"/>
-            </w:tcMar>
             <w:vAlign w:val="center"/>
           </w:tcPr>
           <w:p>
@@ -19028,12 +17124,6 @@
               <w:right w:val="single" w:sz="6" w:space="0" w:color="1F3864"/>
             </w:tcBorders>
             <w:shd w:val="clear" w:color="auto" w:fill="D9E2F3"/>
-            <w:tcMar>
-              <w:top w:w="50" w:type="dxa"/>
-              <w:left w:w="90" w:type="dxa"/>
-              <w:bottom w:w="50" w:type="dxa"/>
-              <w:right w:w="90" w:type="dxa"/>
-            </w:tcMar>
             <w:vAlign w:val="center"/>
           </w:tcPr>
           <w:p>
@@ -19066,12 +17156,6 @@
               <w:right w:val="single" w:sz="6" w:space="0" w:color="1F3864"/>
             </w:tcBorders>
             <w:shd w:val="clear" w:color="auto" w:fill="D9E2F3"/>
-            <w:tcMar>
-              <w:top w:w="50" w:type="dxa"/>
-              <w:left w:w="90" w:type="dxa"/>
-              <w:bottom w:w="50" w:type="dxa"/>
-              <w:right w:w="90" w:type="dxa"/>
-            </w:tcMar>
             <w:vAlign w:val="center"/>
           </w:tcPr>
           <w:p>
@@ -19104,12 +17188,6 @@
               <w:right w:val="single" w:sz="6" w:space="0" w:color="1F3864"/>
             </w:tcBorders>
             <w:shd w:val="clear" w:color="auto" w:fill="D9E2F3"/>
-            <w:tcMar>
-              <w:top w:w="50" w:type="dxa"/>
-              <w:left w:w="90" w:type="dxa"/>
-              <w:bottom w:w="50" w:type="dxa"/>
-              <w:right w:w="90" w:type="dxa"/>
-            </w:tcMar>
             <w:vAlign w:val="center"/>
           </w:tcPr>
           <w:p>
@@ -19169,12 +17247,6 @@
               <w:right w:val="single" w:sz="6" w:space="0" w:color="1F3864"/>
             </w:tcBorders>
             <w:shd w:val="clear" w:color="auto" w:fill="D9E2F3"/>
-            <w:tcMar>
-              <w:top w:w="50" w:type="dxa"/>
-              <w:left w:w="90" w:type="dxa"/>
-              <w:bottom w:w="50" w:type="dxa"/>
-              <w:right w:w="90" w:type="dxa"/>
-            </w:tcMar>
             <w:vAlign w:val="center"/>
           </w:tcPr>
           <w:p>
@@ -19207,12 +17279,6 @@
               <w:right w:val="single" w:sz="6" w:space="0" w:color="1F3864"/>
             </w:tcBorders>
             <w:shd w:val="clear" w:color="auto" w:fill="D9E2F3"/>
-            <w:tcMar>
-              <w:top w:w="50" w:type="dxa"/>
-              <w:left w:w="90" w:type="dxa"/>
-              <w:bottom w:w="50" w:type="dxa"/>
-              <w:right w:w="90" w:type="dxa"/>
-            </w:tcMar>
             <w:vAlign w:val="center"/>
           </w:tcPr>
           <w:p>
@@ -19245,12 +17311,6 @@
               <w:right w:val="single" w:sz="6" w:space="0" w:color="1F3864"/>
             </w:tcBorders>
             <w:shd w:val="clear" w:color="auto" w:fill="D9E2F3"/>
-            <w:tcMar>
-              <w:top w:w="50" w:type="dxa"/>
-              <w:left w:w="90" w:type="dxa"/>
-              <w:bottom w:w="50" w:type="dxa"/>
-              <w:right w:w="90" w:type="dxa"/>
-            </w:tcMar>
             <w:vAlign w:val="center"/>
           </w:tcPr>
           <w:p>
@@ -19283,12 +17343,6 @@
               <w:right w:val="single" w:sz="6" w:space="0" w:color="1F3864"/>
             </w:tcBorders>
             <w:shd w:val="clear" w:color="auto" w:fill="D9E2F3"/>
-            <w:tcMar>
-              <w:top w:w="50" w:type="dxa"/>
-              <w:left w:w="90" w:type="dxa"/>
-              <w:bottom w:w="50" w:type="dxa"/>
-              <w:right w:w="90" w:type="dxa"/>
-            </w:tcMar>
             <w:vAlign w:val="center"/>
           </w:tcPr>
           <w:p>
@@ -19348,12 +17402,6 @@
               <w:right w:val="single" w:sz="6" w:space="0" w:color="1F3864"/>
             </w:tcBorders>
             <w:shd w:val="clear" w:color="auto" w:fill="D9E2F3"/>
-            <w:tcMar>
-              <w:top w:w="50" w:type="dxa"/>
-              <w:left w:w="90" w:type="dxa"/>
-              <w:bottom w:w="50" w:type="dxa"/>
-              <w:right w:w="90" w:type="dxa"/>
-            </w:tcMar>
             <w:vAlign w:val="center"/>
           </w:tcPr>
           <w:p>
@@ -19386,12 +17434,6 @@
               <w:right w:val="single" w:sz="6" w:space="0" w:color="1F3864"/>
             </w:tcBorders>
             <w:shd w:val="clear" w:color="auto" w:fill="D9E2F3"/>
-            <w:tcMar>
-              <w:top w:w="50" w:type="dxa"/>
-              <w:left w:w="90" w:type="dxa"/>
-              <w:bottom w:w="50" w:type="dxa"/>
-              <w:right w:w="90" w:type="dxa"/>
-            </w:tcMar>
             <w:vAlign w:val="center"/>
           </w:tcPr>
           <w:p>
@@ -19424,12 +17466,6 @@
               <w:right w:val="single" w:sz="6" w:space="0" w:color="1F3864"/>
             </w:tcBorders>
             <w:shd w:val="clear" w:color="auto" w:fill="D9E2F3"/>
-            <w:tcMar>
-              <w:top w:w="50" w:type="dxa"/>
-              <w:left w:w="90" w:type="dxa"/>
-              <w:bottom w:w="50" w:type="dxa"/>
-              <w:right w:w="90" w:type="dxa"/>
-            </w:tcMar>
             <w:vAlign w:val="center"/>
           </w:tcPr>
           <w:p>
@@ -19462,12 +17498,6 @@
               <w:right w:val="single" w:sz="6" w:space="0" w:color="1F3864"/>
             </w:tcBorders>
             <w:shd w:val="clear" w:color="auto" w:fill="D9E2F3"/>
-            <w:tcMar>
-              <w:top w:w="50" w:type="dxa"/>
-              <w:left w:w="90" w:type="dxa"/>
-              <w:bottom w:w="50" w:type="dxa"/>
-              <w:right w:w="90" w:type="dxa"/>
-            </w:tcMar>
             <w:vAlign w:val="center"/>
           </w:tcPr>
           <w:p>
@@ -19527,12 +17557,6 @@
               <w:right w:val="single" w:sz="6" w:space="0" w:color="1F3864"/>
             </w:tcBorders>
             <w:shd w:val="clear" w:color="auto" w:fill="D9E2F3"/>
-            <w:tcMar>
-              <w:top w:w="50" w:type="dxa"/>
-              <w:left w:w="90" w:type="dxa"/>
-              <w:bottom w:w="50" w:type="dxa"/>
-              <w:right w:w="90" w:type="dxa"/>
-            </w:tcMar>
             <w:vAlign w:val="center"/>
           </w:tcPr>
           <w:p>
@@ -19577,12 +17601,6 @@
               <w:right w:val="single" w:sz="6" w:space="0" w:color="1F3864"/>
             </w:tcBorders>
             <w:shd w:val="clear" w:color="auto" w:fill="4472C4"/>
-            <w:tcMar>
-              <w:top w:w="50" w:type="dxa"/>
-              <w:left w:w="90" w:type="dxa"/>
-              <w:bottom w:w="50" w:type="dxa"/>
-              <w:right w:w="90" w:type="dxa"/>
-            </w:tcMar>
             <w:vAlign w:val="center"/>
           </w:tcPr>
           <w:p>
@@ -19649,12 +17667,6 @@
               <w:right w:val="single" w:sz="6" w:space="0" w:color="1F3864"/>
             </w:tcBorders>
             <w:shd w:val="clear" w:color="auto" w:fill="4472C4"/>
-            <w:tcMar>
-              <w:top w:w="50" w:type="dxa"/>
-              <w:left w:w="90" w:type="dxa"/>
-              <w:bottom w:w="50" w:type="dxa"/>
-              <w:right w:w="90" w:type="dxa"/>
-            </w:tcMar>
             <w:vAlign w:val="center"/>
           </w:tcPr>
           <w:p>
@@ -19694,12 +17706,6 @@
               <w:right w:val="single" w:sz="6" w:space="0" w:color="1F3864"/>
             </w:tcBorders>
             <w:shd w:val="clear" w:color="auto" w:fill="4472C4"/>
-            <w:tcMar>
-              <w:top w:w="50" w:type="dxa"/>
-              <w:left w:w="90" w:type="dxa"/>
-              <w:bottom w:w="50" w:type="dxa"/>
-              <w:right w:w="90" w:type="dxa"/>
-            </w:tcMar>
             <w:vAlign w:val="center"/>
           </w:tcPr>
           <w:p>
@@ -19739,12 +17745,6 @@
               <w:right w:val="single" w:sz="6" w:space="0" w:color="1F3864"/>
             </w:tcBorders>
             <w:shd w:val="clear" w:color="auto" w:fill="4472C4"/>
-            <w:tcMar>
-              <w:top w:w="50" w:type="dxa"/>
-              <w:left w:w="90" w:type="dxa"/>
-              <w:bottom w:w="50" w:type="dxa"/>
-              <w:right w:w="90" w:type="dxa"/>
-            </w:tcMar>
             <w:vAlign w:val="center"/>
           </w:tcPr>
           <w:p>
@@ -19784,12 +17784,6 @@
               <w:right w:val="single" w:sz="6" w:space="0" w:color="1F3864"/>
             </w:tcBorders>
             <w:shd w:val="clear" w:color="auto" w:fill="4472C4"/>
-            <w:tcMar>
-              <w:top w:w="50" w:type="dxa"/>
-              <w:left w:w="90" w:type="dxa"/>
-              <w:bottom w:w="50" w:type="dxa"/>
-              <w:right w:w="90" w:type="dxa"/>
-            </w:tcMar>
             <w:vAlign w:val="center"/>
           </w:tcPr>
           <w:p>
@@ -19856,12 +17850,6 @@
               <w:right w:val="single" w:sz="6" w:space="0" w:color="1F3864"/>
             </w:tcBorders>
             <w:shd w:val="clear" w:color="auto" w:fill="D9E2F3"/>
-            <w:tcMar>
-              <w:top w:w="50" w:type="dxa"/>
-              <w:left w:w="90" w:type="dxa"/>
-              <w:bottom w:w="50" w:type="dxa"/>
-              <w:right w:w="90" w:type="dxa"/>
-            </w:tcMar>
             <w:vAlign w:val="center"/>
           </w:tcPr>
           <w:p>
@@ -19894,12 +17882,6 @@
               <w:right w:val="single" w:sz="6" w:space="0" w:color="1F3864"/>
             </w:tcBorders>
             <w:shd w:val="clear" w:color="auto" w:fill="D9E2F3"/>
-            <w:tcMar>
-              <w:top w:w="50" w:type="dxa"/>
-              <w:left w:w="90" w:type="dxa"/>
-              <w:bottom w:w="50" w:type="dxa"/>
-              <w:right w:w="90" w:type="dxa"/>
-            </w:tcMar>
             <w:vAlign w:val="center"/>
           </w:tcPr>
           <w:p>
@@ -19932,12 +17914,6 @@
               <w:right w:val="single" w:sz="6" w:space="0" w:color="1F3864"/>
             </w:tcBorders>
             <w:shd w:val="clear" w:color="auto" w:fill="D9E2F3"/>
-            <w:tcMar>
-              <w:top w:w="50" w:type="dxa"/>
-              <w:left w:w="90" w:type="dxa"/>
-              <w:bottom w:w="50" w:type="dxa"/>
-              <w:right w:w="90" w:type="dxa"/>
-            </w:tcMar>
             <w:vAlign w:val="center"/>
           </w:tcPr>
           <w:p>
@@ -19970,12 +17946,6 @@
               <w:right w:val="single" w:sz="6" w:space="0" w:color="1F3864"/>
             </w:tcBorders>
             <w:shd w:val="clear" w:color="auto" w:fill="D9E2F3"/>
-            <w:tcMar>
-              <w:top w:w="50" w:type="dxa"/>
-              <w:left w:w="90" w:type="dxa"/>
-              <w:bottom w:w="50" w:type="dxa"/>
-              <w:right w:w="90" w:type="dxa"/>
-            </w:tcMar>
             <w:vAlign w:val="center"/>
           </w:tcPr>
           <w:p>
@@ -20035,12 +18005,6 @@
               <w:right w:val="single" w:sz="6" w:space="0" w:color="1F3864"/>
             </w:tcBorders>
             <w:shd w:val="clear" w:color="auto" w:fill="D9E2F3"/>
-            <w:tcMar>
-              <w:top w:w="50" w:type="dxa"/>
-              <w:left w:w="90" w:type="dxa"/>
-              <w:bottom w:w="50" w:type="dxa"/>
-              <w:right w:w="90" w:type="dxa"/>
-            </w:tcMar>
             <w:vAlign w:val="center"/>
           </w:tcPr>
           <w:p>
@@ -20073,12 +18037,6 @@
               <w:right w:val="single" w:sz="6" w:space="0" w:color="1F3864"/>
             </w:tcBorders>
             <w:shd w:val="clear" w:color="auto" w:fill="D9E2F3"/>
-            <w:tcMar>
-              <w:top w:w="50" w:type="dxa"/>
-              <w:left w:w="90" w:type="dxa"/>
-              <w:bottom w:w="50" w:type="dxa"/>
-              <w:right w:w="90" w:type="dxa"/>
-            </w:tcMar>
             <w:vAlign w:val="center"/>
           </w:tcPr>
           <w:p>
@@ -20111,12 +18069,6 @@
               <w:right w:val="single" w:sz="6" w:space="0" w:color="1F3864"/>
             </w:tcBorders>
             <w:shd w:val="clear" w:color="auto" w:fill="D9E2F3"/>
-            <w:tcMar>
-              <w:top w:w="50" w:type="dxa"/>
-              <w:left w:w="90" w:type="dxa"/>
-              <w:bottom w:w="50" w:type="dxa"/>
-              <w:right w:w="90" w:type="dxa"/>
-            </w:tcMar>
             <w:vAlign w:val="center"/>
           </w:tcPr>
           <w:p>
@@ -20149,12 +18101,6 @@
               <w:right w:val="single" w:sz="6" w:space="0" w:color="1F3864"/>
             </w:tcBorders>
             <w:shd w:val="clear" w:color="auto" w:fill="D9E2F3"/>
-            <w:tcMar>
-              <w:top w:w="50" w:type="dxa"/>
-              <w:left w:w="90" w:type="dxa"/>
-              <w:bottom w:w="50" w:type="dxa"/>
-              <w:right w:w="90" w:type="dxa"/>
-            </w:tcMar>
             <w:vAlign w:val="center"/>
           </w:tcPr>
           <w:p>
@@ -20214,12 +18160,6 @@
               <w:right w:val="single" w:sz="6" w:space="0" w:color="1F3864"/>
             </w:tcBorders>
             <w:shd w:val="clear" w:color="auto" w:fill="D9E2F3"/>
-            <w:tcMar>
-              <w:top w:w="50" w:type="dxa"/>
-              <w:left w:w="90" w:type="dxa"/>
-              <w:bottom w:w="50" w:type="dxa"/>
-              <w:right w:w="90" w:type="dxa"/>
-            </w:tcMar>
             <w:vAlign w:val="center"/>
           </w:tcPr>
           <w:p>
@@ -20252,12 +18192,6 @@
               <w:right w:val="single" w:sz="6" w:space="0" w:color="1F3864"/>
             </w:tcBorders>
             <w:shd w:val="clear" w:color="auto" w:fill="D9E2F3"/>
-            <w:tcMar>
-              <w:top w:w="50" w:type="dxa"/>
-              <w:left w:w="90" w:type="dxa"/>
-              <w:bottom w:w="50" w:type="dxa"/>
-              <w:right w:w="90" w:type="dxa"/>
-            </w:tcMar>
             <w:vAlign w:val="center"/>
           </w:tcPr>
           <w:p>
@@ -20290,12 +18224,6 @@
               <w:right w:val="single" w:sz="6" w:space="0" w:color="1F3864"/>
             </w:tcBorders>
             <w:shd w:val="clear" w:color="auto" w:fill="D9E2F3"/>
-            <w:tcMar>
-              <w:top w:w="50" w:type="dxa"/>
-              <w:left w:w="90" w:type="dxa"/>
-              <w:bottom w:w="50" w:type="dxa"/>
-              <w:right w:w="90" w:type="dxa"/>
-            </w:tcMar>
             <w:vAlign w:val="center"/>
           </w:tcPr>
           <w:p>
@@ -20328,12 +18256,6 @@
               <w:right w:val="single" w:sz="6" w:space="0" w:color="1F3864"/>
             </w:tcBorders>
             <w:shd w:val="clear" w:color="auto" w:fill="D9E2F3"/>
-            <w:tcMar>
-              <w:top w:w="50" w:type="dxa"/>
-              <w:left w:w="90" w:type="dxa"/>
-              <w:bottom w:w="50" w:type="dxa"/>
-              <w:right w:w="90" w:type="dxa"/>
-            </w:tcMar>
             <w:vAlign w:val="center"/>
           </w:tcPr>
           <w:p>
@@ -20393,12 +18315,6 @@
               <w:right w:val="single" w:sz="6" w:space="0" w:color="1F3864"/>
             </w:tcBorders>
             <w:shd w:val="clear" w:color="auto" w:fill="D9E2F3"/>
-            <w:tcMar>
-              <w:top w:w="50" w:type="dxa"/>
-              <w:left w:w="90" w:type="dxa"/>
-              <w:bottom w:w="50" w:type="dxa"/>
-              <w:right w:w="90" w:type="dxa"/>
-            </w:tcMar>
             <w:vAlign w:val="center"/>
           </w:tcPr>
           <w:p>
@@ -20443,12 +18359,6 @@
               <w:right w:val="single" w:sz="6" w:space="0" w:color="1F3864"/>
             </w:tcBorders>
             <w:shd w:val="clear" w:color="auto" w:fill="4472C4"/>
-            <w:tcMar>
-              <w:top w:w="50" w:type="dxa"/>
-              <w:left w:w="90" w:type="dxa"/>
-              <w:bottom w:w="50" w:type="dxa"/>
-              <w:right w:w="90" w:type="dxa"/>
-            </w:tcMar>
             <w:vAlign w:val="center"/>
           </w:tcPr>
           <w:p>
@@ -20515,12 +18425,6 @@
               <w:right w:val="single" w:sz="6" w:space="0" w:color="1F3864"/>
             </w:tcBorders>
             <w:shd w:val="clear" w:color="auto" w:fill="4472C4"/>
-            <w:tcMar>
-              <w:top w:w="50" w:type="dxa"/>
-              <w:left w:w="90" w:type="dxa"/>
-              <w:bottom w:w="50" w:type="dxa"/>
-              <w:right w:w="90" w:type="dxa"/>
-            </w:tcMar>
             <w:vAlign w:val="center"/>
           </w:tcPr>
           <w:p>
@@ -20560,12 +18464,6 @@
               <w:right w:val="single" w:sz="6" w:space="0" w:color="1F3864"/>
             </w:tcBorders>
             <w:shd w:val="clear" w:color="auto" w:fill="4472C4"/>
-            <w:tcMar>
-              <w:top w:w="50" w:type="dxa"/>
-              <w:left w:w="90" w:type="dxa"/>
-              <w:bottom w:w="50" w:type="dxa"/>
-              <w:right w:w="90" w:type="dxa"/>
-            </w:tcMar>
             <w:vAlign w:val="center"/>
           </w:tcPr>
           <w:p>
@@ -20605,12 +18503,6 @@
               <w:right w:val="single" w:sz="6" w:space="0" w:color="1F3864"/>
             </w:tcBorders>
             <w:shd w:val="clear" w:color="auto" w:fill="4472C4"/>
-            <w:tcMar>
-              <w:top w:w="50" w:type="dxa"/>
-              <w:left w:w="90" w:type="dxa"/>
-              <w:bottom w:w="50" w:type="dxa"/>
-              <w:right w:w="90" w:type="dxa"/>
-            </w:tcMar>
             <w:vAlign w:val="center"/>
           </w:tcPr>
           <w:p>
@@ -20650,12 +18542,6 @@
               <w:right w:val="single" w:sz="6" w:space="0" w:color="1F3864"/>
             </w:tcBorders>
             <w:shd w:val="clear" w:color="auto" w:fill="4472C4"/>
-            <w:tcMar>
-              <w:top w:w="50" w:type="dxa"/>
-              <w:left w:w="90" w:type="dxa"/>
-              <w:bottom w:w="50" w:type="dxa"/>
-              <w:right w:w="90" w:type="dxa"/>
-            </w:tcMar>
             <w:vAlign w:val="center"/>
           </w:tcPr>
           <w:p>
@@ -20722,12 +18608,6 @@
               <w:right w:val="single" w:sz="6" w:space="0" w:color="1F3864"/>
             </w:tcBorders>
             <w:shd w:val="clear" w:color="auto" w:fill="D9E2F3"/>
-            <w:tcMar>
-              <w:top w:w="50" w:type="dxa"/>
-              <w:left w:w="90" w:type="dxa"/>
-              <w:bottom w:w="50" w:type="dxa"/>
-              <w:right w:w="90" w:type="dxa"/>
-            </w:tcMar>
             <w:vAlign w:val="center"/>
           </w:tcPr>
           <w:p>
@@ -20760,12 +18640,6 @@
               <w:right w:val="single" w:sz="6" w:space="0" w:color="1F3864"/>
             </w:tcBorders>
             <w:shd w:val="clear" w:color="auto" w:fill="D9E2F3"/>
-            <w:tcMar>
-              <w:top w:w="50" w:type="dxa"/>
-              <w:left w:w="90" w:type="dxa"/>
-              <w:bottom w:w="50" w:type="dxa"/>
-              <w:right w:w="90" w:type="dxa"/>
-            </w:tcMar>
             <w:vAlign w:val="center"/>
           </w:tcPr>
           <w:p>
@@ -20798,12 +18672,6 @@
               <w:right w:val="single" w:sz="6" w:space="0" w:color="1F3864"/>
             </w:tcBorders>
             <w:shd w:val="clear" w:color="auto" w:fill="D9E2F3"/>
-            <w:tcMar>
-              <w:top w:w="50" w:type="dxa"/>
-              <w:left w:w="90" w:type="dxa"/>
-              <w:bottom w:w="50" w:type="dxa"/>
-              <w:right w:w="90" w:type="dxa"/>
-            </w:tcMar>
             <w:vAlign w:val="center"/>
           </w:tcPr>
           <w:p>
@@ -20836,12 +18704,6 @@
               <w:right w:val="single" w:sz="6" w:space="0" w:color="1F3864"/>
             </w:tcBorders>
             <w:shd w:val="clear" w:color="auto" w:fill="D9E2F3"/>
-            <w:tcMar>
-              <w:top w:w="50" w:type="dxa"/>
-              <w:left w:w="90" w:type="dxa"/>
-              <w:bottom w:w="50" w:type="dxa"/>
-              <w:right w:w="90" w:type="dxa"/>
-            </w:tcMar>
             <w:vAlign w:val="center"/>
           </w:tcPr>
           <w:p>
@@ -20901,12 +18763,6 @@
               <w:right w:val="single" w:sz="6" w:space="0" w:color="1F3864"/>
             </w:tcBorders>
             <w:shd w:val="clear" w:color="auto" w:fill="D9E2F3"/>
-            <w:tcMar>
-              <w:top w:w="50" w:type="dxa"/>
-              <w:left w:w="90" w:type="dxa"/>
-              <w:bottom w:w="50" w:type="dxa"/>
-              <w:right w:w="90" w:type="dxa"/>
-            </w:tcMar>
             <w:vAlign w:val="center"/>
           </w:tcPr>
           <w:p>
@@ -20939,12 +18795,6 @@
               <w:right w:val="single" w:sz="6" w:space="0" w:color="1F3864"/>
             </w:tcBorders>
             <w:shd w:val="clear" w:color="auto" w:fill="D9E2F3"/>
-            <w:tcMar>
-              <w:top w:w="50" w:type="dxa"/>
-              <w:left w:w="90" w:type="dxa"/>
-              <w:bottom w:w="50" w:type="dxa"/>
-              <w:right w:w="90" w:type="dxa"/>
-            </w:tcMar>
             <w:vAlign w:val="center"/>
           </w:tcPr>
           <w:p>
@@ -20977,12 +18827,6 @@
               <w:right w:val="single" w:sz="6" w:space="0" w:color="1F3864"/>
             </w:tcBorders>
             <w:shd w:val="clear" w:color="auto" w:fill="D9E2F3"/>
-            <w:tcMar>
-              <w:top w:w="50" w:type="dxa"/>
-              <w:left w:w="90" w:type="dxa"/>
-              <w:bottom w:w="50" w:type="dxa"/>
-              <w:right w:w="90" w:type="dxa"/>
-            </w:tcMar>
             <w:vAlign w:val="center"/>
           </w:tcPr>
           <w:p>
@@ -21015,12 +18859,6 @@
               <w:right w:val="single" w:sz="6" w:space="0" w:color="1F3864"/>
             </w:tcBorders>
             <w:shd w:val="clear" w:color="auto" w:fill="D9E2F3"/>
-            <w:tcMar>
-              <w:top w:w="50" w:type="dxa"/>
-              <w:left w:w="90" w:type="dxa"/>
-              <w:bottom w:w="50" w:type="dxa"/>
-              <w:right w:w="90" w:type="dxa"/>
-            </w:tcMar>
             <w:vAlign w:val="center"/>
           </w:tcPr>
           <w:p>
@@ -21080,12 +18918,6 @@
               <w:right w:val="single" w:sz="6" w:space="0" w:color="1F3864"/>
             </w:tcBorders>
             <w:shd w:val="clear" w:color="auto" w:fill="D9E2F3"/>
-            <w:tcMar>
-              <w:top w:w="50" w:type="dxa"/>
-              <w:left w:w="90" w:type="dxa"/>
-              <w:bottom w:w="50" w:type="dxa"/>
-              <w:right w:w="90" w:type="dxa"/>
-            </w:tcMar>
             <w:vAlign w:val="center"/>
           </w:tcPr>
           <w:p>
@@ -21118,12 +18950,6 @@
               <w:right w:val="single" w:sz="6" w:space="0" w:color="1F3864"/>
             </w:tcBorders>
             <w:shd w:val="clear" w:color="auto" w:fill="D9E2F3"/>
-            <w:tcMar>
-              <w:top w:w="50" w:type="dxa"/>
-              <w:left w:w="90" w:type="dxa"/>
-              <w:bottom w:w="50" w:type="dxa"/>
-              <w:right w:w="90" w:type="dxa"/>
-            </w:tcMar>
             <w:vAlign w:val="center"/>
           </w:tcPr>
           <w:p>
@@ -21156,12 +18982,6 @@
               <w:right w:val="single" w:sz="6" w:space="0" w:color="1F3864"/>
             </w:tcBorders>
             <w:shd w:val="clear" w:color="auto" w:fill="D9E2F3"/>
-            <w:tcMar>
-              <w:top w:w="50" w:type="dxa"/>
-              <w:left w:w="90" w:type="dxa"/>
-              <w:bottom w:w="50" w:type="dxa"/>
-              <w:right w:w="90" w:type="dxa"/>
-            </w:tcMar>
             <w:vAlign w:val="center"/>
           </w:tcPr>
           <w:p>
@@ -21194,12 +19014,6 @@
               <w:right w:val="single" w:sz="6" w:space="0" w:color="1F3864"/>
             </w:tcBorders>
             <w:shd w:val="clear" w:color="auto" w:fill="D9E2F3"/>
-            <w:tcMar>
-              <w:top w:w="50" w:type="dxa"/>
-              <w:left w:w="90" w:type="dxa"/>
-              <w:bottom w:w="50" w:type="dxa"/>
-              <w:right w:w="90" w:type="dxa"/>
-            </w:tcMar>
             <w:vAlign w:val="center"/>
           </w:tcPr>
           <w:p>
@@ -21259,12 +19073,6 @@
               <w:right w:val="single" w:sz="6" w:space="0" w:color="1F3864"/>
             </w:tcBorders>
             <w:shd w:val="clear" w:color="auto" w:fill="D9E2F3"/>
-            <w:tcMar>
-              <w:top w:w="50" w:type="dxa"/>
-              <w:left w:w="90" w:type="dxa"/>
-              <w:bottom w:w="50" w:type="dxa"/>
-              <w:right w:w="90" w:type="dxa"/>
-            </w:tcMar>
             <w:vAlign w:val="center"/>
           </w:tcPr>
           <w:p>
@@ -21309,12 +19117,6 @@
               <w:right w:val="single" w:sz="6" w:space="0" w:color="1F3864"/>
             </w:tcBorders>
             <w:shd w:val="clear" w:color="auto" w:fill="4472C4"/>
-            <w:tcMar>
-              <w:top w:w="50" w:type="dxa"/>
-              <w:left w:w="90" w:type="dxa"/>
-              <w:bottom w:w="50" w:type="dxa"/>
-              <w:right w:w="90" w:type="dxa"/>
-            </w:tcMar>
             <w:vAlign w:val="center"/>
           </w:tcPr>
           <w:p>
@@ -21381,12 +19183,6 @@
               <w:right w:val="single" w:sz="6" w:space="0" w:color="1F3864"/>
             </w:tcBorders>
             <w:shd w:val="clear" w:color="auto" w:fill="4472C4"/>
-            <w:tcMar>
-              <w:top w:w="50" w:type="dxa"/>
-              <w:left w:w="90" w:type="dxa"/>
-              <w:bottom w:w="50" w:type="dxa"/>
-              <w:right w:w="90" w:type="dxa"/>
-            </w:tcMar>
             <w:vAlign w:val="center"/>
           </w:tcPr>
           <w:p>
@@ -21426,12 +19222,6 @@
               <w:right w:val="single" w:sz="6" w:space="0" w:color="1F3864"/>
             </w:tcBorders>
             <w:shd w:val="clear" w:color="auto" w:fill="4472C4"/>
-            <w:tcMar>
-              <w:top w:w="50" w:type="dxa"/>
-              <w:left w:w="90" w:type="dxa"/>
-              <w:bottom w:w="50" w:type="dxa"/>
-              <w:right w:w="90" w:type="dxa"/>
-            </w:tcMar>
             <w:vAlign w:val="center"/>
           </w:tcPr>
           <w:p>
@@ -21471,12 +19261,6 @@
               <w:right w:val="single" w:sz="6" w:space="0" w:color="1F3864"/>
             </w:tcBorders>
             <w:shd w:val="clear" w:color="auto" w:fill="4472C4"/>
-            <w:tcMar>
-              <w:top w:w="50" w:type="dxa"/>
-              <w:left w:w="90" w:type="dxa"/>
-              <w:bottom w:w="50" w:type="dxa"/>
-              <w:right w:w="90" w:type="dxa"/>
-            </w:tcMar>
             <w:vAlign w:val="center"/>
           </w:tcPr>
           <w:p>
@@ -21516,12 +19300,6 @@
               <w:right w:val="single" w:sz="6" w:space="0" w:color="1F3864"/>
             </w:tcBorders>
             <w:shd w:val="clear" w:color="auto" w:fill="4472C4"/>
-            <w:tcMar>
-              <w:top w:w="50" w:type="dxa"/>
-              <w:left w:w="90" w:type="dxa"/>
-              <w:bottom w:w="50" w:type="dxa"/>
-              <w:right w:w="90" w:type="dxa"/>
-            </w:tcMar>
             <w:vAlign w:val="center"/>
           </w:tcPr>
           <w:p>
@@ -21588,12 +19366,6 @@
               <w:right w:val="single" w:sz="6" w:space="0" w:color="1F3864"/>
             </w:tcBorders>
             <w:shd w:val="clear" w:color="auto" w:fill="D9E2F3"/>
-            <w:tcMar>
-              <w:top w:w="50" w:type="dxa"/>
-              <w:left w:w="90" w:type="dxa"/>
-              <w:bottom w:w="50" w:type="dxa"/>
-              <w:right w:w="90" w:type="dxa"/>
-            </w:tcMar>
             <w:vAlign w:val="center"/>
           </w:tcPr>
           <w:p>
@@ -21626,12 +19398,6 @@
               <w:right w:val="single" w:sz="6" w:space="0" w:color="1F3864"/>
             </w:tcBorders>
             <w:shd w:val="clear" w:color="auto" w:fill="D9E2F3"/>
-            <w:tcMar>
-              <w:top w:w="50" w:type="dxa"/>
-              <w:left w:w="90" w:type="dxa"/>
-              <w:bottom w:w="50" w:type="dxa"/>
-              <w:right w:w="90" w:type="dxa"/>
-            </w:tcMar>
             <w:vAlign w:val="center"/>
           </w:tcPr>
           <w:p>
@@ -21664,12 +19430,6 @@
               <w:right w:val="single" w:sz="6" w:space="0" w:color="1F3864"/>
             </w:tcBorders>
             <w:shd w:val="clear" w:color="auto" w:fill="D9E2F3"/>
-            <w:tcMar>
-              <w:top w:w="50" w:type="dxa"/>
-              <w:left w:w="90" w:type="dxa"/>
-              <w:bottom w:w="50" w:type="dxa"/>
-              <w:right w:w="90" w:type="dxa"/>
-            </w:tcMar>
             <w:vAlign w:val="center"/>
           </w:tcPr>
           <w:p>
@@ -21702,12 +19462,6 @@
               <w:right w:val="single" w:sz="6" w:space="0" w:color="1F3864"/>
             </w:tcBorders>
             <w:shd w:val="clear" w:color="auto" w:fill="D9E2F3"/>
-            <w:tcMar>
-              <w:top w:w="50" w:type="dxa"/>
-              <w:left w:w="90" w:type="dxa"/>
-              <w:bottom w:w="50" w:type="dxa"/>
-              <w:right w:w="90" w:type="dxa"/>
-            </w:tcMar>
             <w:vAlign w:val="center"/>
           </w:tcPr>
           <w:p>
@@ -21767,12 +19521,6 @@
               <w:right w:val="single" w:sz="6" w:space="0" w:color="1F3864"/>
             </w:tcBorders>
             <w:shd w:val="clear" w:color="auto" w:fill="D9E2F3"/>
-            <w:tcMar>
-              <w:top w:w="50" w:type="dxa"/>
-              <w:left w:w="90" w:type="dxa"/>
-              <w:bottom w:w="50" w:type="dxa"/>
-              <w:right w:w="90" w:type="dxa"/>
-            </w:tcMar>
             <w:vAlign w:val="center"/>
           </w:tcPr>
           <w:p>
@@ -21805,12 +19553,6 @@
               <w:right w:val="single" w:sz="6" w:space="0" w:color="1F3864"/>
             </w:tcBorders>
             <w:shd w:val="clear" w:color="auto" w:fill="D9E2F3"/>
-            <w:tcMar>
-              <w:top w:w="50" w:type="dxa"/>
-              <w:left w:w="90" w:type="dxa"/>
-              <w:bottom w:w="50" w:type="dxa"/>
-              <w:right w:w="90" w:type="dxa"/>
-            </w:tcMar>
             <w:vAlign w:val="center"/>
           </w:tcPr>
           <w:p>
@@ -21843,12 +19585,6 @@
               <w:right w:val="single" w:sz="6" w:space="0" w:color="1F3864"/>
             </w:tcBorders>
             <w:shd w:val="clear" w:color="auto" w:fill="D9E2F3"/>
-            <w:tcMar>
-              <w:top w:w="50" w:type="dxa"/>
-              <w:left w:w="90" w:type="dxa"/>
-              <w:bottom w:w="50" w:type="dxa"/>
-              <w:right w:w="90" w:type="dxa"/>
-            </w:tcMar>
             <w:vAlign w:val="center"/>
           </w:tcPr>
           <w:p>
@@ -21881,12 +19617,6 @@
               <w:right w:val="single" w:sz="6" w:space="0" w:color="1F3864"/>
             </w:tcBorders>
             <w:shd w:val="clear" w:color="auto" w:fill="D9E2F3"/>
-            <w:tcMar>
-              <w:top w:w="50" w:type="dxa"/>
-              <w:left w:w="90" w:type="dxa"/>
-              <w:bottom w:w="50" w:type="dxa"/>
-              <w:right w:w="90" w:type="dxa"/>
-            </w:tcMar>
             <w:vAlign w:val="center"/>
           </w:tcPr>
           <w:p>
@@ -21946,12 +19676,6 @@
               <w:right w:val="single" w:sz="6" w:space="0" w:color="1F3864"/>
             </w:tcBorders>
             <w:shd w:val="clear" w:color="auto" w:fill="D9E2F3"/>
-            <w:tcMar>
-              <w:top w:w="50" w:type="dxa"/>
-              <w:left w:w="90" w:type="dxa"/>
-              <w:bottom w:w="50" w:type="dxa"/>
-              <w:right w:w="90" w:type="dxa"/>
-            </w:tcMar>
             <w:vAlign w:val="center"/>
           </w:tcPr>
           <w:p>
@@ -21984,12 +19708,6 @@
               <w:right w:val="single" w:sz="6" w:space="0" w:color="1F3864"/>
             </w:tcBorders>
             <w:shd w:val="clear" w:color="auto" w:fill="D9E2F3"/>
-            <w:tcMar>
-              <w:top w:w="50" w:type="dxa"/>
-              <w:left w:w="90" w:type="dxa"/>
-              <w:bottom w:w="50" w:type="dxa"/>
-              <w:right w:w="90" w:type="dxa"/>
-            </w:tcMar>
             <w:vAlign w:val="center"/>
           </w:tcPr>
           <w:p>
@@ -22022,12 +19740,6 @@
               <w:right w:val="single" w:sz="6" w:space="0" w:color="1F3864"/>
             </w:tcBorders>
             <w:shd w:val="clear" w:color="auto" w:fill="D9E2F3"/>
-            <w:tcMar>
-              <w:top w:w="50" w:type="dxa"/>
-              <w:left w:w="90" w:type="dxa"/>
-              <w:bottom w:w="50" w:type="dxa"/>
-              <w:right w:w="90" w:type="dxa"/>
-            </w:tcMar>
             <w:vAlign w:val="center"/>
           </w:tcPr>
           <w:p>
@@ -22060,12 +19772,6 @@
               <w:right w:val="single" w:sz="6" w:space="0" w:color="1F3864"/>
             </w:tcBorders>
             <w:shd w:val="clear" w:color="auto" w:fill="D9E2F3"/>
-            <w:tcMar>
-              <w:top w:w="50" w:type="dxa"/>
-              <w:left w:w="90" w:type="dxa"/>
-              <w:bottom w:w="50" w:type="dxa"/>
-              <w:right w:w="90" w:type="dxa"/>
-            </w:tcMar>
             <w:vAlign w:val="center"/>
           </w:tcPr>
           <w:p>
@@ -22125,12 +19831,6 @@
               <w:right w:val="single" w:sz="6" w:space="0" w:color="1F3864"/>
             </w:tcBorders>
             <w:shd w:val="clear" w:color="auto" w:fill="D9E2F3"/>
-            <w:tcMar>
-              <w:top w:w="50" w:type="dxa"/>
-              <w:left w:w="90" w:type="dxa"/>
-              <w:bottom w:w="50" w:type="dxa"/>
-              <w:right w:w="90" w:type="dxa"/>
-            </w:tcMar>
             <w:vAlign w:val="center"/>
           </w:tcPr>
           <w:p>
@@ -22175,12 +19875,6 @@
               <w:right w:val="single" w:sz="6" w:space="0" w:color="1F3864"/>
             </w:tcBorders>
             <w:shd w:val="clear" w:color="auto" w:fill="4472C4"/>
-            <w:tcMar>
-              <w:top w:w="50" w:type="dxa"/>
-              <w:left w:w="90" w:type="dxa"/>
-              <w:bottom w:w="50" w:type="dxa"/>
-              <w:right w:w="90" w:type="dxa"/>
-            </w:tcMar>
             <w:vAlign w:val="center"/>
           </w:tcPr>
           <w:p>
@@ -22247,12 +19941,6 @@
               <w:right w:val="single" w:sz="6" w:space="0" w:color="1F3864"/>
             </w:tcBorders>
             <w:shd w:val="clear" w:color="auto" w:fill="4472C4"/>
-            <w:tcMar>
-              <w:top w:w="50" w:type="dxa"/>
-              <w:left w:w="90" w:type="dxa"/>
-              <w:bottom w:w="50" w:type="dxa"/>
-              <w:right w:w="90" w:type="dxa"/>
-            </w:tcMar>
             <w:vAlign w:val="center"/>
           </w:tcPr>
           <w:p>
@@ -22292,12 +19980,6 @@
               <w:right w:val="single" w:sz="6" w:space="0" w:color="1F3864"/>
             </w:tcBorders>
             <w:shd w:val="clear" w:color="auto" w:fill="4472C4"/>
-            <w:tcMar>
-              <w:top w:w="50" w:type="dxa"/>
-              <w:left w:w="90" w:type="dxa"/>
-              <w:bottom w:w="50" w:type="dxa"/>
-              <w:right w:w="90" w:type="dxa"/>
-            </w:tcMar>
             <w:vAlign w:val="center"/>
           </w:tcPr>
           <w:p>
@@ -22337,12 +20019,6 @@
               <w:right w:val="single" w:sz="6" w:space="0" w:color="1F3864"/>
             </w:tcBorders>
             <w:shd w:val="clear" w:color="auto" w:fill="4472C4"/>
-            <w:tcMar>
-              <w:top w:w="50" w:type="dxa"/>
-              <w:left w:w="90" w:type="dxa"/>
-              <w:bottom w:w="50" w:type="dxa"/>
-              <w:right w:w="90" w:type="dxa"/>
-            </w:tcMar>
             <w:vAlign w:val="center"/>
           </w:tcPr>
           <w:p>
@@ -22382,12 +20058,6 @@
               <w:right w:val="single" w:sz="6" w:space="0" w:color="1F3864"/>
             </w:tcBorders>
             <w:shd w:val="clear" w:color="auto" w:fill="4472C4"/>
-            <w:tcMar>
-              <w:top w:w="50" w:type="dxa"/>
-              <w:left w:w="90" w:type="dxa"/>
-              <w:bottom w:w="50" w:type="dxa"/>
-              <w:right w:w="90" w:type="dxa"/>
-            </w:tcMar>
             <w:vAlign w:val="center"/>
           </w:tcPr>
           <w:p>
@@ -22454,12 +20124,6 @@
               <w:right w:val="single" w:sz="6" w:space="0" w:color="1F3864"/>
             </w:tcBorders>
             <w:shd w:val="clear" w:color="auto" w:fill="D9E2F3"/>
-            <w:tcMar>
-              <w:top w:w="50" w:type="dxa"/>
-              <w:left w:w="90" w:type="dxa"/>
-              <w:bottom w:w="50" w:type="dxa"/>
-              <w:right w:w="90" w:type="dxa"/>
-            </w:tcMar>
             <w:vAlign w:val="center"/>
           </w:tcPr>
           <w:p>
@@ -22492,12 +20156,6 @@
               <w:right w:val="single" w:sz="6" w:space="0" w:color="1F3864"/>
             </w:tcBorders>
             <w:shd w:val="clear" w:color="auto" w:fill="D9E2F3"/>
-            <w:tcMar>
-              <w:top w:w="50" w:type="dxa"/>
-              <w:left w:w="90" w:type="dxa"/>
-              <w:bottom w:w="50" w:type="dxa"/>
-              <w:right w:w="90" w:type="dxa"/>
-            </w:tcMar>
             <w:vAlign w:val="center"/>
           </w:tcPr>
           <w:p>
@@ -22530,12 +20188,6 @@
               <w:right w:val="single" w:sz="6" w:space="0" w:color="1F3864"/>
             </w:tcBorders>
             <w:shd w:val="clear" w:color="auto" w:fill="D9E2F3"/>
-            <w:tcMar>
-              <w:top w:w="50" w:type="dxa"/>
-              <w:left w:w="90" w:type="dxa"/>
-              <w:bottom w:w="50" w:type="dxa"/>
-              <w:right w:w="90" w:type="dxa"/>
-            </w:tcMar>
             <w:vAlign w:val="center"/>
           </w:tcPr>
           <w:p>
@@ -22568,12 +20220,6 @@
               <w:right w:val="single" w:sz="6" w:space="0" w:color="1F3864"/>
             </w:tcBorders>
             <w:shd w:val="clear" w:color="auto" w:fill="D9E2F3"/>
-            <w:tcMar>
-              <w:top w:w="50" w:type="dxa"/>
-              <w:left w:w="90" w:type="dxa"/>
-              <w:bottom w:w="50" w:type="dxa"/>
-              <w:right w:w="90" w:type="dxa"/>
-            </w:tcMar>
             <w:vAlign w:val="center"/>
           </w:tcPr>
           <w:p>
@@ -22633,12 +20279,6 @@
               <w:right w:val="single" w:sz="6" w:space="0" w:color="1F3864"/>
             </w:tcBorders>
             <w:shd w:val="clear" w:color="auto" w:fill="D9E2F3"/>
-            <w:tcMar>
-              <w:top w:w="50" w:type="dxa"/>
-              <w:left w:w="90" w:type="dxa"/>
-              <w:bottom w:w="50" w:type="dxa"/>
-              <w:right w:w="90" w:type="dxa"/>
-            </w:tcMar>
             <w:vAlign w:val="center"/>
           </w:tcPr>
           <w:p>
@@ -22671,12 +20311,6 @@
               <w:right w:val="single" w:sz="6" w:space="0" w:color="1F3864"/>
             </w:tcBorders>
             <w:shd w:val="clear" w:color="auto" w:fill="D9E2F3"/>
-            <w:tcMar>
-              <w:top w:w="50" w:type="dxa"/>
-              <w:left w:w="90" w:type="dxa"/>
-              <w:bottom w:w="50" w:type="dxa"/>
-              <w:right w:w="90" w:type="dxa"/>
-            </w:tcMar>
             <w:vAlign w:val="center"/>
           </w:tcPr>
           <w:p>
@@ -22709,12 +20343,6 @@
               <w:right w:val="single" w:sz="6" w:space="0" w:color="1F3864"/>
             </w:tcBorders>
             <w:shd w:val="clear" w:color="auto" w:fill="D9E2F3"/>
-            <w:tcMar>
-              <w:top w:w="50" w:type="dxa"/>
-              <w:left w:w="90" w:type="dxa"/>
-              <w:bottom w:w="50" w:type="dxa"/>
-              <w:right w:w="90" w:type="dxa"/>
-            </w:tcMar>
             <w:vAlign w:val="center"/>
           </w:tcPr>
           <w:p>
@@ -22747,12 +20375,6 @@
               <w:right w:val="single" w:sz="6" w:space="0" w:color="1F3864"/>
             </w:tcBorders>
             <w:shd w:val="clear" w:color="auto" w:fill="D9E2F3"/>
-            <w:tcMar>
-              <w:top w:w="50" w:type="dxa"/>
-              <w:left w:w="90" w:type="dxa"/>
-              <w:bottom w:w="50" w:type="dxa"/>
-              <w:right w:w="90" w:type="dxa"/>
-            </w:tcMar>
             <w:vAlign w:val="center"/>
           </w:tcPr>
           <w:p>
@@ -22812,12 +20434,6 @@
               <w:right w:val="single" w:sz="6" w:space="0" w:color="1F3864"/>
             </w:tcBorders>
             <w:shd w:val="clear" w:color="auto" w:fill="D9E2F3"/>
-            <w:tcMar>
-              <w:top w:w="50" w:type="dxa"/>
-              <w:left w:w="90" w:type="dxa"/>
-              <w:bottom w:w="50" w:type="dxa"/>
-              <w:right w:w="90" w:type="dxa"/>
-            </w:tcMar>
             <w:vAlign w:val="center"/>
           </w:tcPr>
           <w:p>
@@ -22850,12 +20466,6 @@
               <w:right w:val="single" w:sz="6" w:space="0" w:color="1F3864"/>
             </w:tcBorders>
             <w:shd w:val="clear" w:color="auto" w:fill="D9E2F3"/>
-            <w:tcMar>
-              <w:top w:w="50" w:type="dxa"/>
-              <w:left w:w="90" w:type="dxa"/>
-              <w:bottom w:w="50" w:type="dxa"/>
-              <w:right w:w="90" w:type="dxa"/>
-            </w:tcMar>
             <w:vAlign w:val="center"/>
           </w:tcPr>
           <w:p>
@@ -22888,12 +20498,6 @@
               <w:right w:val="single" w:sz="6" w:space="0" w:color="1F3864"/>
             </w:tcBorders>
             <w:shd w:val="clear" w:color="auto" w:fill="D9E2F3"/>
-            <w:tcMar>
-              <w:top w:w="50" w:type="dxa"/>
-              <w:left w:w="90" w:type="dxa"/>
-              <w:bottom w:w="50" w:type="dxa"/>
-              <w:right w:w="90" w:type="dxa"/>
-            </w:tcMar>
             <w:vAlign w:val="center"/>
           </w:tcPr>
           <w:p>
@@ -22926,12 +20530,6 @@
               <w:right w:val="single" w:sz="6" w:space="0" w:color="1F3864"/>
             </w:tcBorders>
             <w:shd w:val="clear" w:color="auto" w:fill="D9E2F3"/>
-            <w:tcMar>
-              <w:top w:w="50" w:type="dxa"/>
-              <w:left w:w="90" w:type="dxa"/>
-              <w:bottom w:w="50" w:type="dxa"/>
-              <w:right w:w="90" w:type="dxa"/>
-            </w:tcMar>
             <w:vAlign w:val="center"/>
           </w:tcPr>
           <w:p>
@@ -22990,12 +20588,6 @@
               <w:right w:val="single" w:sz="6" w:space="0" w:color="1F3864"/>
             </w:tcBorders>
             <w:shd w:val="clear" w:color="auto" w:fill="4472C4"/>
-            <w:tcMar>
-              <w:top w:w="50" w:type="dxa"/>
-              <w:left w:w="90" w:type="dxa"/>
-              <w:bottom w:w="50" w:type="dxa"/>
-              <w:right w:w="90" w:type="dxa"/>
-            </w:tcMar>
             <w:vAlign w:val="center"/>
           </w:tcPr>
           <w:p>
@@ -23034,12 +20626,6 @@
               <w:right w:val="single" w:sz="6" w:space="0" w:color="1F3864"/>
             </w:tcBorders>
             <w:shd w:val="clear" w:color="auto" w:fill="4472C4"/>
-            <w:tcMar>
-              <w:top w:w="50" w:type="dxa"/>
-              <w:left w:w="90" w:type="dxa"/>
-              <w:bottom w:w="50" w:type="dxa"/>
-              <w:right w:w="90" w:type="dxa"/>
-            </w:tcMar>
             <w:vAlign w:val="center"/>
           </w:tcPr>
           <w:p>
@@ -23069,6 +20655,55 @@
           </w:p>
         </w:tc>
       </w:tr>
+    </w:tbl>
+    <w:p>
+      <w:pPr>
+        <w:spacing w:before="0" w:after="0" w:line="240" w:lineRule="auto"/>
+        <w:rPr>
+          <w:sz w:val="18"/>
+          <w:szCs w:val="18"/>
+        </w:rPr>
+      </w:pPr>
+    </w:p>
+    <w:tbl>
+      <w:tblPr>
+        <w:tblW w:w="9405" w:type="dxa"/>
+        <w:jc w:val="center"/>
+        <w:tblBorders>
+          <w:top w:val="single" w:sz="6" w:space="0" w:color="1F3864"/>
+          <w:left w:val="single" w:sz="6" w:space="0" w:color="1F3864"/>
+          <w:bottom w:val="single" w:sz="6" w:space="0" w:color="1F3864"/>
+          <w:right w:val="single" w:sz="6" w:space="0" w:color="1F3864"/>
+          <w:insideH w:val="single" w:sz="6" w:space="0" w:color="1F3864"/>
+          <w:insideV w:val="single" w:sz="6" w:space="0" w:color="1F3864"/>
+        </w:tblBorders>
+        <w:tblLayout w:type="fixed"/>
+        <w:tblCellMar>
+          <w:top w:w="40" w:type="dxa"/>
+          <w:left w:w="90" w:type="dxa"/>
+          <w:bottom w:w="40" w:type="dxa"/>
+          <w:right w:w="90" w:type="dxa"/>
+        </w:tblCellMar>
+        <w:tblLook w:val="04A0" w:firstRow="1" w:lastRow="0" w:firstColumn="1" w:lastColumn="0" w:noHBand="0" w:noVBand="1"/>
+      </w:tblPr>
+      <w:tblGrid>
+        <w:gridCol w:w="1175"/>
+        <w:gridCol w:w="391"/>
+        <w:gridCol w:w="391"/>
+        <w:gridCol w:w="391"/>
+        <w:gridCol w:w="783"/>
+        <w:gridCol w:w="391"/>
+        <w:gridCol w:w="391"/>
+        <w:gridCol w:w="783"/>
+        <w:gridCol w:w="783"/>
+        <w:gridCol w:w="391"/>
+        <w:gridCol w:w="391"/>
+        <w:gridCol w:w="391"/>
+        <w:gridCol w:w="391"/>
+        <w:gridCol w:w="391"/>
+        <w:gridCol w:w="391"/>
+        <w:gridCol w:w="1567"/>
+      </w:tblGrid>
       <w:tr>
         <w:tc>
           <w:tcPr>
@@ -23081,12 +20716,6 @@
               <w:right w:val="single" w:sz="6" w:space="0" w:color="1F3864"/>
             </w:tcBorders>
             <w:shd w:val="clear" w:color="auto" w:fill="D9E2F3"/>
-            <w:tcMar>
-              <w:top w:w="50" w:type="dxa"/>
-              <w:left w:w="90" w:type="dxa"/>
-              <w:bottom w:w="50" w:type="dxa"/>
-              <w:right w:w="90" w:type="dxa"/>
-            </w:tcMar>
           </w:tcPr>
           <w:p>
             <w:pPr>
@@ -24042,12 +21671,6 @@
               <w:right w:val="single" w:sz="6" w:space="0" w:color="1F3864"/>
             </w:tcBorders>
             <w:shd w:val="clear" w:color="auto" w:fill="D9E2F3"/>
-            <w:tcMar>
-              <w:top w:w="50" w:type="dxa"/>
-              <w:left w:w="90" w:type="dxa"/>
-              <w:bottom w:w="50" w:type="dxa"/>
-              <w:right w:w="90" w:type="dxa"/>
-            </w:tcMar>
           </w:tcPr>
           <w:p>
             <w:pPr>
